--- a/output_AO/Camin Maneciu/Raport_Oferta_2.docx
+++ b/output_AO/Camin Maneciu/Raport_Oferta_2.docx
@@ -3360,9 +3360,173 @@
               <w:rPr>
                 <w:b w:val="0"/>
                 <w:sz w:val="16"/>
+              </w:rPr>
+              <w:t>CI05B</w:t>
+            </w:r>
+          </w:p>
+        </w:tc>
+        <w:tc>
+          <w:tcPr>
+            <w:tcW w:type="dxa" w:w="1984"/>
+            <w:shd w:fill="FFFF99" w:val="clear"/>
+          </w:tcPr>
+          <w:p>
+            <w:r>
+              <w:rPr>
+                <w:b w:val="0"/>
+                <w:sz w:val="16"/>
+              </w:rPr>
+              <w:t>1# - placi ceramice h=1.5m - pereti</w:t>
+            </w:r>
+          </w:p>
+        </w:tc>
+        <w:tc>
+          <w:tcPr>
+            <w:tcW w:type="dxa" w:w="454"/>
+            <w:shd w:fill="FFFF99" w:val="clear"/>
+          </w:tcPr>
+          <w:p>
+            <w:r>
+              <w:rPr>
+                <w:b w:val="0"/>
+                <w:sz w:val="16"/>
+              </w:rPr>
+              <w:t>mp</w:t>
+            </w:r>
+          </w:p>
+        </w:tc>
+        <w:tc>
+          <w:tcPr>
+            <w:tcW w:type="dxa" w:w="680"/>
+            <w:shd w:fill="FFFF99" w:val="clear"/>
+          </w:tcPr>
+          <w:p>
+            <w:r>
+              <w:rPr>
+                <w:b w:val="0"/>
+                <w:sz w:val="16"/>
+              </w:rPr>
+              <w:t>156.2</w:t>
+            </w:r>
+          </w:p>
+        </w:tc>
+        <w:tc>
+          <w:tcPr>
+            <w:tcW w:type="dxa" w:w="3572"/>
+            <w:shd w:fill="FFFF99" w:val="clear"/>
+          </w:tcPr>
+          <w:p>
+            <w:r>
+              <w:rPr>
+                <w:b w:val="0"/>
+                <w:color w:val="CC0000"/>
+                <w:sz w:val="16"/>
+              </w:rPr>
+              <w:t>Articol suplimentar în ofertă (nu există în referință)</w:t>
+            </w:r>
+          </w:p>
+        </w:tc>
+      </w:tr>
+      <w:tr>
+        <w:tc>
+          <w:tcPr>
+            <w:tcW w:type="dxa" w:w="397"/>
+            <w:shd w:fill="FFFF99" w:val="clear"/>
+          </w:tcPr>
+          <w:p>
+            <w:r>
+              <w:rPr>
+                <w:b w:val="0"/>
+                <w:sz w:val="16"/>
+              </w:rPr>
+              <w:t>18</w:t>
+            </w:r>
+          </w:p>
+        </w:tc>
+        <w:tc>
+          <w:tcPr>
+            <w:tcW w:type="dxa" w:w="1701"/>
+            <w:shd w:fill="FFFF99" w:val="clear"/>
+          </w:tcPr>
+          <w:p>
+            <w:r>
+              <w:rPr>
+                <w:b w:val="0"/>
+                <w:sz w:val="16"/>
+              </w:rPr>
+              <w:t>4.1-04 - Arhitectura conexe tip II</w:t>
+            </w:r>
+          </w:p>
+        </w:tc>
+        <w:tc>
+          <w:tcPr>
+            <w:tcW w:type="dxa" w:w="850"/>
+            <w:shd w:fill="FFFF99" w:val="clear"/>
+          </w:tcPr>
+          <w:p>
+            <w:r>
+              <w:rPr>
+                <w:b w:val="0"/>
+                <w:sz w:val="16"/>
+              </w:rPr>
+            </w:r>
+          </w:p>
+        </w:tc>
+        <w:tc>
+          <w:tcPr>
+            <w:tcW w:type="dxa" w:w="1984"/>
+            <w:shd w:fill="FFFF99" w:val="clear"/>
+          </w:tcPr>
+          <w:p>
+            <w:r>
+              <w:rPr>
+                <w:b w:val="0"/>
+                <w:sz w:val="16"/>
+              </w:rPr>
+            </w:r>
+          </w:p>
+        </w:tc>
+        <w:tc>
+          <w:tcPr>
+            <w:tcW w:type="dxa" w:w="454"/>
+            <w:shd w:fill="FFFF99" w:val="clear"/>
+          </w:tcPr>
+          <w:p>
+            <w:r>
+              <w:rPr>
+                <w:b w:val="0"/>
+                <w:sz w:val="16"/>
+              </w:rPr>
+            </w:r>
+          </w:p>
+        </w:tc>
+        <w:tc>
+          <w:tcPr>
+            <w:tcW w:type="dxa" w:w="680"/>
+            <w:shd w:fill="FFFF99" w:val="clear"/>
+          </w:tcPr>
+          <w:p>
+            <w:r>
+              <w:rPr>
+                <w:b w:val="0"/>
+                <w:sz w:val="16"/>
+              </w:rPr>
+            </w:r>
+          </w:p>
+        </w:tc>
+        <w:tc>
+          <w:tcPr>
+            <w:tcW w:type="dxa" w:w="850"/>
+            <w:shd w:fill="FFFF99" w:val="clear"/>
+          </w:tcPr>
+          <w:p>
+            <w:r>
+              <w:rPr>
+                <w:b w:val="0"/>
+                <w:sz w:val="16"/>
                 <w:u w:val="single"/>
               </w:rPr>
-              <w:t>CI05A</w:t>
+              <w:t>QCK04A01</w:t>
             </w:r>
           </w:p>
           <w:p>
@@ -3374,7 +3538,7 @@
                 <w:b w:val="0"/>
                 <w:sz w:val="16"/>
               </w:rPr>
-              <w:t>$7318706</w:t>
+              <w:t>$8558114</w:t>
             </w:r>
           </w:p>
         </w:tc>
@@ -3389,7 +3553,7 @@
                 <w:b w:val="0"/>
                 <w:sz w:val="16"/>
               </w:rPr>
-              <w:t>distantieri rost pvc model m6</w:t>
+              <w:t>tirant-tija cu bucla 750 mm</w:t>
             </w:r>
           </w:p>
         </w:tc>
@@ -3419,7 +3583,7 @@
                 <w:b w:val="0"/>
                 <w:sz w:val="16"/>
               </w:rPr>
-              <w:t>300.73</w:t>
+              <w:t>1.48</w:t>
             </w:r>
           </w:p>
         </w:tc>
@@ -3452,7 +3616,7 @@
                 <w:b w:val="0"/>
                 <w:sz w:val="16"/>
               </w:rPr>
-              <w:t>18</w:t>
+              <w:t>19</w:t>
             </w:r>
           </w:p>
         </w:tc>
@@ -3629,7 +3793,7 @@
                 <w:b w:val="0"/>
                 <w:sz w:val="16"/>
               </w:rPr>
-              <w:t>19</w:t>
+              <w:t>20</w:t>
             </w:r>
           </w:p>
         </w:tc>
@@ -3716,7 +3880,7 @@
                 <w:sz w:val="16"/>
                 <w:u w:val="single"/>
               </w:rPr>
-              <w:t>QCK04A01</w:t>
+              <w:t>CB14C</w:t>
             </w:r>
           </w:p>
           <w:p>
@@ -3728,7 +3892,7 @@
                 <w:b w:val="0"/>
                 <w:sz w:val="16"/>
               </w:rPr>
-              <w:t>$8558114</w:t>
+              <w:t>$2901166</w:t>
             </w:r>
           </w:p>
         </w:tc>
@@ -3743,7 +3907,7 @@
                 <w:b w:val="0"/>
                 <w:sz w:val="16"/>
               </w:rPr>
-              <w:t>tirant-tija cu bucla 750 mm</w:t>
+              <w:t>lemn rotund ras.(bile manele) d = 12- 15 cm l =...</w:t>
             </w:r>
           </w:p>
         </w:tc>
@@ -3758,7 +3922,7 @@
                 <w:b w:val="0"/>
                 <w:sz w:val="16"/>
               </w:rPr>
-              <w:t>buc</w:t>
+              <w:t>mc</w:t>
             </w:r>
           </w:p>
         </w:tc>
@@ -3773,7 +3937,7 @@
                 <w:b w:val="0"/>
                 <w:sz w:val="16"/>
               </w:rPr>
-              <w:t>1.48</w:t>
+              <w:t>0.06</w:t>
             </w:r>
           </w:p>
         </w:tc>
@@ -3806,7 +3970,7 @@
                 <w:b w:val="0"/>
                 <w:sz w:val="16"/>
               </w:rPr>
-              <w:t>20</w:t>
+              <w:t>21</w:t>
             </w:r>
           </w:p>
         </w:tc>
@@ -3938,170 +4102,6 @@
                 <w:sz w:val="16"/>
               </w:rPr>
               <w:t>24.47</w:t>
-            </w:r>
-          </w:p>
-        </w:tc>
-        <w:tc>
-          <w:tcPr>
-            <w:tcW w:type="dxa" w:w="3572"/>
-            <w:shd w:fill="FFFF99" w:val="clear"/>
-          </w:tcPr>
-          <w:p>
-            <w:r>
-              <w:rPr>
-                <w:b w:val="0"/>
-                <w:color w:val="CC0000"/>
-                <w:sz w:val="16"/>
-              </w:rPr>
-              <w:t>Articol suplimentar în ofertă (nu există în referință)</w:t>
-            </w:r>
-          </w:p>
-        </w:tc>
-      </w:tr>
-      <w:tr>
-        <w:tc>
-          <w:tcPr>
-            <w:tcW w:type="dxa" w:w="397"/>
-            <w:shd w:fill="FFFF99" w:val="clear"/>
-          </w:tcPr>
-          <w:p>
-            <w:r>
-              <w:rPr>
-                <w:b w:val="0"/>
-                <w:sz w:val="16"/>
-              </w:rPr>
-              <w:t>21</w:t>
-            </w:r>
-          </w:p>
-        </w:tc>
-        <w:tc>
-          <w:tcPr>
-            <w:tcW w:type="dxa" w:w="1701"/>
-            <w:shd w:fill="FFFF99" w:val="clear"/>
-          </w:tcPr>
-          <w:p>
-            <w:r>
-              <w:rPr>
-                <w:b w:val="0"/>
-                <w:sz w:val="16"/>
-              </w:rPr>
-              <w:t>4.1-04 - Arhitectura conexe tip II</w:t>
-            </w:r>
-          </w:p>
-        </w:tc>
-        <w:tc>
-          <w:tcPr>
-            <w:tcW w:type="dxa" w:w="850"/>
-            <w:shd w:fill="FFFF99" w:val="clear"/>
-          </w:tcPr>
-          <w:p>
-            <w:r>
-              <w:rPr>
-                <w:b w:val="0"/>
-                <w:sz w:val="16"/>
-              </w:rPr>
-            </w:r>
-          </w:p>
-        </w:tc>
-        <w:tc>
-          <w:tcPr>
-            <w:tcW w:type="dxa" w:w="1984"/>
-            <w:shd w:fill="FFFF99" w:val="clear"/>
-          </w:tcPr>
-          <w:p>
-            <w:r>
-              <w:rPr>
-                <w:b w:val="0"/>
-                <w:sz w:val="16"/>
-              </w:rPr>
-            </w:r>
-          </w:p>
-        </w:tc>
-        <w:tc>
-          <w:tcPr>
-            <w:tcW w:type="dxa" w:w="454"/>
-            <w:shd w:fill="FFFF99" w:val="clear"/>
-          </w:tcPr>
-          <w:p>
-            <w:r>
-              <w:rPr>
-                <w:b w:val="0"/>
-                <w:sz w:val="16"/>
-              </w:rPr>
-            </w:r>
-          </w:p>
-        </w:tc>
-        <w:tc>
-          <w:tcPr>
-            <w:tcW w:type="dxa" w:w="680"/>
-            <w:shd w:fill="FFFF99" w:val="clear"/>
-          </w:tcPr>
-          <w:p>
-            <w:r>
-              <w:rPr>
-                <w:b w:val="0"/>
-                <w:sz w:val="16"/>
-              </w:rPr>
-            </w:r>
-          </w:p>
-        </w:tc>
-        <w:tc>
-          <w:tcPr>
-            <w:tcW w:type="dxa" w:w="850"/>
-            <w:shd w:fill="FFFF99" w:val="clear"/>
-          </w:tcPr>
-          <w:p>
-            <w:r>
-              <w:rPr>
-                <w:b w:val="0"/>
-                <w:sz w:val="16"/>
-              </w:rPr>
-              <w:t>CI05B</w:t>
-            </w:r>
-          </w:p>
-        </w:tc>
-        <w:tc>
-          <w:tcPr>
-            <w:tcW w:type="dxa" w:w="1984"/>
-            <w:shd w:fill="FFFF99" w:val="clear"/>
-          </w:tcPr>
-          <w:p>
-            <w:r>
-              <w:rPr>
-                <w:b w:val="0"/>
-                <w:sz w:val="16"/>
-              </w:rPr>
-              <w:t>1# - placi ceramice h=1.5m - pereti</w:t>
-            </w:r>
-          </w:p>
-        </w:tc>
-        <w:tc>
-          <w:tcPr>
-            <w:tcW w:type="dxa" w:w="454"/>
-            <w:shd w:fill="FFFF99" w:val="clear"/>
-          </w:tcPr>
-          <w:p>
-            <w:r>
-              <w:rPr>
-                <w:b w:val="0"/>
-                <w:sz w:val="16"/>
-              </w:rPr>
-              <w:t>mp</w:t>
-            </w:r>
-          </w:p>
-        </w:tc>
-        <w:tc>
-          <w:tcPr>
-            <w:tcW w:type="dxa" w:w="680"/>
-            <w:shd w:fill="FFFF99" w:val="clear"/>
-          </w:tcPr>
-          <w:p>
-            <w:r>
-              <w:rPr>
-                <w:b w:val="0"/>
-                <w:sz w:val="16"/>
-              </w:rPr>
-              <w:t>156.2</w:t>
             </w:r>
           </w:p>
         </w:tc>
@@ -4398,7 +4398,7 @@
                 <w:sz w:val="16"/>
                 <w:u w:val="single"/>
               </w:rPr>
-              <w:t>CB14C</w:t>
+              <w:t>CI05A</w:t>
             </w:r>
           </w:p>
           <w:p>
@@ -4410,7 +4410,7 @@
                 <w:b w:val="0"/>
                 <w:sz w:val="16"/>
               </w:rPr>
-              <w:t>$2904080</w:t>
+              <w:t>$7318706</w:t>
             </w:r>
           </w:p>
         </w:tc>
@@ -4425,7 +4425,7 @@
                 <w:b w:val="0"/>
                 <w:sz w:val="16"/>
               </w:rPr>
-              <w:t>dulap molid si brad cl a gros = 58mm l3-3,5m lt...</w:t>
+              <w:t>distantieri rost pvc model m6</w:t>
             </w:r>
           </w:p>
         </w:tc>
@@ -4440,7 +4440,7 @@
                 <w:b w:val="0"/>
                 <w:sz w:val="16"/>
               </w:rPr>
-              <w:t>mc</w:t>
+              <w:t>buc</w:t>
             </w:r>
           </w:p>
         </w:tc>
@@ -4455,7 +4455,7 @@
                 <w:b w:val="0"/>
                 <w:sz w:val="16"/>
               </w:rPr>
-              <w:t>0.01</w:t>
+              <w:t>300.73</w:t>
             </w:r>
           </w:p>
         </w:tc>
@@ -4587,7 +4587,7 @@
                 <w:b w:val="0"/>
                 <w:sz w:val="16"/>
               </w:rPr>
-              <w:t>$2901166</w:t>
+              <w:t>$2904080</w:t>
             </w:r>
           </w:p>
         </w:tc>
@@ -4602,7 +4602,7 @@
                 <w:b w:val="0"/>
                 <w:sz w:val="16"/>
               </w:rPr>
-              <w:t>lemn rotund ras.(bile manele) d = 12- 15 cm l =...</w:t>
+              <w:t>dulap molid si brad cl a gros = 58mm l3-3,5m lt...</w:t>
             </w:r>
           </w:p>
         </w:tc>
@@ -4632,7 +4632,7 @@
                 <w:b w:val="0"/>
                 <w:sz w:val="16"/>
               </w:rPr>
-              <w:t>0.06</w:t>
+              <w:t>0.01</w:t>
             </w:r>
           </w:p>
         </w:tc>
@@ -4740,7 +4740,7 @@
                 <w:b/>
                 <w:sz w:val="18"/>
               </w:rPr>
-              <w:t>Capitol de lucrări 4.1-03 — Arhitectura - eligibile tip I  │  LIPSA: 10  │  EXTRA: 5  │  Delta: -5</w:t>
+              <w:t>Capitol de lucrări 4.1-03 — Arhitectura - eligibile tip I  │  LIPSA: 6  │  EXTRA: 5  │  Delta: -1</w:t>
             </w:r>
           </w:p>
         </w:tc>
@@ -5057,7 +5057,6 @@
         <w:tc>
           <w:tcPr>
             <w:tcW w:type="dxa" w:w="397"/>
-            <w:shd w:fill="FFB3B3" w:val="clear"/>
           </w:tcPr>
           <w:p>
             <w:r>
@@ -5072,7 +5071,6 @@
         <w:tc>
           <w:tcPr>
             <w:tcW w:type="dxa" w:w="1701"/>
-            <w:shd w:fill="FFB3B3" w:val="clear"/>
           </w:tcPr>
           <w:p>
             <w:r>
@@ -5087,7 +5085,6 @@
         <w:tc>
           <w:tcPr>
             <w:tcW w:type="dxa" w:w="850"/>
-            <w:shd w:fill="FFB3B3" w:val="clear"/>
           </w:tcPr>
           <w:p>
             <w:r>
@@ -5115,7 +5112,6 @@
         <w:tc>
           <w:tcPr>
             <w:tcW w:type="dxa" w:w="1984"/>
-            <w:shd w:fill="FFB3B3" w:val="clear"/>
           </w:tcPr>
           <w:p>
             <w:r>
@@ -5130,7 +5126,6 @@
         <w:tc>
           <w:tcPr>
             <w:tcW w:type="dxa" w:w="454"/>
-            <w:shd w:fill="FFB3B3" w:val="clear"/>
           </w:tcPr>
           <w:p>
             <w:r>
@@ -5145,7 +5140,6 @@
         <w:tc>
           <w:tcPr>
             <w:tcW w:type="dxa" w:w="680"/>
-            <w:shd w:fill="FFB3B3" w:val="clear"/>
           </w:tcPr>
           <w:p>
             <w:r>
@@ -5160,35 +5154,58 @@
         <w:tc>
           <w:tcPr>
             <w:tcW w:type="dxa" w:w="850"/>
-            <w:shd w:fill="FFB3B3" w:val="clear"/>
-          </w:tcPr>
-          <w:p/>
+          </w:tcPr>
+          <w:p>
+            <w:r>
+              <w:rPr>
+                <w:b w:val="0"/>
+                <w:sz w:val="16"/>
+              </w:rPr>
+            </w:r>
+          </w:p>
         </w:tc>
         <w:tc>
           <w:tcPr>
             <w:tcW w:type="dxa" w:w="1984"/>
-            <w:shd w:fill="FFB3B3" w:val="clear"/>
-          </w:tcPr>
-          <w:p/>
+          </w:tcPr>
+          <w:p>
+            <w:r>
+              <w:rPr>
+                <w:b w:val="0"/>
+                <w:sz w:val="16"/>
+              </w:rPr>
+            </w:r>
+          </w:p>
         </w:tc>
         <w:tc>
           <w:tcPr>
             <w:tcW w:type="dxa" w:w="454"/>
-            <w:shd w:fill="FFB3B3" w:val="clear"/>
-          </w:tcPr>
-          <w:p/>
+          </w:tcPr>
+          <w:p>
+            <w:r>
+              <w:rPr>
+                <w:b w:val="0"/>
+                <w:sz w:val="16"/>
+              </w:rPr>
+            </w:r>
+          </w:p>
         </w:tc>
         <w:tc>
           <w:tcPr>
             <w:tcW w:type="dxa" w:w="680"/>
-            <w:shd w:fill="FFB3B3" w:val="clear"/>
-          </w:tcPr>
-          <w:p/>
+          </w:tcPr>
+          <w:p>
+            <w:r>
+              <w:rPr>
+                <w:b w:val="0"/>
+                <w:sz w:val="16"/>
+              </w:rPr>
+            </w:r>
+          </w:p>
         </w:tc>
         <w:tc>
           <w:tcPr>
             <w:tcW w:type="dxa" w:w="3572"/>
-            <w:shd w:fill="FFB3B3" w:val="clear"/>
           </w:tcPr>
           <w:p>
             <w:r>
@@ -5197,7 +5214,7 @@
                 <w:color w:val="CC0000"/>
                 <w:sz w:val="16"/>
               </w:rPr>
-              <w:t>Articol lipsă din ofertă</w:t>
+              <w:t>DEVIZ_MISMATCH</w:t>
             </w:r>
           </w:p>
         </w:tc>
@@ -5391,7 +5408,6 @@
         <w:tc>
           <w:tcPr>
             <w:tcW w:type="dxa" w:w="397"/>
-            <w:shd w:fill="FFB3B3" w:val="clear"/>
           </w:tcPr>
           <w:p>
             <w:r>
@@ -5406,7 +5422,6 @@
         <w:tc>
           <w:tcPr>
             <w:tcW w:type="dxa" w:w="1701"/>
-            <w:shd w:fill="FFB3B3" w:val="clear"/>
           </w:tcPr>
           <w:p>
             <w:r>
@@ -5421,7 +5436,6 @@
         <w:tc>
           <w:tcPr>
             <w:tcW w:type="dxa" w:w="850"/>
-            <w:shd w:fill="FFB3B3" w:val="clear"/>
           </w:tcPr>
           <w:p>
             <w:r>
@@ -5449,7 +5463,6 @@
         <w:tc>
           <w:tcPr>
             <w:tcW w:type="dxa" w:w="1984"/>
-            <w:shd w:fill="FFB3B3" w:val="clear"/>
           </w:tcPr>
           <w:p>
             <w:r>
@@ -5464,7 +5477,6 @@
         <w:tc>
           <w:tcPr>
             <w:tcW w:type="dxa" w:w="454"/>
-            <w:shd w:fill="FFB3B3" w:val="clear"/>
           </w:tcPr>
           <w:p>
             <w:r>
@@ -5479,7 +5491,6 @@
         <w:tc>
           <w:tcPr>
             <w:tcW w:type="dxa" w:w="680"/>
-            <w:shd w:fill="FFB3B3" w:val="clear"/>
           </w:tcPr>
           <w:p>
             <w:r>
@@ -5494,35 +5505,58 @@
         <w:tc>
           <w:tcPr>
             <w:tcW w:type="dxa" w:w="850"/>
-            <w:shd w:fill="FFB3B3" w:val="clear"/>
-          </w:tcPr>
-          <w:p/>
+          </w:tcPr>
+          <w:p>
+            <w:r>
+              <w:rPr>
+                <w:b w:val="0"/>
+                <w:sz w:val="16"/>
+              </w:rPr>
+            </w:r>
+          </w:p>
         </w:tc>
         <w:tc>
           <w:tcPr>
             <w:tcW w:type="dxa" w:w="1984"/>
-            <w:shd w:fill="FFB3B3" w:val="clear"/>
-          </w:tcPr>
-          <w:p/>
+          </w:tcPr>
+          <w:p>
+            <w:r>
+              <w:rPr>
+                <w:b w:val="0"/>
+                <w:sz w:val="16"/>
+              </w:rPr>
+            </w:r>
+          </w:p>
         </w:tc>
         <w:tc>
           <w:tcPr>
             <w:tcW w:type="dxa" w:w="454"/>
-            <w:shd w:fill="FFB3B3" w:val="clear"/>
-          </w:tcPr>
-          <w:p/>
+          </w:tcPr>
+          <w:p>
+            <w:r>
+              <w:rPr>
+                <w:b w:val="0"/>
+                <w:sz w:val="16"/>
+              </w:rPr>
+            </w:r>
+          </w:p>
         </w:tc>
         <w:tc>
           <w:tcPr>
             <w:tcW w:type="dxa" w:w="680"/>
-            <w:shd w:fill="FFB3B3" w:val="clear"/>
-          </w:tcPr>
-          <w:p/>
+          </w:tcPr>
+          <w:p>
+            <w:r>
+              <w:rPr>
+                <w:b w:val="0"/>
+                <w:sz w:val="16"/>
+              </w:rPr>
+            </w:r>
+          </w:p>
         </w:tc>
         <w:tc>
           <w:tcPr>
             <w:tcW w:type="dxa" w:w="3572"/>
-            <w:shd w:fill="FFB3B3" w:val="clear"/>
           </w:tcPr>
           <w:p>
             <w:r>
@@ -5531,7 +5565,7 @@
                 <w:color w:val="CC0000"/>
                 <w:sz w:val="16"/>
               </w:rPr>
-              <w:t>Articol lipsă din ofertă</w:t>
+              <w:t>DEVIZ_MISMATCH</w:t>
             </w:r>
           </w:p>
         </w:tc>
@@ -5699,7 +5733,6 @@
         <w:tc>
           <w:tcPr>
             <w:tcW w:type="dxa" w:w="397"/>
-            <w:shd w:fill="FFB3B3" w:val="clear"/>
           </w:tcPr>
           <w:p>
             <w:r>
@@ -5714,7 +5747,6 @@
         <w:tc>
           <w:tcPr>
             <w:tcW w:type="dxa" w:w="1701"/>
-            <w:shd w:fill="FFB3B3" w:val="clear"/>
           </w:tcPr>
           <w:p>
             <w:r>
@@ -5729,7 +5761,6 @@
         <w:tc>
           <w:tcPr>
             <w:tcW w:type="dxa" w:w="850"/>
-            <w:shd w:fill="FFB3B3" w:val="clear"/>
           </w:tcPr>
           <w:p>
             <w:r>
@@ -5744,7 +5775,6 @@
         <w:tc>
           <w:tcPr>
             <w:tcW w:type="dxa" w:w="1984"/>
-            <w:shd w:fill="FFB3B3" w:val="clear"/>
           </w:tcPr>
           <w:p>
             <w:r>
@@ -5759,7 +5789,6 @@
         <w:tc>
           <w:tcPr>
             <w:tcW w:type="dxa" w:w="454"/>
-            <w:shd w:fill="FFB3B3" w:val="clear"/>
           </w:tcPr>
           <w:p>
             <w:r>
@@ -5774,7 +5803,6 @@
         <w:tc>
           <w:tcPr>
             <w:tcW w:type="dxa" w:w="680"/>
-            <w:shd w:fill="FFB3B3" w:val="clear"/>
           </w:tcPr>
           <w:p>
             <w:r>
@@ -5789,35 +5817,58 @@
         <w:tc>
           <w:tcPr>
             <w:tcW w:type="dxa" w:w="850"/>
-            <w:shd w:fill="FFB3B3" w:val="clear"/>
-          </w:tcPr>
-          <w:p/>
+          </w:tcPr>
+          <w:p>
+            <w:r>
+              <w:rPr>
+                <w:b w:val="0"/>
+                <w:sz w:val="16"/>
+              </w:rPr>
+            </w:r>
+          </w:p>
         </w:tc>
         <w:tc>
           <w:tcPr>
             <w:tcW w:type="dxa" w:w="1984"/>
-            <w:shd w:fill="FFB3B3" w:val="clear"/>
-          </w:tcPr>
-          <w:p/>
+          </w:tcPr>
+          <w:p>
+            <w:r>
+              <w:rPr>
+                <w:b w:val="0"/>
+                <w:sz w:val="16"/>
+              </w:rPr>
+            </w:r>
+          </w:p>
         </w:tc>
         <w:tc>
           <w:tcPr>
             <w:tcW w:type="dxa" w:w="454"/>
-            <w:shd w:fill="FFB3B3" w:val="clear"/>
-          </w:tcPr>
-          <w:p/>
+          </w:tcPr>
+          <w:p>
+            <w:r>
+              <w:rPr>
+                <w:b w:val="0"/>
+                <w:sz w:val="16"/>
+              </w:rPr>
+            </w:r>
+          </w:p>
         </w:tc>
         <w:tc>
           <w:tcPr>
             <w:tcW w:type="dxa" w:w="680"/>
-            <w:shd w:fill="FFB3B3" w:val="clear"/>
-          </w:tcPr>
-          <w:p/>
+          </w:tcPr>
+          <w:p>
+            <w:r>
+              <w:rPr>
+                <w:b w:val="0"/>
+                <w:sz w:val="16"/>
+              </w:rPr>
+            </w:r>
+          </w:p>
         </w:tc>
         <w:tc>
           <w:tcPr>
             <w:tcW w:type="dxa" w:w="3572"/>
-            <w:shd w:fill="FFB3B3" w:val="clear"/>
           </w:tcPr>
           <w:p>
             <w:r>
@@ -5826,7 +5877,7 @@
                 <w:color w:val="CC0000"/>
                 <w:sz w:val="16"/>
               </w:rPr>
-              <w:t>Articol lipsă din ofertă</w:t>
+              <w:t>DEVIZ_MISMATCH</w:t>
             </w:r>
           </w:p>
         </w:tc>
@@ -6503,7 +6554,6 @@
         <w:tc>
           <w:tcPr>
             <w:tcW w:type="dxa" w:w="397"/>
-            <w:shd w:fill="FFB3B3" w:val="clear"/>
           </w:tcPr>
           <w:p>
             <w:r>
@@ -6518,7 +6568,6 @@
         <w:tc>
           <w:tcPr>
             <w:tcW w:type="dxa" w:w="1701"/>
-            <w:shd w:fill="FFB3B3" w:val="clear"/>
           </w:tcPr>
           <w:p>
             <w:r>
@@ -6533,7 +6582,6 @@
         <w:tc>
           <w:tcPr>
             <w:tcW w:type="dxa" w:w="850"/>
-            <w:shd w:fill="FFB3B3" w:val="clear"/>
           </w:tcPr>
           <w:p>
             <w:r>
@@ -6548,7 +6596,6 @@
         <w:tc>
           <w:tcPr>
             <w:tcW w:type="dxa" w:w="1984"/>
-            <w:shd w:fill="FFB3B3" w:val="clear"/>
           </w:tcPr>
           <w:p>
             <w:r>
@@ -6563,7 +6610,6 @@
         <w:tc>
           <w:tcPr>
             <w:tcW w:type="dxa" w:w="454"/>
-            <w:shd w:fill="FFB3B3" w:val="clear"/>
           </w:tcPr>
           <w:p>
             <w:r>
@@ -6578,7 +6624,6 @@
         <w:tc>
           <w:tcPr>
             <w:tcW w:type="dxa" w:w="680"/>
-            <w:shd w:fill="FFB3B3" w:val="clear"/>
           </w:tcPr>
           <w:p>
             <w:r>
@@ -6593,35 +6638,58 @@
         <w:tc>
           <w:tcPr>
             <w:tcW w:type="dxa" w:w="850"/>
-            <w:shd w:fill="FFB3B3" w:val="clear"/>
-          </w:tcPr>
-          <w:p/>
+          </w:tcPr>
+          <w:p>
+            <w:r>
+              <w:rPr>
+                <w:b w:val="0"/>
+                <w:sz w:val="16"/>
+              </w:rPr>
+            </w:r>
+          </w:p>
         </w:tc>
         <w:tc>
           <w:tcPr>
             <w:tcW w:type="dxa" w:w="1984"/>
-            <w:shd w:fill="FFB3B3" w:val="clear"/>
-          </w:tcPr>
-          <w:p/>
+          </w:tcPr>
+          <w:p>
+            <w:r>
+              <w:rPr>
+                <w:b w:val="0"/>
+                <w:sz w:val="16"/>
+              </w:rPr>
+            </w:r>
+          </w:p>
         </w:tc>
         <w:tc>
           <w:tcPr>
             <w:tcW w:type="dxa" w:w="454"/>
-            <w:shd w:fill="FFB3B3" w:val="clear"/>
-          </w:tcPr>
-          <w:p/>
+          </w:tcPr>
+          <w:p>
+            <w:r>
+              <w:rPr>
+                <w:b w:val="0"/>
+                <w:sz w:val="16"/>
+              </w:rPr>
+            </w:r>
+          </w:p>
         </w:tc>
         <w:tc>
           <w:tcPr>
             <w:tcW w:type="dxa" w:w="680"/>
-            <w:shd w:fill="FFB3B3" w:val="clear"/>
-          </w:tcPr>
-          <w:p/>
+          </w:tcPr>
+          <w:p>
+            <w:r>
+              <w:rPr>
+                <w:b w:val="0"/>
+                <w:sz w:val="16"/>
+              </w:rPr>
+            </w:r>
+          </w:p>
         </w:tc>
         <w:tc>
           <w:tcPr>
             <w:tcW w:type="dxa" w:w="3572"/>
-            <w:shd w:fill="FFB3B3" w:val="clear"/>
           </w:tcPr>
           <w:p>
             <w:r>
@@ -6630,7 +6698,7 @@
                 <w:color w:val="CC0000"/>
                 <w:sz w:val="16"/>
               </w:rPr>
-              <w:t>Articol lipsă din ofertă</w:t>
+              <w:t>DEVIZ_MISMATCH</w:t>
             </w:r>
           </w:p>
         </w:tc>
@@ -7200,7 +7268,7 @@
                 <w:sz w:val="16"/>
                 <w:u w:val="single"/>
               </w:rPr>
-              <w:t>CE04XA</w:t>
+              <w:t>CK25A</w:t>
             </w:r>
           </w:p>
           <w:p>
@@ -7212,7 +7280,7 @@
                 <w:b w:val="0"/>
                 <w:sz w:val="16"/>
               </w:rPr>
-              <w:t>$3667823</w:t>
+              <w:t>$6306495</w:t>
             </w:r>
           </w:p>
         </w:tc>
@@ -7227,7 +7295,7 @@
                 <w:b w:val="0"/>
                 <w:sz w:val="16"/>
               </w:rPr>
-              <w:t>panou cutat ng 447 1,50x 750x2000 ol 34-1n</w:t>
+              <w:t>usa metalica 50 mm, grosim tablei ambele parti ...</w:t>
             </w:r>
           </w:p>
         </w:tc>
@@ -7257,7 +7325,7 @@
                 <w:b w:val="0"/>
                 <w:sz w:val="16"/>
               </w:rPr>
-              <w:t>801.17</w:t>
+              <w:t>5.39</w:t>
             </w:r>
           </w:p>
         </w:tc>
@@ -7377,7 +7445,7 @@
                 <w:sz w:val="16"/>
                 <w:u w:val="single"/>
               </w:rPr>
-              <w:t>CB14A</w:t>
+              <w:t>IZF03A2</w:t>
             </w:r>
           </w:p>
           <w:p>
@@ -7389,7 +7457,7 @@
                 <w:b w:val="0"/>
                 <w:sz w:val="16"/>
               </w:rPr>
-              <w:t>$2904107</w:t>
+              <w:t>$2600048</w:t>
             </w:r>
           </w:p>
         </w:tc>
@@ -7404,7 +7472,7 @@
                 <w:b w:val="0"/>
                 <w:sz w:val="16"/>
               </w:rPr>
-              <w:t>dulap molid si brad cl a gros.75mm l = 4-6m lt....</w:t>
+              <w:t>bitum pentru mat.+lucr.hidroizolatii tip h 80/9...</w:t>
             </w:r>
           </w:p>
         </w:tc>
@@ -7419,7 +7487,7 @@
                 <w:b w:val="0"/>
                 <w:sz w:val="16"/>
               </w:rPr>
-              <w:t>mc</w:t>
+              <w:t>tona</w:t>
             </w:r>
           </w:p>
         </w:tc>
@@ -7434,7 +7502,7 @@
                 <w:b w:val="0"/>
                 <w:sz w:val="16"/>
               </w:rPr>
-              <w:t>0.3</w:t>
+              <w:t>185.17</w:t>
             </w:r>
           </w:p>
         </w:tc>
@@ -7554,7 +7622,7 @@
                 <w:sz w:val="16"/>
                 <w:u w:val="single"/>
               </w:rPr>
-              <w:t>CK25A</w:t>
+              <w:t>CE04XA</w:t>
             </w:r>
           </w:p>
           <w:p>
@@ -7566,7 +7634,7 @@
                 <w:b w:val="0"/>
                 <w:sz w:val="16"/>
               </w:rPr>
-              <w:t>$6306495</w:t>
+              <w:t>$3667823</w:t>
             </w:r>
           </w:p>
         </w:tc>
@@ -7581,7 +7649,7 @@
                 <w:b w:val="0"/>
                 <w:sz w:val="16"/>
               </w:rPr>
-              <w:t>usa metalica 50 mm, grosim tablei ambele parti ...</w:t>
+              <w:t>panou cutat ng 447 1,50x 750x2000 ol 34-1n</w:t>
             </w:r>
           </w:p>
         </w:tc>
@@ -7611,7 +7679,7 @@
                 <w:b w:val="0"/>
                 <w:sz w:val="16"/>
               </w:rPr>
-              <w:t>5.39</w:t>
+              <w:t>801.17</w:t>
             </w:r>
           </w:p>
         </w:tc>
@@ -7731,7 +7799,7 @@
                 <w:sz w:val="16"/>
                 <w:u w:val="single"/>
               </w:rPr>
-              <w:t>IZF03A2</w:t>
+              <w:t>CB14A</w:t>
             </w:r>
           </w:p>
           <w:p>
@@ -7743,7 +7811,7 @@
                 <w:b w:val="0"/>
                 <w:sz w:val="16"/>
               </w:rPr>
-              <w:t>$2600660</w:t>
+              <w:t>$2904107</w:t>
             </w:r>
           </w:p>
         </w:tc>
@@ -7758,7 +7826,7 @@
                 <w:b w:val="0"/>
                 <w:sz w:val="16"/>
               </w:rPr>
-              <w:t>pinza bit fara str acoperire pi 40 105cm×20m s1046</w:t>
+              <w:t>dulap molid si brad cl a gros.75mm l = 4-6m lt....</w:t>
             </w:r>
           </w:p>
         </w:tc>
@@ -7773,7 +7841,7 @@
                 <w:b w:val="0"/>
                 <w:sz w:val="16"/>
               </w:rPr>
-              <w:t>mp</w:t>
+              <w:t>mc</w:t>
             </w:r>
           </w:p>
         </w:tc>
@@ -7788,7 +7856,7 @@
                 <w:b w:val="0"/>
                 <w:sz w:val="16"/>
               </w:rPr>
-              <w:t>135.79</w:t>
+              <w:t>0.3</w:t>
             </w:r>
           </w:p>
         </w:tc>
@@ -7920,7 +7988,7 @@
                 <w:b w:val="0"/>
                 <w:sz w:val="16"/>
               </w:rPr>
-              <w:t>$2600048</w:t>
+              <w:t>$2600660</w:t>
             </w:r>
           </w:p>
         </w:tc>
@@ -7935,7 +8003,7 @@
                 <w:b w:val="0"/>
                 <w:sz w:val="16"/>
               </w:rPr>
-              <w:t>bitum pentru mat.+lucr.hidroizolatii tip h 80/9...</w:t>
+              <w:t>pinza bit fara str acoperire pi 40 105cm×20m s1046</w:t>
             </w:r>
           </w:p>
         </w:tc>
@@ -7950,7 +8018,7 @@
                 <w:b w:val="0"/>
                 <w:sz w:val="16"/>
               </w:rPr>
-              <w:t>tona</w:t>
+              <w:t>mp</w:t>
             </w:r>
           </w:p>
         </w:tc>
@@ -7965,7 +8033,7 @@
                 <w:b w:val="0"/>
                 <w:sz w:val="16"/>
               </w:rPr>
-              <w:t>185.17</w:t>
+              <w:t>135.79</w:t>
             </w:r>
           </w:p>
         </w:tc>
@@ -8040,7 +8108,7 @@
                 <w:color w:val="000000"/>
                 <w:sz w:val="18"/>
               </w:rPr>
-              <w:t>Ofertă: 52 principale</w:t>
+              <w:t>Ofertă: 56 principale</w:t>
             </w:r>
             <w:r>
               <w:rPr>
@@ -8048,7 +8116,7 @@
                 <w:color w:val="000000"/>
                 <w:sz w:val="18"/>
               </w:rPr>
-              <w:t xml:space="preserve">  ▼ 5 lipsă</w:t>
+              <w:t xml:space="preserve">  ▼ 1 lipsă</w:t>
             </w:r>
           </w:p>
         </w:tc>
@@ -16920,7 +16988,7 @@
                 <w:b w:val="0"/>
                 <w:sz w:val="16"/>
               </w:rPr>
-              <w:t>$4203325</w:t>
+              <w:t>$6704316</w:t>
             </w:r>
           </w:p>
         </w:tc>
@@ -16935,7 +17003,7 @@
                 <w:b w:val="0"/>
                 <w:sz w:val="16"/>
               </w:rPr>
-              <w:t>ventil scurgere lavoar.spalator 1 1/2 fara rac ...</w:t>
+              <w:t>tub poliprop cu o mufa htem dn 40x250 cod 62500023</w:t>
             </w:r>
           </w:p>
         </w:tc>
@@ -16965,7 +17033,7 @@
                 <w:b w:val="0"/>
                 <w:sz w:val="16"/>
               </w:rPr>
-              <w:t>0.86</w:t>
+              <w:t>0.52</w:t>
             </w:r>
           </w:p>
         </w:tc>
@@ -17085,7 +17153,7 @@
                 <w:sz w:val="16"/>
                 <w:u w:val="single"/>
               </w:rPr>
-              <w:t>SC06A</w:t>
+              <w:t>SC07A</w:t>
             </w:r>
           </w:p>
           <w:p>
@@ -17097,7 +17165,7 @@
                 <w:b w:val="0"/>
                 <w:sz w:val="16"/>
               </w:rPr>
-              <w:t>$4202797</w:t>
+              <w:t>$2452958</w:t>
             </w:r>
           </w:p>
         </w:tc>
@@ -17112,7 +17180,7 @@
                 <w:b w:val="0"/>
                 <w:sz w:val="16"/>
               </w:rPr>
-              <w:t>sifon pentru lavoar tip butelie alama 1 1/4 s 9611</w:t>
+              <w:t>rezervor wc r 2 semiinaltime alb c.1 s 9441</w:t>
             </w:r>
           </w:p>
         </w:tc>
@@ -17142,7 +17210,7 @@
                 <w:b w:val="0"/>
                 <w:sz w:val="16"/>
               </w:rPr>
-              <w:t>0.86</w:t>
+              <w:t>7.77</w:t>
             </w:r>
           </w:p>
         </w:tc>
@@ -17262,7 +17330,7 @@
                 <w:sz w:val="16"/>
                 <w:u w:val="single"/>
               </w:rPr>
-              <w:t>SC04A</w:t>
+              <w:t>SD01A</w:t>
             </w:r>
           </w:p>
           <w:p>
@@ -17274,7 +17342,7 @@
                 <w:b w:val="0"/>
                 <w:sz w:val="16"/>
               </w:rPr>
-              <w:t>$6704318</w:t>
+              <w:t>$4203935</w:t>
             </w:r>
           </w:p>
         </w:tc>
@@ -17289,7 +17357,7 @@
                 <w:b w:val="0"/>
                 <w:sz w:val="16"/>
               </w:rPr>
-              <w:t>tub poliprop cu o mufa htem dn 40x750 cod 62500...</w:t>
+              <w:t>rozeta metalica pentru tevi simb.492 d 1 toli c...</w:t>
             </w:r>
           </w:p>
         </w:tc>
@@ -17319,7 +17387,7 @@
                 <w:b w:val="0"/>
                 <w:sz w:val="16"/>
               </w:rPr>
-              <w:t>6.21</w:t>
+              <w:t>10.36</w:t>
             </w:r>
           </w:p>
         </w:tc>
@@ -17439,7 +17507,7 @@
                 <w:sz w:val="16"/>
                 <w:u w:val="single"/>
               </w:rPr>
-              <w:t>SD01A</w:t>
+              <w:t>SC04A</w:t>
             </w:r>
           </w:p>
           <w:p>
@@ -17451,7 +17519,7 @@
                 <w:b w:val="0"/>
                 <w:sz w:val="16"/>
               </w:rPr>
-              <w:t>$4203935</w:t>
+              <w:t>$6704318</w:t>
             </w:r>
           </w:p>
         </w:tc>
@@ -17466,7 +17534,7 @@
                 <w:b w:val="0"/>
                 <w:sz w:val="16"/>
               </w:rPr>
-              <w:t>rozeta metalica pentru tevi simb.492 d 1 toli c...</w:t>
+              <w:t>tub poliprop cu o mufa htem dn 40x750 cod 62500...</w:t>
             </w:r>
           </w:p>
         </w:tc>
@@ -17496,7 +17564,7 @@
                 <w:b w:val="0"/>
                 <w:sz w:val="16"/>
               </w:rPr>
-              <w:t>10.36</w:t>
+              <w:t>6.21</w:t>
             </w:r>
           </w:p>
         </w:tc>
@@ -17616,7 +17684,7 @@
                 <w:sz w:val="16"/>
                 <w:u w:val="single"/>
               </w:rPr>
-              <w:t>SC07A</w:t>
+              <w:t>SC06A</w:t>
             </w:r>
           </w:p>
           <w:p>
@@ -17628,7 +17696,7 @@
                 <w:b w:val="0"/>
                 <w:sz w:val="16"/>
               </w:rPr>
-              <w:t>$2452958</w:t>
+              <w:t>$4203325</w:t>
             </w:r>
           </w:p>
         </w:tc>
@@ -17643,7 +17711,7 @@
                 <w:b w:val="0"/>
                 <w:sz w:val="16"/>
               </w:rPr>
-              <w:t>rezervor wc r 2 semiinaltime alb c.1 s 9441</w:t>
+              <w:t>ventil scurgere lavoar.spalator 1 1/2 fara rac ...</w:t>
             </w:r>
           </w:p>
         </w:tc>
@@ -17673,7 +17741,7 @@
                 <w:b w:val="0"/>
                 <w:sz w:val="16"/>
               </w:rPr>
-              <w:t>7.77</w:t>
+              <w:t>0.86</w:t>
             </w:r>
           </w:p>
         </w:tc>
@@ -17805,7 +17873,7 @@
                 <w:b w:val="0"/>
                 <w:sz w:val="16"/>
               </w:rPr>
-              <w:t>$6704316</w:t>
+              <w:t>$4202797</w:t>
             </w:r>
           </w:p>
         </w:tc>
@@ -17820,7 +17888,7 @@
                 <w:b w:val="0"/>
                 <w:sz w:val="16"/>
               </w:rPr>
-              <w:t>tub poliprop cu o mufa htem dn 40x250 cod 62500023</w:t>
+              <w:t>sifon pentru lavoar tip butelie alama 1 1/4 s 9611</w:t>
             </w:r>
           </w:p>
         </w:tc>
@@ -17850,7 +17918,7 @@
                 <w:b w:val="0"/>
                 <w:sz w:val="16"/>
               </w:rPr>
-              <w:t>0.52</w:t>
+              <w:t>0.86</w:t>
             </w:r>
           </w:p>
         </w:tc>
@@ -19129,7 +19197,7 @@
                 <w:b/>
                 <w:sz w:val="18"/>
               </w:rPr>
-              <w:t>Capitol de lucrări 4.1-14 — Inst sanit hidranti int tip II  │  LIPSA: 4  │  EXTRA: 1  │  Delta: -3</w:t>
+              <w:t>Capitol de lucrări 4.1-14 — Inst sanit hidranti int tip II  │  LIPSA: 3  │  EXTRA: 1  │  Delta: -2</w:t>
             </w:r>
           </w:p>
         </w:tc>
@@ -19138,7 +19206,6 @@
         <w:tc>
           <w:tcPr>
             <w:tcW w:type="dxa" w:w="397"/>
-            <w:shd w:fill="FFB3B3" w:val="clear"/>
           </w:tcPr>
           <w:p>
             <w:r>
@@ -19153,7 +19220,6 @@
         <w:tc>
           <w:tcPr>
             <w:tcW w:type="dxa" w:w="1701"/>
-            <w:shd w:fill="FFB3B3" w:val="clear"/>
           </w:tcPr>
           <w:p>
             <w:r>
@@ -19168,7 +19234,6 @@
         <w:tc>
           <w:tcPr>
             <w:tcW w:type="dxa" w:w="850"/>
-            <w:shd w:fill="FFB3B3" w:val="clear"/>
           </w:tcPr>
           <w:p>
             <w:r>
@@ -19183,7 +19248,6 @@
         <w:tc>
           <w:tcPr>
             <w:tcW w:type="dxa" w:w="1984"/>
-            <w:shd w:fill="FFB3B3" w:val="clear"/>
           </w:tcPr>
           <w:p>
             <w:r>
@@ -19198,7 +19262,6 @@
         <w:tc>
           <w:tcPr>
             <w:tcW w:type="dxa" w:w="454"/>
-            <w:shd w:fill="FFB3B3" w:val="clear"/>
           </w:tcPr>
           <w:p>
             <w:r>
@@ -19213,7 +19276,6 @@
         <w:tc>
           <w:tcPr>
             <w:tcW w:type="dxa" w:w="680"/>
-            <w:shd w:fill="FFB3B3" w:val="clear"/>
           </w:tcPr>
           <w:p>
             <w:r>
@@ -19228,35 +19290,58 @@
         <w:tc>
           <w:tcPr>
             <w:tcW w:type="dxa" w:w="850"/>
-            <w:shd w:fill="FFB3B3" w:val="clear"/>
-          </w:tcPr>
-          <w:p/>
+          </w:tcPr>
+          <w:p>
+            <w:r>
+              <w:rPr>
+                <w:b w:val="0"/>
+                <w:sz w:val="16"/>
+              </w:rPr>
+            </w:r>
+          </w:p>
         </w:tc>
         <w:tc>
           <w:tcPr>
             <w:tcW w:type="dxa" w:w="1984"/>
-            <w:shd w:fill="FFB3B3" w:val="clear"/>
-          </w:tcPr>
-          <w:p/>
+          </w:tcPr>
+          <w:p>
+            <w:r>
+              <w:rPr>
+                <w:b w:val="0"/>
+                <w:sz w:val="16"/>
+              </w:rPr>
+            </w:r>
+          </w:p>
         </w:tc>
         <w:tc>
           <w:tcPr>
             <w:tcW w:type="dxa" w:w="454"/>
-            <w:shd w:fill="FFB3B3" w:val="clear"/>
-          </w:tcPr>
-          <w:p/>
+          </w:tcPr>
+          <w:p>
+            <w:r>
+              <w:rPr>
+                <w:b w:val="0"/>
+                <w:sz w:val="16"/>
+              </w:rPr>
+            </w:r>
+          </w:p>
         </w:tc>
         <w:tc>
           <w:tcPr>
             <w:tcW w:type="dxa" w:w="680"/>
-            <w:shd w:fill="FFB3B3" w:val="clear"/>
-          </w:tcPr>
-          <w:p/>
+          </w:tcPr>
+          <w:p>
+            <w:r>
+              <w:rPr>
+                <w:b w:val="0"/>
+                <w:sz w:val="16"/>
+              </w:rPr>
+            </w:r>
+          </w:p>
         </w:tc>
         <w:tc>
           <w:tcPr>
             <w:tcW w:type="dxa" w:w="3572"/>
-            <w:shd w:fill="FFB3B3" w:val="clear"/>
           </w:tcPr>
           <w:p>
             <w:r>
@@ -19265,7 +19350,7 @@
                 <w:color w:val="CC0000"/>
                 <w:sz w:val="16"/>
               </w:rPr>
-              <w:t>Articol lipsă din ofertă</w:t>
+              <w:t>DEVIZ_MISMATCH</w:t>
             </w:r>
           </w:p>
         </w:tc>
@@ -19967,7 +20052,7 @@
                 <w:color w:val="000000"/>
                 <w:sz w:val="18"/>
               </w:rPr>
-              <w:t>Ofertă: 27 principale</w:t>
+              <w:t>Ofertă: 28 principale</w:t>
             </w:r>
             <w:r>
               <w:rPr>
@@ -19975,7 +20060,7 @@
                 <w:color w:val="000000"/>
                 <w:sz w:val="18"/>
               </w:rPr>
-              <w:t xml:space="preserve">  ▼ 3 lipsă</w:t>
+              <w:t xml:space="preserve">  ▼ 2 lipsă</w:t>
             </w:r>
           </w:p>
         </w:tc>
@@ -25550,7 +25635,7 @@
                 <w:b/>
                 <w:sz w:val="18"/>
               </w:rPr>
-              <w:t>Capitol de lucrări 4.3-05 — Instalatii camin apometru  │  LIPSA: 3  │  EXTRA: 0  │  Delta: -3</w:t>
+              <w:t>Capitol de lucrări 4.3-05 — Instalatii camin apometru  │  LIPSA: 2  │  EXTRA: 0  │  Delta: -2</w:t>
             </w:r>
           </w:p>
         </w:tc>
@@ -26042,7 +26127,6 @@
         <w:tc>
           <w:tcPr>
             <w:tcW w:type="dxa" w:w="397"/>
-            <w:shd w:fill="FFB3B3" w:val="clear"/>
           </w:tcPr>
           <w:p>
             <w:r>
@@ -26057,7 +26141,6 @@
         <w:tc>
           <w:tcPr>
             <w:tcW w:type="dxa" w:w="1701"/>
-            <w:shd w:fill="FFB3B3" w:val="clear"/>
           </w:tcPr>
           <w:p>
             <w:r>
@@ -26072,7 +26155,6 @@
         <w:tc>
           <w:tcPr>
             <w:tcW w:type="dxa" w:w="850"/>
-            <w:shd w:fill="FFB3B3" w:val="clear"/>
           </w:tcPr>
           <w:p>
             <w:r>
@@ -26087,7 +26169,6 @@
         <w:tc>
           <w:tcPr>
             <w:tcW w:type="dxa" w:w="1984"/>
-            <w:shd w:fill="FFB3B3" w:val="clear"/>
           </w:tcPr>
           <w:p>
             <w:r>
@@ -26102,7 +26183,6 @@
         <w:tc>
           <w:tcPr>
             <w:tcW w:type="dxa" w:w="454"/>
-            <w:shd w:fill="FFB3B3" w:val="clear"/>
           </w:tcPr>
           <w:p>
             <w:r>
@@ -26117,7 +26197,6 @@
         <w:tc>
           <w:tcPr>
             <w:tcW w:type="dxa" w:w="680"/>
-            <w:shd w:fill="FFB3B3" w:val="clear"/>
           </w:tcPr>
           <w:p>
             <w:r>
@@ -26132,35 +26211,58 @@
         <w:tc>
           <w:tcPr>
             <w:tcW w:type="dxa" w:w="850"/>
-            <w:shd w:fill="FFB3B3" w:val="clear"/>
-          </w:tcPr>
-          <w:p/>
+          </w:tcPr>
+          <w:p>
+            <w:r>
+              <w:rPr>
+                <w:b w:val="0"/>
+                <w:sz w:val="16"/>
+              </w:rPr>
+            </w:r>
+          </w:p>
         </w:tc>
         <w:tc>
           <w:tcPr>
             <w:tcW w:type="dxa" w:w="1984"/>
-            <w:shd w:fill="FFB3B3" w:val="clear"/>
-          </w:tcPr>
-          <w:p/>
+          </w:tcPr>
+          <w:p>
+            <w:r>
+              <w:rPr>
+                <w:b w:val="0"/>
+                <w:sz w:val="16"/>
+              </w:rPr>
+            </w:r>
+          </w:p>
         </w:tc>
         <w:tc>
           <w:tcPr>
             <w:tcW w:type="dxa" w:w="454"/>
-            <w:shd w:fill="FFB3B3" w:val="clear"/>
-          </w:tcPr>
-          <w:p/>
+          </w:tcPr>
+          <w:p>
+            <w:r>
+              <w:rPr>
+                <w:b w:val="0"/>
+                <w:sz w:val="16"/>
+              </w:rPr>
+            </w:r>
+          </w:p>
         </w:tc>
         <w:tc>
           <w:tcPr>
             <w:tcW w:type="dxa" w:w="680"/>
-            <w:shd w:fill="FFB3B3" w:val="clear"/>
-          </w:tcPr>
-          <w:p/>
+          </w:tcPr>
+          <w:p>
+            <w:r>
+              <w:rPr>
+                <w:b w:val="0"/>
+                <w:sz w:val="16"/>
+              </w:rPr>
+            </w:r>
+          </w:p>
         </w:tc>
         <w:tc>
           <w:tcPr>
             <w:tcW w:type="dxa" w:w="3572"/>
-            <w:shd w:fill="FFB3B3" w:val="clear"/>
           </w:tcPr>
           <w:p>
             <w:r>
@@ -26169,7 +26271,7 @@
                 <w:color w:val="CC0000"/>
                 <w:sz w:val="16"/>
               </w:rPr>
-              <w:t>Articol lipsă din ofertă</w:t>
+              <w:t>DEVIZ_MISMATCH</w:t>
             </w:r>
           </w:p>
         </w:tc>
@@ -26228,7 +26330,7 @@
                 <w:color w:val="000000"/>
                 <w:sz w:val="18"/>
               </w:rPr>
-              <w:t>Ofertă: 11 principale</w:t>
+              <w:t>Ofertă: 12 principale</w:t>
             </w:r>
             <w:r>
               <w:rPr>
@@ -26236,7 +26338,7 @@
                 <w:color w:val="000000"/>
                 <w:sz w:val="18"/>
               </w:rPr>
-              <w:t xml:space="preserve">  ▼ 3 lipsă</w:t>
+              <w:t xml:space="preserve">  ▼ 2 lipsă</w:t>
             </w:r>
           </w:p>
         </w:tc>
@@ -26261,7 +26363,7 @@
                 <w:b/>
                 <w:sz w:val="18"/>
               </w:rPr>
-              <w:t>Capitol de lucrări 4.3-06 — Inst sanitare GospApa  │  LIPSA: 3  │  EXTRA: 10  │  Delta: +7</w:t>
+              <w:t>Capitol de lucrări 4.3-06 — Inst sanitare GospApa  │  LIPSA: 3  │  EXTRA: 9  │  Delta: +6</w:t>
             </w:r>
           </w:p>
         </w:tc>
@@ -27016,7 +27118,7 @@
                 <w:sz w:val="16"/>
                 <w:u w:val="single"/>
               </w:rPr>
-              <w:t>ACB05A1</w:t>
+              <w:t>SA04E</w:t>
             </w:r>
           </w:p>
           <w:p>
@@ -27028,7 +27130,7 @@
                 <w:b w:val="0"/>
                 <w:sz w:val="16"/>
               </w:rPr>
-              <w:t>$5842714</w:t>
+              <w:t>$4123329</w:t>
             </w:r>
           </w:p>
         </w:tc>
@@ -27043,7 +27145,7 @@
                 <w:b w:val="0"/>
                 <w:sz w:val="16"/>
               </w:rPr>
-              <w:t>piulita hexagonala semiprecise m 10</w:t>
+              <w:t>niplu fonta maleabila n8 s478 dn 40 11/2 zn ds</w:t>
             </w:r>
           </w:p>
         </w:tc>
@@ -27073,7 +27175,7 @@
                 <w:b w:val="0"/>
                 <w:sz w:val="16"/>
               </w:rPr>
-              <w:t>6.91</w:t>
+              <w:t>0.03</w:t>
             </w:r>
           </w:p>
         </w:tc>
@@ -27193,7 +27295,7 @@
                 <w:sz w:val="16"/>
                 <w:u w:val="single"/>
               </w:rPr>
-              <w:t>SA04C</w:t>
+              <w:t>ACB05A1</w:t>
             </w:r>
           </w:p>
           <w:p>
@@ -27205,7 +27307,7 @@
                 <w:b w:val="0"/>
                 <w:sz w:val="16"/>
               </w:rPr>
-              <w:t>$4123238</w:t>
+              <w:t>$5801150</w:t>
             </w:r>
           </w:p>
         </w:tc>
@@ -27220,7 +27322,7 @@
                 <w:b w:val="0"/>
                 <w:sz w:val="16"/>
               </w:rPr>
-              <w:t>niplu fonta maleabila n8 s478 dn 25 1 zn ds</w:t>
+              <w:t>surub cap hexagonal precis m 12 x 55 gr 5.8 s4272</w:t>
             </w:r>
           </w:p>
         </w:tc>
@@ -27250,7 +27352,7 @@
                 <w:b w:val="0"/>
                 <w:sz w:val="16"/>
               </w:rPr>
-              <w:t>0.03</w:t>
+              <w:t>6.91</w:t>
             </w:r>
           </w:p>
         </w:tc>
@@ -27382,7 +27484,7 @@
                 <w:b w:val="0"/>
                 <w:sz w:val="16"/>
               </w:rPr>
-              <w:t>$5801150</w:t>
+              <w:t>$5842714</w:t>
             </w:r>
           </w:p>
         </w:tc>
@@ -27397,7 +27499,7 @@
                 <w:b w:val="0"/>
                 <w:sz w:val="16"/>
               </w:rPr>
-              <w:t>surub cap hexagonal precis m 12 x 55 gr 5.8 s4272</w:t>
+              <w:t>piulita hexagonala semiprecise m 10</w:t>
             </w:r>
           </w:p>
         </w:tc>
@@ -27547,7 +27649,7 @@
                 <w:sz w:val="16"/>
                 <w:u w:val="single"/>
               </w:rPr>
-              <w:t>SA04C</w:t>
+              <w:t>ACB05A1</w:t>
             </w:r>
           </w:p>
           <w:p>
@@ -27559,7 +27661,7 @@
                 <w:b w:val="0"/>
                 <w:sz w:val="16"/>
               </w:rPr>
-              <w:t>$4113908</w:t>
+              <w:t>$6607551</w:t>
             </w:r>
           </w:p>
         </w:tc>
@@ -27574,7 +27676,7 @@
                 <w:b w:val="0"/>
                 <w:sz w:val="16"/>
               </w:rPr>
-              <w:t>reductie fonta maleabila n4 s 477 25x 15 zn f2</w:t>
+              <w:t>garnitura de etansare ans plan pn6/2,5 d = 50 m...</w:t>
             </w:r>
           </w:p>
         </w:tc>
@@ -27604,7 +27706,7 @@
                 <w:b w:val="0"/>
                 <w:sz w:val="16"/>
               </w:rPr>
-              <w:t>0.03</w:t>
+              <w:t>1.74</w:t>
             </w:r>
           </w:p>
         </w:tc>
@@ -27724,7 +27826,7 @@
                 <w:sz w:val="16"/>
                 <w:u w:val="single"/>
               </w:rPr>
-              <w:t>SA04E</w:t>
+              <w:t>SA04C</w:t>
             </w:r>
           </w:p>
           <w:p>
@@ -27736,7 +27838,7 @@
                 <w:b w:val="0"/>
                 <w:sz w:val="16"/>
               </w:rPr>
-              <w:t>$4123329</w:t>
+              <w:t>$4123238</w:t>
             </w:r>
           </w:p>
         </w:tc>
@@ -27751,7 +27853,7 @@
                 <w:b w:val="0"/>
                 <w:sz w:val="16"/>
               </w:rPr>
-              <w:t>niplu fonta maleabila n8 s478 dn 40 11/2 zn ds</w:t>
+              <w:t>niplu fonta maleabila n8 s478 dn 25 1 zn ds</w:t>
             </w:r>
           </w:p>
         </w:tc>
@@ -27901,7 +28003,7 @@
                 <w:sz w:val="16"/>
                 <w:u w:val="single"/>
               </w:rPr>
-              <w:t>SA19B</w:t>
+              <w:t>SA04E</w:t>
             </w:r>
           </w:p>
           <w:p>
@@ -27913,7 +28015,7 @@
                 <w:b w:val="0"/>
                 <w:sz w:val="16"/>
               </w:rPr>
-              <w:t>$3000</w:t>
+              <w:t>$4114005</w:t>
             </w:r>
           </w:p>
         </w:tc>
@@ -27928,7 +28030,7 @@
                 <w:b w:val="0"/>
                 <w:sz w:val="16"/>
               </w:rPr>
-              <w:t>aparat de sudura tip 'coprax' 2204/50hz/700 w</w:t>
+              <w:t>reductie fonta maleabila n4 s 477 32x 25 zn f1</w:t>
             </w:r>
           </w:p>
         </w:tc>
@@ -27943,7 +28045,7 @@
                 <w:b w:val="0"/>
                 <w:sz w:val="16"/>
               </w:rPr>
-              <w:t>ora</w:t>
+              <w:t>buc</w:t>
             </w:r>
           </w:p>
         </w:tc>
@@ -27958,7 +28060,7 @@
                 <w:b w:val="0"/>
                 <w:sz w:val="16"/>
               </w:rPr>
-              <w:t>0.02</w:t>
+              <w:t>0.03</w:t>
             </w:r>
           </w:p>
         </w:tc>
@@ -28078,7 +28180,7 @@
                 <w:sz w:val="16"/>
                 <w:u w:val="single"/>
               </w:rPr>
-              <w:t>SA04E</w:t>
+              <w:t>SA04G</w:t>
             </w:r>
           </w:p>
           <w:p>
@@ -28090,7 +28192,7 @@
                 <w:b w:val="0"/>
                 <w:sz w:val="16"/>
               </w:rPr>
-              <w:t>$4114005</w:t>
+              <w:t>$4123381</w:t>
             </w:r>
           </w:p>
         </w:tc>
@@ -28105,7 +28207,7 @@
                 <w:b w:val="0"/>
                 <w:sz w:val="16"/>
               </w:rPr>
-              <w:t>reductie fonta maleabila n4 s 477 32x 25 zn f1</w:t>
+              <w:t>niplu fonta maleabila n8 s478 dn 65 21/2 stadiu...</w:t>
             </w:r>
           </w:p>
         </w:tc>
@@ -28135,7 +28237,7 @@
                 <w:b w:val="0"/>
                 <w:sz w:val="16"/>
               </w:rPr>
-              <w:t>0.03</w:t>
+              <w:t>0.21</w:t>
             </w:r>
           </w:p>
         </w:tc>
@@ -28432,7 +28534,7 @@
                 <w:sz w:val="16"/>
                 <w:u w:val="single"/>
               </w:rPr>
-              <w:t>SA04G</w:t>
+              <w:t>SA04C</w:t>
             </w:r>
           </w:p>
           <w:p>
@@ -28444,7 +28546,7 @@
                 <w:b w:val="0"/>
                 <w:sz w:val="16"/>
               </w:rPr>
-              <w:t>$4123381</w:t>
+              <w:t>$4113908</w:t>
             </w:r>
           </w:p>
         </w:tc>
@@ -28459,7 +28561,7 @@
                 <w:b w:val="0"/>
                 <w:sz w:val="16"/>
               </w:rPr>
-              <w:t>niplu fonta maleabila n8 s478 dn 65 21/2 stadiu...</w:t>
+              <w:t>reductie fonta maleabila n4 s 477 25x 15 zn f2</w:t>
             </w:r>
           </w:p>
         </w:tc>
@@ -28489,7 +28591,7 @@
                 <w:b w:val="0"/>
                 <w:sz w:val="16"/>
               </w:rPr>
-              <w:t>0.21</w:t>
+              <w:t>0.03</w:t>
             </w:r>
           </w:p>
         </w:tc>
@@ -28514,93 +28616,129 @@
         <w:tc>
           <w:tcPr>
             <w:tcW w:type="dxa" w:w="397"/>
-            <w:shd w:fill="FFFF99" w:val="clear"/>
-          </w:tcPr>
-          <w:p>
-            <w:r>
-              <w:rPr>
-                <w:b w:val="0"/>
-                <w:sz w:val="16"/>
-              </w:rPr>
-              <w:t>159</w:t>
-            </w:r>
-          </w:p>
+            <w:shd w:fill="D9D9D9" w:val="clear"/>
+          </w:tcPr>
+          <w:p/>
         </w:tc>
         <w:tc>
           <w:tcPr>
             <w:tcW w:type="dxa" w:w="1701"/>
-            <w:shd w:fill="FFFF99" w:val="clear"/>
-          </w:tcPr>
-          <w:p>
-            <w:r>
-              <w:rPr>
-                <w:b w:val="0"/>
-                <w:sz w:val="16"/>
-              </w:rPr>
-              <w:t>4.3-06 - Inst sanitare GospApa</w:t>
+            <w:shd w:fill="D9D9D9" w:val="clear"/>
+          </w:tcPr>
+          <w:p>
+            <w:r>
+              <w:rPr>
+                <w:b/>
+                <w:color w:val="000000"/>
+                <w:sz w:val="18"/>
+              </w:rPr>
+              <w:t>TOTAL DEVIZ</w:t>
+            </w:r>
+          </w:p>
+        </w:tc>
+        <w:tc>
+          <w:tcPr>
+            <w:tcW w:type="dxa" w:w="680"/>
+            <w:gridSpan w:val="4"/>
+            <w:shd w:fill="D9D9D9" w:val="clear"/>
+          </w:tcPr>
+          <w:p>
+            <w:r>
+              <w:rPr>
+                <w:b w:val="0"/>
+                <w:color w:val="000000"/>
+                <w:sz w:val="18"/>
+              </w:rPr>
+              <w:t>Ref: 41 principale</w:t>
+            </w:r>
+          </w:p>
+        </w:tc>
+        <w:tc>
+          <w:tcPr>
+            <w:tcW w:type="dxa" w:w="680"/>
+            <w:gridSpan w:val="4"/>
+            <w:shd w:fill="D9D9D9" w:val="clear"/>
+          </w:tcPr>
+          <w:p>
+            <w:r>
+              <w:rPr>
+                <w:b w:val="0"/>
+                <w:color w:val="000000"/>
+                <w:sz w:val="18"/>
+              </w:rPr>
+              <w:t>Ofertă: 47 principale</w:t>
+            </w:r>
+            <w:r>
+              <w:rPr>
+                <w:b w:val="0"/>
+                <w:color w:val="000000"/>
+                <w:sz w:val="18"/>
+              </w:rPr>
+              <w:t xml:space="preserve">  ▲ 6 extra</w:t>
+            </w:r>
+          </w:p>
+        </w:tc>
+        <w:tc>
+          <w:tcPr>
+            <w:tcW w:type="dxa" w:w="3572"/>
+            <w:shd w:fill="D9D9D9" w:val="clear"/>
+          </w:tcPr>
+          <w:p/>
+        </w:tc>
+      </w:tr>
+      <w:tr>
+        <w:tc>
+          <w:tcPr>
+            <w:tcW w:type="dxa" w:w="3572"/>
+            <w:gridSpan w:val="11"/>
+            <w:shd w:fill="D9D9D9" w:val="clear"/>
+          </w:tcPr>
+          <w:p>
+            <w:r>
+              <w:rPr>
+                <w:b/>
+                <w:sz w:val="18"/>
+              </w:rPr>
+              <w:t>Capitol de lucrări 4.3-07 — Conducte apa incinta  │  LIPSA: 5  │  EXTRA: 3  │  Delta: -2</w:t>
+            </w:r>
+          </w:p>
+        </w:tc>
+      </w:tr>
+      <w:tr>
+        <w:tc>
+          <w:tcPr>
+            <w:tcW w:type="dxa" w:w="397"/>
+            <w:shd w:fill="FFB3B3" w:val="clear"/>
+          </w:tcPr>
+          <w:p>
+            <w:r>
+              <w:rPr>
+                <w:b w:val="0"/>
+                <w:sz w:val="16"/>
+              </w:rPr>
+              <w:t>5</w:t>
+            </w:r>
+          </w:p>
+        </w:tc>
+        <w:tc>
+          <w:tcPr>
+            <w:tcW w:type="dxa" w:w="1701"/>
+            <w:shd w:fill="FFB3B3" w:val="clear"/>
+          </w:tcPr>
+          <w:p>
+            <w:r>
+              <w:rPr>
+                <w:b w:val="0"/>
+                <w:sz w:val="16"/>
+              </w:rPr>
+              <w:t>4.3-07 - Conducte apa incinta</w:t>
             </w:r>
           </w:p>
         </w:tc>
         <w:tc>
           <w:tcPr>
             <w:tcW w:type="dxa" w:w="850"/>
-            <w:shd w:fill="FFFF99" w:val="clear"/>
-          </w:tcPr>
-          <w:p>
-            <w:r>
-              <w:rPr>
-                <w:b w:val="0"/>
-                <w:sz w:val="16"/>
-              </w:rPr>
-            </w:r>
-          </w:p>
-        </w:tc>
-        <w:tc>
-          <w:tcPr>
-            <w:tcW w:type="dxa" w:w="1984"/>
-            <w:shd w:fill="FFFF99" w:val="clear"/>
-          </w:tcPr>
-          <w:p>
-            <w:r>
-              <w:rPr>
-                <w:b w:val="0"/>
-                <w:sz w:val="16"/>
-              </w:rPr>
-            </w:r>
-          </w:p>
-        </w:tc>
-        <w:tc>
-          <w:tcPr>
-            <w:tcW w:type="dxa" w:w="454"/>
-            <w:shd w:fill="FFFF99" w:val="clear"/>
-          </w:tcPr>
-          <w:p>
-            <w:r>
-              <w:rPr>
-                <w:b w:val="0"/>
-                <w:sz w:val="16"/>
-              </w:rPr>
-            </w:r>
-          </w:p>
-        </w:tc>
-        <w:tc>
-          <w:tcPr>
-            <w:tcW w:type="dxa" w:w="680"/>
-            <w:shd w:fill="FFFF99" w:val="clear"/>
-          </w:tcPr>
-          <w:p>
-            <w:r>
-              <w:rPr>
-                <w:b w:val="0"/>
-                <w:sz w:val="16"/>
-              </w:rPr>
-            </w:r>
-          </w:p>
-        </w:tc>
-        <w:tc>
-          <w:tcPr>
-            <w:tcW w:type="dxa" w:w="850"/>
-            <w:shd w:fill="FFFF99" w:val="clear"/>
+            <w:shd w:fill="FFB3B3" w:val="clear"/>
           </w:tcPr>
           <w:p>
             <w:r>
@@ -28609,7 +28747,7 @@
                 <w:sz w:val="16"/>
                 <w:u w:val="single"/>
               </w:rPr>
-              <w:t>ACB05A1</w:t>
+              <w:t>ACA17A1</w:t>
             </w:r>
           </w:p>
           <w:p>
@@ -28621,7 +28759,1127 @@
                 <w:b w:val="0"/>
                 <w:sz w:val="16"/>
               </w:rPr>
-              <w:t>$6607551</w:t>
+              <w:t>$8816328</w:t>
+            </w:r>
+          </w:p>
+        </w:tc>
+        <w:tc>
+          <w:tcPr>
+            <w:tcW w:type="dxa" w:w="1984"/>
+            <w:shd w:fill="FFB3B3" w:val="clear"/>
+          </w:tcPr>
+          <w:p>
+            <w:r>
+              <w:rPr>
+                <w:b w:val="0"/>
+                <w:sz w:val="16"/>
+              </w:rPr>
+              <w:t>mufa electrosudabila pehd gf/w d 50 mm</w:t>
+            </w:r>
+          </w:p>
+        </w:tc>
+        <w:tc>
+          <w:tcPr>
+            <w:tcW w:type="dxa" w:w="454"/>
+            <w:shd w:fill="FFB3B3" w:val="clear"/>
+          </w:tcPr>
+          <w:p>
+            <w:r>
+              <w:rPr>
+                <w:b w:val="0"/>
+                <w:sz w:val="16"/>
+              </w:rPr>
+              <w:t>buc</w:t>
+            </w:r>
+          </w:p>
+        </w:tc>
+        <w:tc>
+          <w:tcPr>
+            <w:tcW w:type="dxa" w:w="680"/>
+            <w:shd w:fill="FFB3B3" w:val="clear"/>
+          </w:tcPr>
+          <w:p>
+            <w:r>
+              <w:rPr>
+                <w:b w:val="0"/>
+                <w:sz w:val="16"/>
+              </w:rPr>
+              <w:t>12.0</w:t>
+            </w:r>
+          </w:p>
+        </w:tc>
+        <w:tc>
+          <w:tcPr>
+            <w:tcW w:type="dxa" w:w="850"/>
+            <w:shd w:fill="FFB3B3" w:val="clear"/>
+          </w:tcPr>
+          <w:p/>
+        </w:tc>
+        <w:tc>
+          <w:tcPr>
+            <w:tcW w:type="dxa" w:w="1984"/>
+            <w:shd w:fill="FFB3B3" w:val="clear"/>
+          </w:tcPr>
+          <w:p/>
+        </w:tc>
+        <w:tc>
+          <w:tcPr>
+            <w:tcW w:type="dxa" w:w="454"/>
+            <w:shd w:fill="FFB3B3" w:val="clear"/>
+          </w:tcPr>
+          <w:p/>
+        </w:tc>
+        <w:tc>
+          <w:tcPr>
+            <w:tcW w:type="dxa" w:w="680"/>
+            <w:shd w:fill="FFB3B3" w:val="clear"/>
+          </w:tcPr>
+          <w:p/>
+        </w:tc>
+        <w:tc>
+          <w:tcPr>
+            <w:tcW w:type="dxa" w:w="3572"/>
+            <w:shd w:fill="FFB3B3" w:val="clear"/>
+          </w:tcPr>
+          <w:p>
+            <w:r>
+              <w:rPr>
+                <w:b w:val="0"/>
+                <w:color w:val="CC0000"/>
+                <w:sz w:val="16"/>
+              </w:rPr>
+              <w:t>Articol lipsă din ofertă</w:t>
+            </w:r>
+          </w:p>
+        </w:tc>
+      </w:tr>
+      <w:tr>
+        <w:tc>
+          <w:tcPr>
+            <w:tcW w:type="dxa" w:w="397"/>
+            <w:shd w:fill="FFB3B3" w:val="clear"/>
+          </w:tcPr>
+          <w:p>
+            <w:r>
+              <w:rPr>
+                <w:b w:val="0"/>
+                <w:sz w:val="16"/>
+              </w:rPr>
+              <w:t>6</w:t>
+            </w:r>
+          </w:p>
+        </w:tc>
+        <w:tc>
+          <w:tcPr>
+            <w:tcW w:type="dxa" w:w="1701"/>
+            <w:shd w:fill="FFB3B3" w:val="clear"/>
+          </w:tcPr>
+          <w:p>
+            <w:r>
+              <w:rPr>
+                <w:b w:val="0"/>
+                <w:sz w:val="16"/>
+              </w:rPr>
+              <w:t>4.3-07 - Conducte apa incinta</w:t>
+            </w:r>
+          </w:p>
+        </w:tc>
+        <w:tc>
+          <w:tcPr>
+            <w:tcW w:type="dxa" w:w="850"/>
+            <w:shd w:fill="FFB3B3" w:val="clear"/>
+          </w:tcPr>
+          <w:p>
+            <w:r>
+              <w:rPr>
+                <w:b w:val="0"/>
+                <w:sz w:val="16"/>
+                <w:u w:val="single"/>
+              </w:rPr>
+              <w:t>SA14F</w:t>
+            </w:r>
+          </w:p>
+          <w:p>
+            <w:pPr>
+              <w:ind w:left="280"/>
+            </w:pPr>
+            <w:r>
+              <w:rPr>
+                <w:b w:val="0"/>
+                <w:sz w:val="16"/>
+              </w:rPr>
+              <w:t>$8816330</w:t>
+            </w:r>
+          </w:p>
+        </w:tc>
+        <w:tc>
+          <w:tcPr>
+            <w:tcW w:type="dxa" w:w="1984"/>
+            <w:shd w:fill="FFB3B3" w:val="clear"/>
+          </w:tcPr>
+          <w:p>
+            <w:r>
+              <w:rPr>
+                <w:b w:val="0"/>
+                <w:sz w:val="16"/>
+              </w:rPr>
+              <w:t>mufa electrosudabila pehd gf/w d 75 mm</w:t>
+            </w:r>
+          </w:p>
+        </w:tc>
+        <w:tc>
+          <w:tcPr>
+            <w:tcW w:type="dxa" w:w="454"/>
+            <w:shd w:fill="FFB3B3" w:val="clear"/>
+          </w:tcPr>
+          <w:p>
+            <w:r>
+              <w:rPr>
+                <w:b w:val="0"/>
+                <w:sz w:val="16"/>
+              </w:rPr>
+              <w:t>buc</w:t>
+            </w:r>
+          </w:p>
+        </w:tc>
+        <w:tc>
+          <w:tcPr>
+            <w:tcW w:type="dxa" w:w="680"/>
+            <w:shd w:fill="FFB3B3" w:val="clear"/>
+          </w:tcPr>
+          <w:p>
+            <w:r>
+              <w:rPr>
+                <w:b w:val="0"/>
+                <w:sz w:val="16"/>
+              </w:rPr>
+              <w:t>4.0</w:t>
+            </w:r>
+          </w:p>
+        </w:tc>
+        <w:tc>
+          <w:tcPr>
+            <w:tcW w:type="dxa" w:w="850"/>
+            <w:shd w:fill="FFB3B3" w:val="clear"/>
+          </w:tcPr>
+          <w:p/>
+        </w:tc>
+        <w:tc>
+          <w:tcPr>
+            <w:tcW w:type="dxa" w:w="1984"/>
+            <w:shd w:fill="FFB3B3" w:val="clear"/>
+          </w:tcPr>
+          <w:p/>
+        </w:tc>
+        <w:tc>
+          <w:tcPr>
+            <w:tcW w:type="dxa" w:w="454"/>
+            <w:shd w:fill="FFB3B3" w:val="clear"/>
+          </w:tcPr>
+          <w:p/>
+        </w:tc>
+        <w:tc>
+          <w:tcPr>
+            <w:tcW w:type="dxa" w:w="680"/>
+            <w:shd w:fill="FFB3B3" w:val="clear"/>
+          </w:tcPr>
+          <w:p/>
+        </w:tc>
+        <w:tc>
+          <w:tcPr>
+            <w:tcW w:type="dxa" w:w="3572"/>
+            <w:shd w:fill="FFB3B3" w:val="clear"/>
+          </w:tcPr>
+          <w:p>
+            <w:r>
+              <w:rPr>
+                <w:b w:val="0"/>
+                <w:color w:val="CC0000"/>
+                <w:sz w:val="16"/>
+              </w:rPr>
+              <w:t>Articol lipsă din ofertă</w:t>
+            </w:r>
+          </w:p>
+        </w:tc>
+      </w:tr>
+      <w:tr>
+        <w:tc>
+          <w:tcPr>
+            <w:tcW w:type="dxa" w:w="397"/>
+            <w:shd w:fill="FFB3B3" w:val="clear"/>
+          </w:tcPr>
+          <w:p>
+            <w:r>
+              <w:rPr>
+                <w:b w:val="0"/>
+                <w:sz w:val="16"/>
+              </w:rPr>
+              <w:t>8</w:t>
+            </w:r>
+          </w:p>
+        </w:tc>
+        <w:tc>
+          <w:tcPr>
+            <w:tcW w:type="dxa" w:w="1701"/>
+            <w:shd w:fill="FFB3B3" w:val="clear"/>
+          </w:tcPr>
+          <w:p>
+            <w:r>
+              <w:rPr>
+                <w:b w:val="0"/>
+                <w:sz w:val="16"/>
+              </w:rPr>
+              <w:t>4.3-07 - Conducte apa incinta</w:t>
+            </w:r>
+          </w:p>
+        </w:tc>
+        <w:tc>
+          <w:tcPr>
+            <w:tcW w:type="dxa" w:w="850"/>
+            <w:shd w:fill="FFB3B3" w:val="clear"/>
+          </w:tcPr>
+          <w:p>
+            <w:r>
+              <w:rPr>
+                <w:b w:val="0"/>
+                <w:sz w:val="16"/>
+                <w:u w:val="single"/>
+              </w:rPr>
+              <w:t>ACA13C</w:t>
+            </w:r>
+          </w:p>
+          <w:p>
+            <w:pPr>
+              <w:ind w:left="280"/>
+            </w:pPr>
+            <w:r>
+              <w:rPr>
+                <w:b w:val="0"/>
+                <w:sz w:val="16"/>
+              </w:rPr>
+              <w:t>$8815767</w:t>
+            </w:r>
+          </w:p>
+        </w:tc>
+        <w:tc>
+          <w:tcPr>
+            <w:tcW w:type="dxa" w:w="1984"/>
+            <w:shd w:fill="FFB3B3" w:val="clear"/>
+          </w:tcPr>
+          <w:p>
+            <w:r>
+              <w:rPr>
+                <w:b w:val="0"/>
+                <w:sz w:val="16"/>
+              </w:rPr>
+              <w:t>cot pehd apa/gaz pe100 sdr11 injectat 90grd d 7...</w:t>
+            </w:r>
+          </w:p>
+        </w:tc>
+        <w:tc>
+          <w:tcPr>
+            <w:tcW w:type="dxa" w:w="454"/>
+            <w:shd w:fill="FFB3B3" w:val="clear"/>
+          </w:tcPr>
+          <w:p>
+            <w:r>
+              <w:rPr>
+                <w:b w:val="0"/>
+                <w:sz w:val="16"/>
+              </w:rPr>
+              <w:t>buc</w:t>
+            </w:r>
+          </w:p>
+        </w:tc>
+        <w:tc>
+          <w:tcPr>
+            <w:tcW w:type="dxa" w:w="680"/>
+            <w:shd w:fill="FFB3B3" w:val="clear"/>
+          </w:tcPr>
+          <w:p>
+            <w:r>
+              <w:rPr>
+                <w:b w:val="0"/>
+                <w:sz w:val="16"/>
+              </w:rPr>
+              <w:t>2.0</w:t>
+            </w:r>
+          </w:p>
+        </w:tc>
+        <w:tc>
+          <w:tcPr>
+            <w:tcW w:type="dxa" w:w="850"/>
+            <w:shd w:fill="FFB3B3" w:val="clear"/>
+          </w:tcPr>
+          <w:p/>
+        </w:tc>
+        <w:tc>
+          <w:tcPr>
+            <w:tcW w:type="dxa" w:w="1984"/>
+            <w:shd w:fill="FFB3B3" w:val="clear"/>
+          </w:tcPr>
+          <w:p/>
+        </w:tc>
+        <w:tc>
+          <w:tcPr>
+            <w:tcW w:type="dxa" w:w="454"/>
+            <w:shd w:fill="FFB3B3" w:val="clear"/>
+          </w:tcPr>
+          <w:p/>
+        </w:tc>
+        <w:tc>
+          <w:tcPr>
+            <w:tcW w:type="dxa" w:w="680"/>
+            <w:shd w:fill="FFB3B3" w:val="clear"/>
+          </w:tcPr>
+          <w:p/>
+        </w:tc>
+        <w:tc>
+          <w:tcPr>
+            <w:tcW w:type="dxa" w:w="3572"/>
+            <w:shd w:fill="FFB3B3" w:val="clear"/>
+          </w:tcPr>
+          <w:p>
+            <w:r>
+              <w:rPr>
+                <w:b w:val="0"/>
+                <w:color w:val="CC0000"/>
+                <w:sz w:val="16"/>
+              </w:rPr>
+              <w:t>Articol lipsă din ofertă</w:t>
+            </w:r>
+          </w:p>
+        </w:tc>
+      </w:tr>
+      <w:tr>
+        <w:tc>
+          <w:tcPr>
+            <w:tcW w:type="dxa" w:w="397"/>
+            <w:shd w:fill="FFB3B3" w:val="clear"/>
+          </w:tcPr>
+          <w:p>
+            <w:r>
+              <w:rPr>
+                <w:b w:val="0"/>
+                <w:sz w:val="16"/>
+              </w:rPr>
+              <w:t>9</w:t>
+            </w:r>
+          </w:p>
+        </w:tc>
+        <w:tc>
+          <w:tcPr>
+            <w:tcW w:type="dxa" w:w="1701"/>
+            <w:shd w:fill="FFB3B3" w:val="clear"/>
+          </w:tcPr>
+          <w:p>
+            <w:r>
+              <w:rPr>
+                <w:b w:val="0"/>
+                <w:sz w:val="16"/>
+              </w:rPr>
+              <w:t>4.3-07 - Conducte apa incinta</w:t>
+            </w:r>
+          </w:p>
+        </w:tc>
+        <w:tc>
+          <w:tcPr>
+            <w:tcW w:type="dxa" w:w="850"/>
+            <w:shd w:fill="FFB3B3" w:val="clear"/>
+          </w:tcPr>
+          <w:p>
+            <w:r>
+              <w:rPr>
+                <w:b w:val="0"/>
+                <w:sz w:val="16"/>
+                <w:u w:val="single"/>
+              </w:rPr>
+              <w:t>SA14H</w:t>
+            </w:r>
+          </w:p>
+          <w:p>
+            <w:pPr>
+              <w:ind w:left="280"/>
+            </w:pPr>
+            <w:r>
+              <w:rPr>
+                <w:b w:val="0"/>
+                <w:sz w:val="16"/>
+              </w:rPr>
+              <w:t>$8815765</w:t>
+            </w:r>
+          </w:p>
+        </w:tc>
+        <w:tc>
+          <w:tcPr>
+            <w:tcW w:type="dxa" w:w="1984"/>
+            <w:shd w:fill="FFB3B3" w:val="clear"/>
+          </w:tcPr>
+          <w:p>
+            <w:r>
+              <w:rPr>
+                <w:b w:val="0"/>
+                <w:sz w:val="16"/>
+              </w:rPr>
+              <w:t>cot pehd apa/gaz pe100 sdr11 injectat 90grd d 5...</w:t>
+            </w:r>
+          </w:p>
+        </w:tc>
+        <w:tc>
+          <w:tcPr>
+            <w:tcW w:type="dxa" w:w="454"/>
+            <w:shd w:fill="FFB3B3" w:val="clear"/>
+          </w:tcPr>
+          <w:p>
+            <w:r>
+              <w:rPr>
+                <w:b w:val="0"/>
+                <w:sz w:val="16"/>
+              </w:rPr>
+              <w:t>buc</w:t>
+            </w:r>
+          </w:p>
+        </w:tc>
+        <w:tc>
+          <w:tcPr>
+            <w:tcW w:type="dxa" w:w="680"/>
+            <w:shd w:fill="FFB3B3" w:val="clear"/>
+          </w:tcPr>
+          <w:p>
+            <w:r>
+              <w:rPr>
+                <w:b w:val="0"/>
+                <w:sz w:val="16"/>
+              </w:rPr>
+              <w:t>5.0</w:t>
+            </w:r>
+          </w:p>
+        </w:tc>
+        <w:tc>
+          <w:tcPr>
+            <w:tcW w:type="dxa" w:w="850"/>
+            <w:shd w:fill="FFB3B3" w:val="clear"/>
+          </w:tcPr>
+          <w:p/>
+        </w:tc>
+        <w:tc>
+          <w:tcPr>
+            <w:tcW w:type="dxa" w:w="1984"/>
+            <w:shd w:fill="FFB3B3" w:val="clear"/>
+          </w:tcPr>
+          <w:p/>
+        </w:tc>
+        <w:tc>
+          <w:tcPr>
+            <w:tcW w:type="dxa" w:w="454"/>
+            <w:shd w:fill="FFB3B3" w:val="clear"/>
+          </w:tcPr>
+          <w:p/>
+        </w:tc>
+        <w:tc>
+          <w:tcPr>
+            <w:tcW w:type="dxa" w:w="680"/>
+            <w:shd w:fill="FFB3B3" w:val="clear"/>
+          </w:tcPr>
+          <w:p/>
+        </w:tc>
+        <w:tc>
+          <w:tcPr>
+            <w:tcW w:type="dxa" w:w="3572"/>
+            <w:shd w:fill="FFB3B3" w:val="clear"/>
+          </w:tcPr>
+          <w:p>
+            <w:r>
+              <w:rPr>
+                <w:b w:val="0"/>
+                <w:color w:val="CC0000"/>
+                <w:sz w:val="16"/>
+              </w:rPr>
+              <w:t>Articol lipsă din ofertă</w:t>
+            </w:r>
+          </w:p>
+        </w:tc>
+      </w:tr>
+      <w:tr>
+        <w:tc>
+          <w:tcPr>
+            <w:tcW w:type="dxa" w:w="397"/>
+          </w:tcPr>
+          <w:p>
+            <w:r>
+              <w:rPr>
+                <w:b w:val="0"/>
+                <w:sz w:val="16"/>
+              </w:rPr>
+              <w:t>12</w:t>
+            </w:r>
+          </w:p>
+        </w:tc>
+        <w:tc>
+          <w:tcPr>
+            <w:tcW w:type="dxa" w:w="1701"/>
+          </w:tcPr>
+          <w:p>
+            <w:r>
+              <w:rPr>
+                <w:b w:val="0"/>
+                <w:sz w:val="16"/>
+              </w:rPr>
+              <w:t>4.3-07 - Conducte apa incinta</w:t>
+            </w:r>
+          </w:p>
+        </w:tc>
+        <w:tc>
+          <w:tcPr>
+            <w:tcW w:type="dxa" w:w="850"/>
+          </w:tcPr>
+          <w:p>
+            <w:r>
+              <w:rPr>
+                <w:b w:val="0"/>
+                <w:sz w:val="16"/>
+                <w:u w:val="single"/>
+              </w:rPr>
+              <w:t>ACA20C1</w:t>
+            </w:r>
+          </w:p>
+          <w:p>
+            <w:pPr>
+              <w:ind w:left="280"/>
+            </w:pPr>
+            <w:r>
+              <w:rPr>
+                <w:b w:val="0"/>
+                <w:sz w:val="16"/>
+              </w:rPr>
+              <w:t>$6719446</w:t>
+            </w:r>
+          </w:p>
+        </w:tc>
+        <w:tc>
+          <w:tcPr>
+            <w:tcW w:type="dxa" w:w="1984"/>
+          </w:tcPr>
+          <w:p>
+            <w:r>
+              <w:rPr>
+                <w:b w:val="0"/>
+                <w:sz w:val="16"/>
+              </w:rPr>
+              <w:t>dop prot capat teava polietilena, (pehd) d= 75mm</w:t>
+            </w:r>
+          </w:p>
+        </w:tc>
+        <w:tc>
+          <w:tcPr>
+            <w:tcW w:type="dxa" w:w="454"/>
+          </w:tcPr>
+          <w:p>
+            <w:r>
+              <w:rPr>
+                <w:b w:val="0"/>
+                <w:sz w:val="16"/>
+              </w:rPr>
+              <w:t>buc</w:t>
+            </w:r>
+          </w:p>
+        </w:tc>
+        <w:tc>
+          <w:tcPr>
+            <w:tcW w:type="dxa" w:w="680"/>
+          </w:tcPr>
+          <w:p>
+            <w:r>
+              <w:rPr>
+                <w:b w:val="0"/>
+                <w:color w:val="CC0000"/>
+                <w:sz w:val="16"/>
+              </w:rPr>
+              <w:t>2.0</w:t>
+            </w:r>
+          </w:p>
+        </w:tc>
+        <w:tc>
+          <w:tcPr>
+            <w:tcW w:type="dxa" w:w="850"/>
+          </w:tcPr>
+          <w:p>
+            <w:r>
+              <w:rPr>
+                <w:b w:val="0"/>
+                <w:sz w:val="16"/>
+                <w:u w:val="single"/>
+              </w:rPr>
+              <w:t>ACA20C1</w:t>
+            </w:r>
+          </w:p>
+          <w:p>
+            <w:pPr>
+              <w:ind w:left="280"/>
+            </w:pPr>
+            <w:r>
+              <w:rPr>
+                <w:b w:val="0"/>
+                <w:sz w:val="16"/>
+              </w:rPr>
+              <w:t>$6719446</w:t>
+            </w:r>
+          </w:p>
+        </w:tc>
+        <w:tc>
+          <w:tcPr>
+            <w:tcW w:type="dxa" w:w="1984"/>
+          </w:tcPr>
+          <w:p>
+            <w:r>
+              <w:rPr>
+                <w:b w:val="0"/>
+                <w:sz w:val="16"/>
+              </w:rPr>
+              <w:t>dop prot capat teava pehd pentru electrofuz d e...</w:t>
+            </w:r>
+          </w:p>
+        </w:tc>
+        <w:tc>
+          <w:tcPr>
+            <w:tcW w:type="dxa" w:w="454"/>
+          </w:tcPr>
+          <w:p>
+            <w:r>
+              <w:rPr>
+                <w:b w:val="0"/>
+                <w:sz w:val="16"/>
+              </w:rPr>
+              <w:t>buc</w:t>
+            </w:r>
+          </w:p>
+        </w:tc>
+        <w:tc>
+          <w:tcPr>
+            <w:tcW w:type="dxa" w:w="680"/>
+          </w:tcPr>
+          <w:p>
+            <w:r>
+              <w:rPr>
+                <w:b w:val="0"/>
+                <w:color w:val="CC0000"/>
+                <w:sz w:val="16"/>
+              </w:rPr>
+              <w:t>1.73</w:t>
+            </w:r>
+          </w:p>
+        </w:tc>
+        <w:tc>
+          <w:tcPr>
+            <w:tcW w:type="dxa" w:w="3572"/>
+          </w:tcPr>
+          <w:p>
+            <w:r>
+              <w:rPr>
+                <w:b w:val="0"/>
+                <w:color w:val="CC0000"/>
+                <w:sz w:val="16"/>
+              </w:rPr>
+              <w:t>Cantitate diferită: referință 2.0 buc, ofertat 1.73 buc</w:t>
+            </w:r>
+          </w:p>
+        </w:tc>
+      </w:tr>
+      <w:tr>
+        <w:tc>
+          <w:tcPr>
+            <w:tcW w:type="dxa" w:w="397"/>
+          </w:tcPr>
+          <w:p>
+            <w:r>
+              <w:rPr>
+                <w:b w:val="0"/>
+                <w:sz w:val="16"/>
+              </w:rPr>
+              <w:t>13</w:t>
+            </w:r>
+          </w:p>
+        </w:tc>
+        <w:tc>
+          <w:tcPr>
+            <w:tcW w:type="dxa" w:w="1701"/>
+          </w:tcPr>
+          <w:p>
+            <w:r>
+              <w:rPr>
+                <w:b w:val="0"/>
+                <w:sz w:val="16"/>
+              </w:rPr>
+              <w:t>4.3-07 - Conducte apa incinta</w:t>
+            </w:r>
+          </w:p>
+        </w:tc>
+        <w:tc>
+          <w:tcPr>
+            <w:tcW w:type="dxa" w:w="850"/>
+          </w:tcPr>
+          <w:p>
+            <w:r>
+              <w:rPr>
+                <w:b w:val="0"/>
+                <w:sz w:val="16"/>
+                <w:u w:val="single"/>
+              </w:rPr>
+              <w:t>CE26A</w:t>
+            </w:r>
+          </w:p>
+          <w:p>
+            <w:pPr>
+              <w:ind w:left="280"/>
+            </w:pPr>
+            <w:r>
+              <w:rPr>
+                <w:b w:val="0"/>
+                <w:sz w:val="16"/>
+              </w:rPr>
+              <w:t>$6719444</w:t>
+            </w:r>
+          </w:p>
+        </w:tc>
+        <w:tc>
+          <w:tcPr>
+            <w:tcW w:type="dxa" w:w="1984"/>
+          </w:tcPr>
+          <w:p>
+            <w:r>
+              <w:rPr>
+                <w:b w:val="0"/>
+                <w:sz w:val="16"/>
+              </w:rPr>
+              <w:t>dop prot capat teava polietilena, (pehd) d= 50mm</w:t>
+            </w:r>
+          </w:p>
+        </w:tc>
+        <w:tc>
+          <w:tcPr>
+            <w:tcW w:type="dxa" w:w="454"/>
+          </w:tcPr>
+          <w:p>
+            <w:r>
+              <w:rPr>
+                <w:b w:val="0"/>
+                <w:sz w:val="16"/>
+              </w:rPr>
+              <w:t>buc</w:t>
+            </w:r>
+          </w:p>
+        </w:tc>
+        <w:tc>
+          <w:tcPr>
+            <w:tcW w:type="dxa" w:w="680"/>
+          </w:tcPr>
+          <w:p>
+            <w:r>
+              <w:rPr>
+                <w:b w:val="0"/>
+                <w:color w:val="CC0000"/>
+                <w:sz w:val="16"/>
+              </w:rPr>
+              <w:t>2.0</w:t>
+            </w:r>
+          </w:p>
+        </w:tc>
+        <w:tc>
+          <w:tcPr>
+            <w:tcW w:type="dxa" w:w="850"/>
+          </w:tcPr>
+          <w:p>
+            <w:r>
+              <w:rPr>
+                <w:b w:val="0"/>
+                <w:sz w:val="16"/>
+                <w:u w:val="single"/>
+              </w:rPr>
+              <w:t>CE26A</w:t>
+            </w:r>
+          </w:p>
+          <w:p>
+            <w:pPr>
+              <w:ind w:left="280"/>
+            </w:pPr>
+            <w:r>
+              <w:rPr>
+                <w:b w:val="0"/>
+                <w:sz w:val="16"/>
+              </w:rPr>
+              <w:t>$6719444</w:t>
+            </w:r>
+          </w:p>
+        </w:tc>
+        <w:tc>
+          <w:tcPr>
+            <w:tcW w:type="dxa" w:w="1984"/>
+          </w:tcPr>
+          <w:p>
+            <w:r>
+              <w:rPr>
+                <w:b w:val="0"/>
+                <w:sz w:val="16"/>
+              </w:rPr>
+              <w:t>dop prot capat teava pehd pentru electrofuz d e...</w:t>
+            </w:r>
+          </w:p>
+        </w:tc>
+        <w:tc>
+          <w:tcPr>
+            <w:tcW w:type="dxa" w:w="454"/>
+          </w:tcPr>
+          <w:p>
+            <w:r>
+              <w:rPr>
+                <w:b w:val="0"/>
+                <w:sz w:val="16"/>
+              </w:rPr>
+              <w:t>buc</w:t>
+            </w:r>
+          </w:p>
+        </w:tc>
+        <w:tc>
+          <w:tcPr>
+            <w:tcW w:type="dxa" w:w="680"/>
+          </w:tcPr>
+          <w:p>
+            <w:r>
+              <w:rPr>
+                <w:b w:val="0"/>
+                <w:color w:val="CC0000"/>
+                <w:sz w:val="16"/>
+              </w:rPr>
+              <w:t>1.73</w:t>
+            </w:r>
+          </w:p>
+        </w:tc>
+        <w:tc>
+          <w:tcPr>
+            <w:tcW w:type="dxa" w:w="3572"/>
+          </w:tcPr>
+          <w:p>
+            <w:r>
+              <w:rPr>
+                <w:b w:val="0"/>
+                <w:color w:val="CC0000"/>
+                <w:sz w:val="16"/>
+              </w:rPr>
+              <w:t>Cantitate diferită: referință 2.0 buc, ofertat 1.73 buc</w:t>
+            </w:r>
+          </w:p>
+        </w:tc>
+      </w:tr>
+      <w:tr>
+        <w:tc>
+          <w:tcPr>
+            <w:tcW w:type="dxa" w:w="397"/>
+            <w:shd w:fill="FFB3B3" w:val="clear"/>
+          </w:tcPr>
+          <w:p>
+            <w:r>
+              <w:rPr>
+                <w:b w:val="0"/>
+                <w:sz w:val="16"/>
+              </w:rPr>
+              <w:t>15</w:t>
+            </w:r>
+          </w:p>
+        </w:tc>
+        <w:tc>
+          <w:tcPr>
+            <w:tcW w:type="dxa" w:w="1701"/>
+            <w:shd w:fill="FFB3B3" w:val="clear"/>
+          </w:tcPr>
+          <w:p>
+            <w:r>
+              <w:rPr>
+                <w:b w:val="0"/>
+                <w:sz w:val="16"/>
+              </w:rPr>
+              <w:t>4.3-07 - Conducte apa incinta</w:t>
+            </w:r>
+          </w:p>
+        </w:tc>
+        <w:tc>
+          <w:tcPr>
+            <w:tcW w:type="dxa" w:w="850"/>
+            <w:shd w:fill="FFB3B3" w:val="clear"/>
+          </w:tcPr>
+          <w:p>
+            <w:r>
+              <w:rPr>
+                <w:b w:val="0"/>
+                <w:sz w:val="16"/>
+                <w:u w:val="single"/>
+              </w:rPr>
+              <w:t>TCA14V1</w:t>
+            </w:r>
+          </w:p>
+          <w:p>
+            <w:pPr>
+              <w:ind w:left="280"/>
+            </w:pPr>
+            <w:r>
+              <w:rPr>
+                <w:b w:val="0"/>
+                <w:sz w:val="16"/>
+              </w:rPr>
+              <w:t>$8811743</w:t>
+            </w:r>
+          </w:p>
+        </w:tc>
+        <w:tc>
+          <w:tcPr>
+            <w:tcW w:type="dxa" w:w="1984"/>
+            <w:shd w:fill="FFB3B3" w:val="clear"/>
+          </w:tcPr>
+          <w:p>
+            <w:r>
+              <w:rPr>
+                <w:b w:val="0"/>
+                <w:sz w:val="16"/>
+              </w:rPr>
+              <w:t>banda avertizare apa 11,5cm x 0,17mm</w:t>
+            </w:r>
+          </w:p>
+        </w:tc>
+        <w:tc>
+          <w:tcPr>
+            <w:tcW w:type="dxa" w:w="454"/>
+            <w:shd w:fill="FFB3B3" w:val="clear"/>
+          </w:tcPr>
+          <w:p>
+            <w:r>
+              <w:rPr>
+                <w:b w:val="0"/>
+                <w:sz w:val="16"/>
+              </w:rPr>
+              <w:t>m</w:t>
+            </w:r>
+          </w:p>
+        </w:tc>
+        <w:tc>
+          <w:tcPr>
+            <w:tcW w:type="dxa" w:w="680"/>
+            <w:shd w:fill="FFB3B3" w:val="clear"/>
+          </w:tcPr>
+          <w:p>
+            <w:r>
+              <w:rPr>
+                <w:b w:val="0"/>
+                <w:sz w:val="16"/>
+              </w:rPr>
+              <w:t>140.0</w:t>
+            </w:r>
+          </w:p>
+        </w:tc>
+        <w:tc>
+          <w:tcPr>
+            <w:tcW w:type="dxa" w:w="850"/>
+            <w:shd w:fill="FFB3B3" w:val="clear"/>
+          </w:tcPr>
+          <w:p/>
+        </w:tc>
+        <w:tc>
+          <w:tcPr>
+            <w:tcW w:type="dxa" w:w="1984"/>
+            <w:shd w:fill="FFB3B3" w:val="clear"/>
+          </w:tcPr>
+          <w:p/>
+        </w:tc>
+        <w:tc>
+          <w:tcPr>
+            <w:tcW w:type="dxa" w:w="454"/>
+            <w:shd w:fill="FFB3B3" w:val="clear"/>
+          </w:tcPr>
+          <w:p/>
+        </w:tc>
+        <w:tc>
+          <w:tcPr>
+            <w:tcW w:type="dxa" w:w="680"/>
+            <w:shd w:fill="FFB3B3" w:val="clear"/>
+          </w:tcPr>
+          <w:p/>
+        </w:tc>
+        <w:tc>
+          <w:tcPr>
+            <w:tcW w:type="dxa" w:w="3572"/>
+            <w:shd w:fill="FFB3B3" w:val="clear"/>
+          </w:tcPr>
+          <w:p>
+            <w:r>
+              <w:rPr>
+                <w:b w:val="0"/>
+                <w:color w:val="CC0000"/>
+                <w:sz w:val="16"/>
+              </w:rPr>
+              <w:t>Articol lipsă din ofertă</w:t>
+            </w:r>
+          </w:p>
+        </w:tc>
+      </w:tr>
+      <w:tr>
+        <w:tc>
+          <w:tcPr>
+            <w:tcW w:type="dxa" w:w="3572"/>
+            <w:gridSpan w:val="11"/>
+            <w:shd w:fill="FFFF99" w:val="clear"/>
+          </w:tcPr>
+          <w:p>
+            <w:r>
+              <w:rPr>
+                <w:b w:val="0"/>
+                <w:i/>
+                <w:sz w:val="16"/>
+              </w:rPr>
+              <w:t>▸ Articole extra în ofertă — verificare manuală recomandată</w:t>
+            </w:r>
+          </w:p>
+        </w:tc>
+      </w:tr>
+      <w:tr>
+        <w:tc>
+          <w:tcPr>
+            <w:tcW w:type="dxa" w:w="397"/>
+            <w:shd w:fill="FFFF99" w:val="clear"/>
+          </w:tcPr>
+          <w:p>
+            <w:r>
+              <w:rPr>
+                <w:b w:val="0"/>
+                <w:sz w:val="16"/>
+              </w:rPr>
+              <w:t>166</w:t>
+            </w:r>
+          </w:p>
+        </w:tc>
+        <w:tc>
+          <w:tcPr>
+            <w:tcW w:type="dxa" w:w="1701"/>
+            <w:shd w:fill="FFFF99" w:val="clear"/>
+          </w:tcPr>
+          <w:p>
+            <w:r>
+              <w:rPr>
+                <w:b w:val="0"/>
+                <w:sz w:val="16"/>
+              </w:rPr>
+              <w:t>4.3-07 - Conducte apa incinta</w:t>
+            </w:r>
+          </w:p>
+        </w:tc>
+        <w:tc>
+          <w:tcPr>
+            <w:tcW w:type="dxa" w:w="850"/>
+            <w:shd w:fill="FFFF99" w:val="clear"/>
+          </w:tcPr>
+          <w:p>
+            <w:r>
+              <w:rPr>
+                <w:b w:val="0"/>
+                <w:sz w:val="16"/>
+              </w:rPr>
             </w:r>
           </w:p>
         </w:tc>
@@ -28636,7 +29894,6 @@
                 <w:b w:val="0"/>
                 <w:sz w:val="16"/>
               </w:rPr>
-              <w:t>garnitura de etansare ans plan pn6/2,5 d = 50 m...</w:t>
             </w:r>
           </w:p>
         </w:tc>
@@ -28651,7 +29908,6 @@
                 <w:b w:val="0"/>
                 <w:sz w:val="16"/>
               </w:rPr>
-              <w:t>buc</w:t>
             </w:r>
           </w:p>
         </w:tc>
@@ -28666,7 +29922,433 @@
                 <w:b w:val="0"/>
                 <w:sz w:val="16"/>
               </w:rPr>
-              <w:t>1.74</w:t>
+            </w:r>
+          </w:p>
+        </w:tc>
+        <w:tc>
+          <w:tcPr>
+            <w:tcW w:type="dxa" w:w="850"/>
+            <w:shd w:fill="FFFF99" w:val="clear"/>
+          </w:tcPr>
+          <w:p>
+            <w:r>
+              <w:rPr>
+                <w:b w:val="0"/>
+                <w:sz w:val="16"/>
+                <w:u w:val="single"/>
+              </w:rPr>
+              <w:t>SA14J</w:t>
+            </w:r>
+          </w:p>
+          <w:p>
+            <w:pPr>
+              <w:ind w:left="280"/>
+            </w:pPr>
+            <w:r>
+              <w:rPr>
+                <w:b w:val="0"/>
+                <w:sz w:val="16"/>
+              </w:rPr>
+              <w:t>$6717077</w:t>
+            </w:r>
+          </w:p>
+        </w:tc>
+        <w:tc>
+          <w:tcPr>
+            <w:tcW w:type="dxa" w:w="1984"/>
+            <w:shd w:fill="FFFF99" w:val="clear"/>
+          </w:tcPr>
+          <w:p>
+            <w:r>
+              <w:rPr>
+                <w:b w:val="0"/>
+                <w:sz w:val="16"/>
+              </w:rPr>
+              <w:t>teava poliet inalta dens pe 100,pn 10 diam ext ...</w:t>
+            </w:r>
+          </w:p>
+        </w:tc>
+        <w:tc>
+          <w:tcPr>
+            <w:tcW w:type="dxa" w:w="454"/>
+            <w:shd w:fill="FFFF99" w:val="clear"/>
+          </w:tcPr>
+          <w:p>
+            <w:r>
+              <w:rPr>
+                <w:b w:val="0"/>
+                <w:sz w:val="16"/>
+              </w:rPr>
+              <w:t>m</w:t>
+            </w:r>
+          </w:p>
+        </w:tc>
+        <w:tc>
+          <w:tcPr>
+            <w:tcW w:type="dxa" w:w="680"/>
+            <w:shd w:fill="FFFF99" w:val="clear"/>
+          </w:tcPr>
+          <w:p>
+            <w:r>
+              <w:rPr>
+                <w:b w:val="0"/>
+                <w:sz w:val="16"/>
+              </w:rPr>
+              <w:t>1.76</w:t>
+            </w:r>
+          </w:p>
+        </w:tc>
+        <w:tc>
+          <w:tcPr>
+            <w:tcW w:type="dxa" w:w="3572"/>
+            <w:shd w:fill="FFFF99" w:val="clear"/>
+          </w:tcPr>
+          <w:p>
+            <w:r>
+              <w:rPr>
+                <w:b w:val="0"/>
+                <w:color w:val="CC0000"/>
+                <w:sz w:val="16"/>
+              </w:rPr>
+              <w:t>Articol suplimentar în ofertă (nu există în referință)</w:t>
+            </w:r>
+          </w:p>
+        </w:tc>
+      </w:tr>
+      <w:tr>
+        <w:tc>
+          <w:tcPr>
+            <w:tcW w:type="dxa" w:w="397"/>
+            <w:shd w:fill="FFFF99" w:val="clear"/>
+          </w:tcPr>
+          <w:p>
+            <w:r>
+              <w:rPr>
+                <w:b w:val="0"/>
+                <w:sz w:val="16"/>
+              </w:rPr>
+              <w:t>167</w:t>
+            </w:r>
+          </w:p>
+        </w:tc>
+        <w:tc>
+          <w:tcPr>
+            <w:tcW w:type="dxa" w:w="1701"/>
+            <w:shd w:fill="FFFF99" w:val="clear"/>
+          </w:tcPr>
+          <w:p>
+            <w:r>
+              <w:rPr>
+                <w:b w:val="0"/>
+                <w:sz w:val="16"/>
+              </w:rPr>
+              <w:t>4.3-07 - Conducte apa incinta</w:t>
+            </w:r>
+          </w:p>
+        </w:tc>
+        <w:tc>
+          <w:tcPr>
+            <w:tcW w:type="dxa" w:w="850"/>
+            <w:shd w:fill="FFFF99" w:val="clear"/>
+          </w:tcPr>
+          <w:p>
+            <w:r>
+              <w:rPr>
+                <w:b w:val="0"/>
+                <w:sz w:val="16"/>
+              </w:rPr>
+            </w:r>
+          </w:p>
+        </w:tc>
+        <w:tc>
+          <w:tcPr>
+            <w:tcW w:type="dxa" w:w="1984"/>
+            <w:shd w:fill="FFFF99" w:val="clear"/>
+          </w:tcPr>
+          <w:p>
+            <w:r>
+              <w:rPr>
+                <w:b w:val="0"/>
+                <w:sz w:val="16"/>
+              </w:rPr>
+            </w:r>
+          </w:p>
+        </w:tc>
+        <w:tc>
+          <w:tcPr>
+            <w:tcW w:type="dxa" w:w="454"/>
+            <w:shd w:fill="FFFF99" w:val="clear"/>
+          </w:tcPr>
+          <w:p>
+            <w:r>
+              <w:rPr>
+                <w:b w:val="0"/>
+                <w:sz w:val="16"/>
+              </w:rPr>
+            </w:r>
+          </w:p>
+        </w:tc>
+        <w:tc>
+          <w:tcPr>
+            <w:tcW w:type="dxa" w:w="680"/>
+            <w:shd w:fill="FFFF99" w:val="clear"/>
+          </w:tcPr>
+          <w:p>
+            <w:r>
+              <w:rPr>
+                <w:b w:val="0"/>
+                <w:sz w:val="16"/>
+              </w:rPr>
+            </w:r>
+          </w:p>
+        </w:tc>
+        <w:tc>
+          <w:tcPr>
+            <w:tcW w:type="dxa" w:w="850"/>
+            <w:shd w:fill="FFFF99" w:val="clear"/>
+          </w:tcPr>
+          <w:p>
+            <w:r>
+              <w:rPr>
+                <w:b w:val="0"/>
+                <w:sz w:val="16"/>
+                <w:u w:val="single"/>
+              </w:rPr>
+              <w:t>SA14J</w:t>
+            </w:r>
+          </w:p>
+          <w:p>
+            <w:pPr>
+              <w:ind w:left="280"/>
+            </w:pPr>
+            <w:r>
+              <w:rPr>
+                <w:b w:val="0"/>
+                <w:sz w:val="16"/>
+              </w:rPr>
+              <w:t>$3000</w:t>
+            </w:r>
+          </w:p>
+        </w:tc>
+        <w:tc>
+          <w:tcPr>
+            <w:tcW w:type="dxa" w:w="1984"/>
+            <w:shd w:fill="FFFF99" w:val="clear"/>
+          </w:tcPr>
+          <w:p>
+            <w:r>
+              <w:rPr>
+                <w:b w:val="0"/>
+                <w:sz w:val="16"/>
+              </w:rPr>
+              <w:t>aparat de sudura tip 'coprax' 2204/50hz/700 w</w:t>
+            </w:r>
+          </w:p>
+        </w:tc>
+        <w:tc>
+          <w:tcPr>
+            <w:tcW w:type="dxa" w:w="454"/>
+            <w:shd w:fill="FFFF99" w:val="clear"/>
+          </w:tcPr>
+          <w:p>
+            <w:r>
+              <w:rPr>
+                <w:b w:val="0"/>
+                <w:sz w:val="16"/>
+              </w:rPr>
+              <w:t>ora</w:t>
+            </w:r>
+          </w:p>
+        </w:tc>
+        <w:tc>
+          <w:tcPr>
+            <w:tcW w:type="dxa" w:w="680"/>
+            <w:shd w:fill="FFFF99" w:val="clear"/>
+          </w:tcPr>
+          <w:p>
+            <w:r>
+              <w:rPr>
+                <w:b w:val="0"/>
+                <w:sz w:val="16"/>
+              </w:rPr>
+              <w:t>0.07</w:t>
+            </w:r>
+          </w:p>
+        </w:tc>
+        <w:tc>
+          <w:tcPr>
+            <w:tcW w:type="dxa" w:w="3572"/>
+            <w:shd w:fill="FFFF99" w:val="clear"/>
+          </w:tcPr>
+          <w:p>
+            <w:r>
+              <w:rPr>
+                <w:b w:val="0"/>
+                <w:color w:val="CC0000"/>
+                <w:sz w:val="16"/>
+              </w:rPr>
+              <w:t>Articol suplimentar în ofertă (nu există în referință)</w:t>
+            </w:r>
+          </w:p>
+        </w:tc>
+      </w:tr>
+      <w:tr>
+        <w:tc>
+          <w:tcPr>
+            <w:tcW w:type="dxa" w:w="397"/>
+            <w:shd w:fill="FFFF99" w:val="clear"/>
+          </w:tcPr>
+          <w:p>
+            <w:r>
+              <w:rPr>
+                <w:b w:val="0"/>
+                <w:sz w:val="16"/>
+              </w:rPr>
+              <w:t>168</w:t>
+            </w:r>
+          </w:p>
+        </w:tc>
+        <w:tc>
+          <w:tcPr>
+            <w:tcW w:type="dxa" w:w="1701"/>
+            <w:shd w:fill="FFFF99" w:val="clear"/>
+          </w:tcPr>
+          <w:p>
+            <w:r>
+              <w:rPr>
+                <w:b w:val="0"/>
+                <w:sz w:val="16"/>
+              </w:rPr>
+              <w:t>4.3-07 - Conducte apa incinta</w:t>
+            </w:r>
+          </w:p>
+        </w:tc>
+        <w:tc>
+          <w:tcPr>
+            <w:tcW w:type="dxa" w:w="850"/>
+            <w:shd w:fill="FFFF99" w:val="clear"/>
+          </w:tcPr>
+          <w:p>
+            <w:r>
+              <w:rPr>
+                <w:b w:val="0"/>
+                <w:sz w:val="16"/>
+              </w:rPr>
+            </w:r>
+          </w:p>
+        </w:tc>
+        <w:tc>
+          <w:tcPr>
+            <w:tcW w:type="dxa" w:w="1984"/>
+            <w:shd w:fill="FFFF99" w:val="clear"/>
+          </w:tcPr>
+          <w:p>
+            <w:r>
+              <w:rPr>
+                <w:b w:val="0"/>
+                <w:sz w:val="16"/>
+              </w:rPr>
+            </w:r>
+          </w:p>
+        </w:tc>
+        <w:tc>
+          <w:tcPr>
+            <w:tcW w:type="dxa" w:w="454"/>
+            <w:shd w:fill="FFFF99" w:val="clear"/>
+          </w:tcPr>
+          <w:p>
+            <w:r>
+              <w:rPr>
+                <w:b w:val="0"/>
+                <w:sz w:val="16"/>
+              </w:rPr>
+            </w:r>
+          </w:p>
+        </w:tc>
+        <w:tc>
+          <w:tcPr>
+            <w:tcW w:type="dxa" w:w="680"/>
+            <w:shd w:fill="FFFF99" w:val="clear"/>
+          </w:tcPr>
+          <w:p>
+            <w:r>
+              <w:rPr>
+                <w:b w:val="0"/>
+                <w:sz w:val="16"/>
+              </w:rPr>
+            </w:r>
+          </w:p>
+        </w:tc>
+        <w:tc>
+          <w:tcPr>
+            <w:tcW w:type="dxa" w:w="850"/>
+            <w:shd w:fill="FFFF99" w:val="clear"/>
+          </w:tcPr>
+          <w:p>
+            <w:r>
+              <w:rPr>
+                <w:b w:val="0"/>
+                <w:sz w:val="16"/>
+                <w:u w:val="single"/>
+              </w:rPr>
+              <w:t>CE26A</w:t>
+            </w:r>
+          </w:p>
+          <w:p>
+            <w:pPr>
+              <w:ind w:left="280"/>
+            </w:pPr>
+            <w:r>
+              <w:rPr>
+                <w:b w:val="0"/>
+                <w:sz w:val="16"/>
+              </w:rPr>
+              <w:t>$6102822</w:t>
+            </w:r>
+          </w:p>
+        </w:tc>
+        <w:tc>
+          <w:tcPr>
+            <w:tcW w:type="dxa" w:w="1984"/>
+            <w:shd w:fill="FFFF99" w:val="clear"/>
+          </w:tcPr>
+          <w:p>
+            <w:r>
+              <w:rPr>
+                <w:b w:val="0"/>
+                <w:sz w:val="16"/>
+              </w:rPr>
+              <w:t>chit de etans.rost keracolor grosso</w:t>
+            </w:r>
+          </w:p>
+        </w:tc>
+        <w:tc>
+          <w:tcPr>
+            <w:tcW w:type="dxa" w:w="454"/>
+            <w:shd w:fill="FFFF99" w:val="clear"/>
+          </w:tcPr>
+          <w:p>
+            <w:r>
+              <w:rPr>
+                <w:b w:val="0"/>
+                <w:sz w:val="16"/>
+              </w:rPr>
+              <w:t>tona</w:t>
+            </w:r>
+          </w:p>
+        </w:tc>
+        <w:tc>
+          <w:tcPr>
+            <w:tcW w:type="dxa" w:w="680"/>
+            <w:shd w:fill="FFFF99" w:val="clear"/>
+          </w:tcPr>
+          <w:p>
+            <w:r>
+              <w:rPr>
+                <w:b w:val="0"/>
+                <w:sz w:val="16"/>
+              </w:rPr>
+              <w:t>0.26</w:t>
             </w:r>
           </w:p>
         </w:tc>
@@ -28724,7 +30406,7 @@
                 <w:color w:val="000000"/>
                 <w:sz w:val="18"/>
               </w:rPr>
-              <w:t>Ref: 41 principale</w:t>
+              <w:t>Ref: 22 principale</w:t>
             </w:r>
           </w:p>
         </w:tc>
@@ -28741,7 +30423,7 @@
                 <w:color w:val="000000"/>
                 <w:sz w:val="18"/>
               </w:rPr>
-              <w:t>Ofertă: 48 principale</w:t>
+              <w:t>Ofertă: 20 principale</w:t>
             </w:r>
             <w:r>
               <w:rPr>
@@ -28749,7 +30431,7 @@
                 <w:color w:val="000000"/>
                 <w:sz w:val="18"/>
               </w:rPr>
-              <w:t xml:space="preserve">  ▲ 7 extra</w:t>
+              <w:t xml:space="preserve">  ▼ 2 lipsă</w:t>
             </w:r>
           </w:p>
         </w:tc>
@@ -28774,7 +30456,7 @@
                 <w:b/>
                 <w:sz w:val="18"/>
               </w:rPr>
-              <w:t>Capitol de lucrări 4.3-07 — Conducte apa incinta  │  LIPSA: 5  │  EXTRA: 2  │  Delta: -3</w:t>
+              <w:t>Capitol de lucrări 4.3-08 — Conducte canal incinta  │  LIPSA: 3  │  EXTRA: 0  │  Delta: -3</w:t>
             </w:r>
           </w:p>
         </w:tc>
@@ -28791,7 +30473,7 @@
                 <w:b w:val="0"/>
                 <w:sz w:val="16"/>
               </w:rPr>
-              <w:t>5</w:t>
+              <w:t>1</w:t>
             </w:r>
           </w:p>
         </w:tc>
@@ -28806,7 +30488,7 @@
                 <w:b w:val="0"/>
                 <w:sz w:val="16"/>
               </w:rPr>
-              <w:t>4.3-07 - Conducte apa incinta</w:t>
+              <w:t>4.3-08 - Conducte canal incinta</w:t>
             </w:r>
           </w:p>
         </w:tc>
@@ -28822,7 +30504,7 @@
                 <w:sz w:val="16"/>
                 <w:u w:val="single"/>
               </w:rPr>
-              <w:t>ACA17A1</w:t>
+              <w:t>00605A6</w:t>
             </w:r>
           </w:p>
           <w:p>
@@ -28834,7 +30516,7 @@
                 <w:b w:val="0"/>
                 <w:sz w:val="16"/>
               </w:rPr>
-              <w:t>$8816328</w:t>
+              <w:t>$8813810</w:t>
             </w:r>
           </w:p>
         </w:tc>
@@ -28849,7 +30531,7 @@
                 <w:b w:val="0"/>
                 <w:sz w:val="16"/>
               </w:rPr>
-              <w:t>mufa electrosudabila pehd gf/w d 50 mm</w:t>
+              <w:t>-teava canal pvc cu mufa sn4 d=110x3, 0mm l=6m</w:t>
             </w:r>
           </w:p>
         </w:tc>
@@ -28879,7 +30561,7 @@
                 <w:b w:val="0"/>
                 <w:sz w:val="16"/>
               </w:rPr>
-              <w:t>12.0</w:t>
+              <w:t>11.0</w:t>
             </w:r>
           </w:p>
         </w:tc>
@@ -28940,7 +30622,7 @@
                 <w:b w:val="0"/>
                 <w:sz w:val="16"/>
               </w:rPr>
-              <w:t>6</w:t>
+              <w:t>2</w:t>
             </w:r>
           </w:p>
         </w:tc>
@@ -28955,7 +30637,7 @@
                 <w:b w:val="0"/>
                 <w:sz w:val="16"/>
               </w:rPr>
-              <w:t>4.3-07 - Conducte apa incinta</w:t>
+              <w:t>4.3-08 - Conducte canal incinta</w:t>
             </w:r>
           </w:p>
         </w:tc>
@@ -28971,7 +30653,7 @@
                 <w:sz w:val="16"/>
                 <w:u w:val="single"/>
               </w:rPr>
-              <w:t>SA14F</w:t>
+              <w:t>00605C6</w:t>
             </w:r>
           </w:p>
           <w:p>
@@ -28983,7 +30665,7 @@
                 <w:b w:val="0"/>
                 <w:sz w:val="16"/>
               </w:rPr>
-              <w:t>$8816330</w:t>
+              <w:t>$8813815</w:t>
             </w:r>
           </w:p>
         </w:tc>
@@ -28998,7 +30680,7 @@
                 <w:b w:val="0"/>
                 <w:sz w:val="16"/>
               </w:rPr>
-              <w:t>mufa electrosudabila pehd gf/w d 75 mm</w:t>
+              <w:t>-teava canal pvc cu mufa sn4 d=160x4, 0mm l=6m</w:t>
             </w:r>
           </w:p>
         </w:tc>
@@ -29028,7 +30710,7 @@
                 <w:b w:val="0"/>
                 <w:sz w:val="16"/>
               </w:rPr>
-              <w:t>4.0</w:t>
+              <w:t>5.0</w:t>
             </w:r>
           </w:p>
         </w:tc>
@@ -29089,7 +30771,7 @@
                 <w:b w:val="0"/>
                 <w:sz w:val="16"/>
               </w:rPr>
-              <w:t>8</w:t>
+              <w:t>7</w:t>
             </w:r>
           </w:p>
         </w:tc>
@@ -29104,7 +30786,7 @@
                 <w:b w:val="0"/>
                 <w:sz w:val="16"/>
               </w:rPr>
-              <w:t>4.3-07 - Conducte apa incinta</w:t>
+              <w:t>4.3-08 - Conducte canal incinta</w:t>
             </w:r>
           </w:p>
         </w:tc>
@@ -29120,7 +30802,7 @@
                 <w:sz w:val="16"/>
                 <w:u w:val="single"/>
               </w:rPr>
-              <w:t>ACA13C</w:t>
+              <w:t>TCA14V1</w:t>
             </w:r>
           </w:p>
           <w:p>
@@ -29132,7 +30814,7 @@
                 <w:b w:val="0"/>
                 <w:sz w:val="16"/>
               </w:rPr>
-              <w:t>$8815767</w:t>
+              <w:t>$8814249</w:t>
             </w:r>
           </w:p>
         </w:tc>
@@ -29147,7 +30829,7 @@
                 <w:b w:val="0"/>
                 <w:sz w:val="16"/>
               </w:rPr>
-              <w:t>cot pehd apa/gaz pe100 sdr11 injectat 90grd d 7...</w:t>
+              <w:t>banda avertizare canal 11,5cm x 0,17mm</w:t>
             </w:r>
           </w:p>
         </w:tc>
@@ -29162,7 +30844,7 @@
                 <w:b w:val="0"/>
                 <w:sz w:val="16"/>
               </w:rPr>
-              <w:t>buc</w:t>
+              <w:t>m</w:t>
             </w:r>
           </w:p>
         </w:tc>
@@ -29177,7 +30859,7 @@
                 <w:b w:val="0"/>
                 <w:sz w:val="16"/>
               </w:rPr>
-              <w:t>2.0</w:t>
+              <w:t>95.0</w:t>
             </w:r>
           </w:p>
         </w:tc>
@@ -29230,37 +30912,218 @@
         <w:tc>
           <w:tcPr>
             <w:tcW w:type="dxa" w:w="397"/>
-            <w:shd w:fill="FFB3B3" w:val="clear"/>
-          </w:tcPr>
-          <w:p>
-            <w:r>
-              <w:rPr>
-                <w:b w:val="0"/>
-                <w:sz w:val="16"/>
-              </w:rPr>
-              <w:t>9</w:t>
-            </w:r>
-          </w:p>
+            <w:shd w:fill="D9D9D9" w:val="clear"/>
+          </w:tcPr>
+          <w:p/>
         </w:tc>
         <w:tc>
           <w:tcPr>
             <w:tcW w:type="dxa" w:w="1701"/>
-            <w:shd w:fill="FFB3B3" w:val="clear"/>
-          </w:tcPr>
-          <w:p>
-            <w:r>
-              <w:rPr>
-                <w:b w:val="0"/>
-                <w:sz w:val="16"/>
-              </w:rPr>
-              <w:t>4.3-07 - Conducte apa incinta</w:t>
+            <w:shd w:fill="D9D9D9" w:val="clear"/>
+          </w:tcPr>
+          <w:p>
+            <w:r>
+              <w:rPr>
+                <w:b/>
+                <w:color w:val="000000"/>
+                <w:sz w:val="18"/>
+              </w:rPr>
+              <w:t>TOTAL DEVIZ</w:t>
+            </w:r>
+          </w:p>
+        </w:tc>
+        <w:tc>
+          <w:tcPr>
+            <w:tcW w:type="dxa" w:w="680"/>
+            <w:gridSpan w:val="4"/>
+            <w:shd w:fill="D9D9D9" w:val="clear"/>
+          </w:tcPr>
+          <w:p>
+            <w:r>
+              <w:rPr>
+                <w:b w:val="0"/>
+                <w:color w:val="000000"/>
+                <w:sz w:val="18"/>
+              </w:rPr>
+              <w:t>Ref: 13 principale</w:t>
+            </w:r>
+          </w:p>
+        </w:tc>
+        <w:tc>
+          <w:tcPr>
+            <w:tcW w:type="dxa" w:w="680"/>
+            <w:gridSpan w:val="4"/>
+            <w:shd w:fill="D9D9D9" w:val="clear"/>
+          </w:tcPr>
+          <w:p>
+            <w:r>
+              <w:rPr>
+                <w:b w:val="0"/>
+                <w:color w:val="000000"/>
+                <w:sz w:val="18"/>
+              </w:rPr>
+              <w:t>Ofertă: 10 principale</w:t>
+            </w:r>
+            <w:r>
+              <w:rPr>
+                <w:b w:val="0"/>
+                <w:color w:val="000000"/>
+                <w:sz w:val="18"/>
+              </w:rPr>
+              <w:t xml:space="preserve">  ▼ 3 lipsă</w:t>
+            </w:r>
+          </w:p>
+        </w:tc>
+        <w:tc>
+          <w:tcPr>
+            <w:tcW w:type="dxa" w:w="3572"/>
+            <w:shd w:fill="D9D9D9" w:val="clear"/>
+          </w:tcPr>
+          <w:p/>
+        </w:tc>
+      </w:tr>
+      <w:tr>
+        <w:tc>
+          <w:tcPr>
+            <w:tcW w:type="dxa" w:w="3572"/>
+            <w:gridSpan w:val="11"/>
+            <w:shd w:fill="D9D9D9" w:val="clear"/>
+          </w:tcPr>
+          <w:p>
+            <w:r>
+              <w:rPr>
+                <w:b/>
+                <w:sz w:val="18"/>
+              </w:rPr>
+              <w:t>Capitol de lucrări 4.3-09 — Echipam Gosp apa ext  │  LIPSA: 0  │  EXTRA: 0  │  Delta: 0 ✓</w:t>
+            </w:r>
+          </w:p>
+        </w:tc>
+      </w:tr>
+      <w:tr>
+        <w:tc>
+          <w:tcPr>
+            <w:tcW w:type="dxa" w:w="397"/>
+            <w:shd w:fill="D9D9D9" w:val="clear"/>
+          </w:tcPr>
+          <w:p/>
+        </w:tc>
+        <w:tc>
+          <w:tcPr>
+            <w:tcW w:type="dxa" w:w="1701"/>
+            <w:shd w:fill="D9D9D9" w:val="clear"/>
+          </w:tcPr>
+          <w:p>
+            <w:r>
+              <w:rPr>
+                <w:b/>
+                <w:color w:val="000000"/>
+                <w:sz w:val="18"/>
+              </w:rPr>
+              <w:t>TOTAL DEVIZ</w:t>
+            </w:r>
+          </w:p>
+        </w:tc>
+        <w:tc>
+          <w:tcPr>
+            <w:tcW w:type="dxa" w:w="680"/>
+            <w:gridSpan w:val="4"/>
+            <w:shd w:fill="D9D9D9" w:val="clear"/>
+          </w:tcPr>
+          <w:p>
+            <w:r>
+              <w:rPr>
+                <w:b w:val="0"/>
+                <w:color w:val="000000"/>
+                <w:sz w:val="18"/>
+              </w:rPr>
+              <w:t>Ref: 3 principale</w:t>
+            </w:r>
+          </w:p>
+        </w:tc>
+        <w:tc>
+          <w:tcPr>
+            <w:tcW w:type="dxa" w:w="680"/>
+            <w:gridSpan w:val="4"/>
+            <w:shd w:fill="D9D9D9" w:val="clear"/>
+          </w:tcPr>
+          <w:p>
+            <w:r>
+              <w:rPr>
+                <w:b w:val="0"/>
+                <w:color w:val="000000"/>
+                <w:sz w:val="18"/>
+              </w:rPr>
+              <w:t>Ofertă: 3 principale</w:t>
+            </w:r>
+            <w:r>
+              <w:rPr>
+                <w:b w:val="0"/>
+                <w:color w:val="000000"/>
+                <w:sz w:val="18"/>
+              </w:rPr>
+              <w:t xml:space="preserve">  ✓</w:t>
+            </w:r>
+          </w:p>
+        </w:tc>
+        <w:tc>
+          <w:tcPr>
+            <w:tcW w:type="dxa" w:w="3572"/>
+            <w:shd w:fill="D9D9D9" w:val="clear"/>
+          </w:tcPr>
+          <w:p/>
+        </w:tc>
+      </w:tr>
+      <w:tr>
+        <w:tc>
+          <w:tcPr>
+            <w:tcW w:type="dxa" w:w="3572"/>
+            <w:gridSpan w:val="11"/>
+            <w:shd w:fill="D9D9D9" w:val="clear"/>
+          </w:tcPr>
+          <w:p>
+            <w:r>
+              <w:rPr>
+                <w:b/>
+                <w:sz w:val="18"/>
+              </w:rPr>
+              <w:t>Capitol de lucrări 4.3-04 — Camin vane 1 b 1,9x1,9x1,5m  │  LIPSA: 0  │  EXTRA: 3  │  Delta: +3</w:t>
+            </w:r>
+          </w:p>
+        </w:tc>
+      </w:tr>
+      <w:tr>
+        <w:tc>
+          <w:tcPr>
+            <w:tcW w:type="dxa" w:w="397"/>
+          </w:tcPr>
+          <w:p>
+            <w:r>
+              <w:rPr>
+                <w:b w:val="0"/>
+                <w:sz w:val="16"/>
+              </w:rPr>
+              <w:t>1</w:t>
+            </w:r>
+          </w:p>
+        </w:tc>
+        <w:tc>
+          <w:tcPr>
+            <w:tcW w:type="dxa" w:w="1701"/>
+          </w:tcPr>
+          <w:p>
+            <w:r>
+              <w:rPr>
+                <w:b w:val="0"/>
+                <w:sz w:val="16"/>
+              </w:rPr>
+              <w:t>4.3-04 - Camin vane 1 b 1,9x1,9x1,5m</w:t>
             </w:r>
           </w:p>
         </w:tc>
         <w:tc>
           <w:tcPr>
             <w:tcW w:type="dxa" w:w="850"/>
-            <w:shd w:fill="FFB3B3" w:val="clear"/>
           </w:tcPr>
           <w:p>
             <w:r>
@@ -29269,7 +31132,7 @@
                 <w:sz w:val="16"/>
                 <w:u w:val="single"/>
               </w:rPr>
-              <w:t>SA14H</w:t>
+              <w:t>CB03D</w:t>
             </w:r>
           </w:p>
           <w:p>
@@ -29281,132 +31144,56 @@
                 <w:b w:val="0"/>
                 <w:sz w:val="16"/>
               </w:rPr>
-              <w:t>$8815765</w:t>
+              <w:t>$2904054</w:t>
             </w:r>
           </w:p>
         </w:tc>
         <w:tc>
           <w:tcPr>
             <w:tcW w:type="dxa" w:w="1984"/>
-            <w:shd w:fill="FFB3B3" w:val="clear"/>
-          </w:tcPr>
-          <w:p>
-            <w:r>
-              <w:rPr>
-                <w:b w:val="0"/>
-                <w:sz w:val="16"/>
-              </w:rPr>
-              <w:t>cot pehd apa/gaz pe100 sdr11 injectat 90grd d 5...</w:t>
+          </w:tcPr>
+          <w:p>
+            <w:r>
+              <w:rPr>
+                <w:b w:val="0"/>
+                <w:sz w:val="16"/>
+              </w:rPr>
+              <w:t>-dulapi molid-brad cl a tiv.g=28-58mml=4-6 mm l...</w:t>
             </w:r>
           </w:p>
         </w:tc>
         <w:tc>
           <w:tcPr>
             <w:tcW w:type="dxa" w:w="454"/>
-            <w:shd w:fill="FFB3B3" w:val="clear"/>
-          </w:tcPr>
-          <w:p>
-            <w:r>
-              <w:rPr>
-                <w:b w:val="0"/>
-                <w:sz w:val="16"/>
-              </w:rPr>
-              <w:t>buc</w:t>
+          </w:tcPr>
+          <w:p>
+            <w:r>
+              <w:rPr>
+                <w:b w:val="0"/>
+                <w:color w:val="CC0000"/>
+                <w:sz w:val="16"/>
+              </w:rPr>
+              <w:t>mp</w:t>
             </w:r>
           </w:p>
         </w:tc>
         <w:tc>
           <w:tcPr>
             <w:tcW w:type="dxa" w:w="680"/>
-            <w:shd w:fill="FFB3B3" w:val="clear"/>
-          </w:tcPr>
-          <w:p>
-            <w:r>
-              <w:rPr>
-                <w:b w:val="0"/>
-                <w:sz w:val="16"/>
-              </w:rPr>
-              <w:t>5.0</w:t>
+          </w:tcPr>
+          <w:p>
+            <w:r>
+              <w:rPr>
+                <w:b w:val="0"/>
+                <w:sz w:val="16"/>
+              </w:rPr>
+              <w:t>37.5</w:t>
             </w:r>
           </w:p>
         </w:tc>
         <w:tc>
           <w:tcPr>
             <w:tcW w:type="dxa" w:w="850"/>
-            <w:shd w:fill="FFB3B3" w:val="clear"/>
-          </w:tcPr>
-          <w:p/>
-        </w:tc>
-        <w:tc>
-          <w:tcPr>
-            <w:tcW w:type="dxa" w:w="1984"/>
-            <w:shd w:fill="FFB3B3" w:val="clear"/>
-          </w:tcPr>
-          <w:p/>
-        </w:tc>
-        <w:tc>
-          <w:tcPr>
-            <w:tcW w:type="dxa" w:w="454"/>
-            <w:shd w:fill="FFB3B3" w:val="clear"/>
-          </w:tcPr>
-          <w:p/>
-        </w:tc>
-        <w:tc>
-          <w:tcPr>
-            <w:tcW w:type="dxa" w:w="680"/>
-            <w:shd w:fill="FFB3B3" w:val="clear"/>
-          </w:tcPr>
-          <w:p/>
-        </w:tc>
-        <w:tc>
-          <w:tcPr>
-            <w:tcW w:type="dxa" w:w="3572"/>
-            <w:shd w:fill="FFB3B3" w:val="clear"/>
-          </w:tcPr>
-          <w:p>
-            <w:r>
-              <w:rPr>
-                <w:b w:val="0"/>
-                <w:color w:val="CC0000"/>
-                <w:sz w:val="16"/>
-              </w:rPr>
-              <w:t>Articol lipsă din ofertă</w:t>
-            </w:r>
-          </w:p>
-        </w:tc>
-      </w:tr>
-      <w:tr>
-        <w:tc>
-          <w:tcPr>
-            <w:tcW w:type="dxa" w:w="397"/>
-          </w:tcPr>
-          <w:p>
-            <w:r>
-              <w:rPr>
-                <w:b w:val="0"/>
-                <w:sz w:val="16"/>
-              </w:rPr>
-              <w:t>12</w:t>
-            </w:r>
-          </w:p>
-        </w:tc>
-        <w:tc>
-          <w:tcPr>
-            <w:tcW w:type="dxa" w:w="1701"/>
-          </w:tcPr>
-          <w:p>
-            <w:r>
-              <w:rPr>
-                <w:b w:val="0"/>
-                <w:sz w:val="16"/>
-              </w:rPr>
-              <w:t>4.3-07 - Conducte apa incinta</w:t>
-            </w:r>
-          </w:p>
-        </w:tc>
-        <w:tc>
-          <w:tcPr>
-            <w:tcW w:type="dxa" w:w="850"/>
           </w:tcPr>
           <w:p>
             <w:r>
@@ -29415,7 +31202,7 @@
                 <w:sz w:val="16"/>
                 <w:u w:val="single"/>
               </w:rPr>
-              <w:t>ACA20C1</w:t>
+              <w:t>CB03D</w:t>
             </w:r>
           </w:p>
           <w:p>
@@ -29427,7 +31214,7 @@
                 <w:b w:val="0"/>
                 <w:sz w:val="16"/>
               </w:rPr>
-              <w:t>$6719446</w:t>
+              <w:t>$2904054</w:t>
             </w:r>
           </w:p>
         </w:tc>
@@ -29441,7 +31228,7 @@
                 <w:b w:val="0"/>
                 <w:sz w:val="16"/>
               </w:rPr>
-              <w:t>dop prot capat teava polietilena, (pehd) d= 75mm</w:t>
+              <w:t>dulap molid-brad cl a tiv g = 28- 58mml = 4-6 m...</w:t>
             </w:r>
           </w:p>
         </w:tc>
@@ -29453,9 +31240,10 @@
             <w:r>
               <w:rPr>
                 <w:b w:val="0"/>
-                <w:sz w:val="16"/>
-              </w:rPr>
-              <w:t>buc</w:t>
+                <w:color w:val="CC0000"/>
+                <w:sz w:val="16"/>
+              </w:rPr>
+              <w:t>mc</w:t>
             </w:r>
           </w:p>
         </w:tc>
@@ -29467,16 +31255,138 @@
             <w:r>
               <w:rPr>
                 <w:b w:val="0"/>
+                <w:sz w:val="16"/>
+              </w:rPr>
+              <w:t>0.03</w:t>
+            </w:r>
+          </w:p>
+        </w:tc>
+        <w:tc>
+          <w:tcPr>
+            <w:tcW w:type="dxa" w:w="3572"/>
+          </w:tcPr>
+          <w:p>
+            <w:r>
+              <w:rPr>
+                <w:b w:val="0"/>
                 <w:color w:val="CC0000"/>
                 <w:sz w:val="16"/>
               </w:rPr>
-              <w:t>2.0</w:t>
+              <w:t>Unitate de măsură diferită: referință mp, ofertat mc</w:t>
+            </w:r>
+          </w:p>
+        </w:tc>
+      </w:tr>
+      <w:tr>
+        <w:tc>
+          <w:tcPr>
+            <w:tcW w:type="dxa" w:w="3572"/>
+            <w:gridSpan w:val="11"/>
+            <w:shd w:fill="FFFF99" w:val="clear"/>
+          </w:tcPr>
+          <w:p>
+            <w:r>
+              <w:rPr>
+                <w:b w:val="0"/>
+                <w:i/>
+                <w:sz w:val="16"/>
+              </w:rPr>
+              <w:t>▸ Articole extra în ofertă — verificare manuală recomandată</w:t>
+            </w:r>
+          </w:p>
+        </w:tc>
+      </w:tr>
+      <w:tr>
+        <w:tc>
+          <w:tcPr>
+            <w:tcW w:type="dxa" w:w="397"/>
+            <w:shd w:fill="FFFF99" w:val="clear"/>
+          </w:tcPr>
+          <w:p>
+            <w:r>
+              <w:rPr>
+                <w:b w:val="0"/>
+                <w:sz w:val="16"/>
+              </w:rPr>
+              <w:t>173</w:t>
+            </w:r>
+          </w:p>
+        </w:tc>
+        <w:tc>
+          <w:tcPr>
+            <w:tcW w:type="dxa" w:w="1701"/>
+            <w:shd w:fill="FFFF99" w:val="clear"/>
+          </w:tcPr>
+          <w:p>
+            <w:r>
+              <w:rPr>
+                <w:b w:val="0"/>
+                <w:sz w:val="16"/>
+              </w:rPr>
+              <w:t>4.3-04 - Camin vane 1 b 1,9x1,9x1,5m</w:t>
             </w:r>
           </w:p>
         </w:tc>
         <w:tc>
           <w:tcPr>
             <w:tcW w:type="dxa" w:w="850"/>
+            <w:shd w:fill="FFFF99" w:val="clear"/>
+          </w:tcPr>
+          <w:p>
+            <w:r>
+              <w:rPr>
+                <w:b w:val="0"/>
+                <w:sz w:val="16"/>
+              </w:rPr>
+            </w:r>
+          </w:p>
+        </w:tc>
+        <w:tc>
+          <w:tcPr>
+            <w:tcW w:type="dxa" w:w="1984"/>
+            <w:shd w:fill="FFFF99" w:val="clear"/>
+          </w:tcPr>
+          <w:p>
+            <w:r>
+              <w:rPr>
+                <w:b w:val="0"/>
+                <w:sz w:val="16"/>
+              </w:rPr>
+            </w:r>
+          </w:p>
+        </w:tc>
+        <w:tc>
+          <w:tcPr>
+            <w:tcW w:type="dxa" w:w="454"/>
+            <w:shd w:fill="FFFF99" w:val="clear"/>
+          </w:tcPr>
+          <w:p>
+            <w:r>
+              <w:rPr>
+                <w:b w:val="0"/>
+                <w:sz w:val="16"/>
+              </w:rPr>
+            </w:r>
+          </w:p>
+        </w:tc>
+        <w:tc>
+          <w:tcPr>
+            <w:tcW w:type="dxa" w:w="680"/>
+            <w:shd w:fill="FFFF99" w:val="clear"/>
+          </w:tcPr>
+          <w:p>
+            <w:r>
+              <w:rPr>
+                <w:b w:val="0"/>
+                <w:sz w:val="16"/>
+              </w:rPr>
+            </w:r>
+          </w:p>
+        </w:tc>
+        <w:tc>
+          <w:tcPr>
+            <w:tcW w:type="dxa" w:w="850"/>
+            <w:shd w:fill="FFFF99" w:val="clear"/>
           </w:tcPr>
           <w:p>
             <w:r>
@@ -29485,7 +31395,7 @@
                 <w:sz w:val="16"/>
                 <w:u w:val="single"/>
               </w:rPr>
-              <w:t>ACA20C1</w:t>
+              <w:t>IZF05C1</w:t>
             </w:r>
           </w:p>
           <w:p>
@@ -29497,41 +31407,59 @@
                 <w:b w:val="0"/>
                 <w:sz w:val="16"/>
               </w:rPr>
-              <w:t>$6719446</w:t>
+              <w:t>$2601535</w:t>
             </w:r>
           </w:p>
         </w:tc>
         <w:tc>
           <w:tcPr>
             <w:tcW w:type="dxa" w:w="1984"/>
-          </w:tcPr>
-          <w:p>
-            <w:r>
-              <w:rPr>
-                <w:b w:val="0"/>
-                <w:sz w:val="16"/>
-              </w:rPr>
-              <w:t>dop prot capat teava pehd pentru electrofuz d e...</w:t>
+            <w:shd w:fill="FFFF99" w:val="clear"/>
+          </w:tcPr>
+          <w:p>
+            <w:r>
+              <w:rPr>
+                <w:b w:val="0"/>
+                <w:sz w:val="16"/>
+              </w:rPr>
+              <w:t>carton bitumat fara strat acop (blanc) ci300 10...</w:t>
             </w:r>
           </w:p>
         </w:tc>
         <w:tc>
           <w:tcPr>
             <w:tcW w:type="dxa" w:w="454"/>
-          </w:tcPr>
-          <w:p>
-            <w:r>
-              <w:rPr>
-                <w:b w:val="0"/>
-                <w:sz w:val="16"/>
-              </w:rPr>
-              <w:t>buc</w:t>
+            <w:shd w:fill="FFFF99" w:val="clear"/>
+          </w:tcPr>
+          <w:p>
+            <w:r>
+              <w:rPr>
+                <w:b w:val="0"/>
+                <w:sz w:val="16"/>
+              </w:rPr>
+              <w:t>mp</w:t>
             </w:r>
           </w:p>
         </w:tc>
         <w:tc>
           <w:tcPr>
             <w:tcW w:type="dxa" w:w="680"/>
+            <w:shd w:fill="FFFF99" w:val="clear"/>
+          </w:tcPr>
+          <w:p>
+            <w:r>
+              <w:rPr>
+                <w:b w:val="0"/>
+                <w:sz w:val="16"/>
+              </w:rPr>
+              <w:t>29.28</w:t>
+            </w:r>
+          </w:p>
+        </w:tc>
+        <w:tc>
+          <w:tcPr>
+            <w:tcW w:type="dxa" w:w="3572"/>
+            <w:shd w:fill="FFFF99" w:val="clear"/>
           </w:tcPr>
           <w:p>
             <w:r>
@@ -29540,22 +31468,7 @@
                 <w:color w:val="CC0000"/>
                 <w:sz w:val="16"/>
               </w:rPr>
-              <w:t>1.73</w:t>
-            </w:r>
-          </w:p>
-        </w:tc>
-        <w:tc>
-          <w:tcPr>
-            <w:tcW w:type="dxa" w:w="3572"/>
-          </w:tcPr>
-          <w:p>
-            <w:r>
-              <w:rPr>
-                <w:b w:val="0"/>
-                <w:color w:val="CC0000"/>
-                <w:sz w:val="16"/>
-              </w:rPr>
-              <w:t>Cantitate diferită: referință 2.0 buc, ofertat 1.73 buc</w:t>
+              <w:t>Articol suplimentar în ofertă (nu există în referință)</w:t>
             </w:r>
           </w:p>
         </w:tc>
@@ -29564,34 +31477,93 @@
         <w:tc>
           <w:tcPr>
             <w:tcW w:type="dxa" w:w="397"/>
-          </w:tcPr>
-          <w:p>
-            <w:r>
-              <w:rPr>
-                <w:b w:val="0"/>
-                <w:sz w:val="16"/>
-              </w:rPr>
-              <w:t>13</w:t>
+            <w:shd w:fill="FFFF99" w:val="clear"/>
+          </w:tcPr>
+          <w:p>
+            <w:r>
+              <w:rPr>
+                <w:b w:val="0"/>
+                <w:sz w:val="16"/>
+              </w:rPr>
+              <w:t>174</w:t>
             </w:r>
           </w:p>
         </w:tc>
         <w:tc>
           <w:tcPr>
             <w:tcW w:type="dxa" w:w="1701"/>
-          </w:tcPr>
-          <w:p>
-            <w:r>
-              <w:rPr>
-                <w:b w:val="0"/>
-                <w:sz w:val="16"/>
-              </w:rPr>
-              <w:t>4.3-07 - Conducte apa incinta</w:t>
+            <w:shd w:fill="FFFF99" w:val="clear"/>
+          </w:tcPr>
+          <w:p>
+            <w:r>
+              <w:rPr>
+                <w:b w:val="0"/>
+                <w:sz w:val="16"/>
+              </w:rPr>
+              <w:t>4.3-04 - Camin vane 1 b 1,9x1,9x1,5m</w:t>
             </w:r>
           </w:p>
         </w:tc>
         <w:tc>
           <w:tcPr>
             <w:tcW w:type="dxa" w:w="850"/>
+            <w:shd w:fill="FFFF99" w:val="clear"/>
+          </w:tcPr>
+          <w:p>
+            <w:r>
+              <w:rPr>
+                <w:b w:val="0"/>
+                <w:sz w:val="16"/>
+              </w:rPr>
+            </w:r>
+          </w:p>
+        </w:tc>
+        <w:tc>
+          <w:tcPr>
+            <w:tcW w:type="dxa" w:w="1984"/>
+            <w:shd w:fill="FFFF99" w:val="clear"/>
+          </w:tcPr>
+          <w:p>
+            <w:r>
+              <w:rPr>
+                <w:b w:val="0"/>
+                <w:sz w:val="16"/>
+              </w:rPr>
+            </w:r>
+          </w:p>
+        </w:tc>
+        <w:tc>
+          <w:tcPr>
+            <w:tcW w:type="dxa" w:w="454"/>
+            <w:shd w:fill="FFFF99" w:val="clear"/>
+          </w:tcPr>
+          <w:p>
+            <w:r>
+              <w:rPr>
+                <w:b w:val="0"/>
+                <w:sz w:val="16"/>
+              </w:rPr>
+            </w:r>
+          </w:p>
+        </w:tc>
+        <w:tc>
+          <w:tcPr>
+            <w:tcW w:type="dxa" w:w="680"/>
+            <w:shd w:fill="FFFF99" w:val="clear"/>
+          </w:tcPr>
+          <w:p>
+            <w:r>
+              <w:rPr>
+                <w:b w:val="0"/>
+                <w:sz w:val="16"/>
+              </w:rPr>
+            </w:r>
+          </w:p>
+        </w:tc>
+        <w:tc>
+          <w:tcPr>
+            <w:tcW w:type="dxa" w:w="850"/>
+            <w:shd w:fill="FFFF99" w:val="clear"/>
           </w:tcPr>
           <w:p>
             <w:r>
@@ -29600,7 +31572,7 @@
                 <w:sz w:val="16"/>
                 <w:u w:val="single"/>
               </w:rPr>
-              <w:t>CE26A</w:t>
+              <w:t>CB03D</w:t>
             </w:r>
           </w:p>
           <w:p>
@@ -29612,41 +31584,59 @@
                 <w:b w:val="0"/>
                 <w:sz w:val="16"/>
               </w:rPr>
-              <w:t>$6719444</w:t>
+              <w:t>$2900981</w:t>
             </w:r>
           </w:p>
         </w:tc>
         <w:tc>
           <w:tcPr>
             <w:tcW w:type="dxa" w:w="1984"/>
-          </w:tcPr>
-          <w:p>
-            <w:r>
-              <w:rPr>
-                <w:b w:val="0"/>
-                <w:sz w:val="16"/>
-              </w:rPr>
-              <w:t>dop prot capat teava polietilena, (pehd) d= 50mm</w:t>
+            <w:shd w:fill="FFFF99" w:val="clear"/>
+          </w:tcPr>
+          <w:p>
+            <w:r>
+              <w:rPr>
+                <w:b w:val="0"/>
+                <w:sz w:val="16"/>
+              </w:rPr>
+              <w:t>lemn rot ptr piloti din ras.l = 10-12m</w:t>
             </w:r>
           </w:p>
         </w:tc>
         <w:tc>
           <w:tcPr>
             <w:tcW w:type="dxa" w:w="454"/>
-          </w:tcPr>
-          <w:p>
-            <w:r>
-              <w:rPr>
-                <w:b w:val="0"/>
-                <w:sz w:val="16"/>
-              </w:rPr>
-              <w:t>buc</w:t>
+            <w:shd w:fill="FFFF99" w:val="clear"/>
+          </w:tcPr>
+          <w:p>
+            <w:r>
+              <w:rPr>
+                <w:b w:val="0"/>
+                <w:sz w:val="16"/>
+              </w:rPr>
+              <w:t>mc</w:t>
             </w:r>
           </w:p>
         </w:tc>
         <w:tc>
           <w:tcPr>
             <w:tcW w:type="dxa" w:w="680"/>
+            <w:shd w:fill="FFFF99" w:val="clear"/>
+          </w:tcPr>
+          <w:p>
+            <w:r>
+              <w:rPr>
+                <w:b w:val="0"/>
+                <w:sz w:val="16"/>
+              </w:rPr>
+              <w:t>0.05</w:t>
+            </w:r>
+          </w:p>
+        </w:tc>
+        <w:tc>
+          <w:tcPr>
+            <w:tcW w:type="dxa" w:w="3572"/>
+            <w:shd w:fill="FFFF99" w:val="clear"/>
           </w:tcPr>
           <w:p>
             <w:r>
@@ -29655,13 +31645,102 @@
                 <w:color w:val="CC0000"/>
                 <w:sz w:val="16"/>
               </w:rPr>
-              <w:t>2.0</w:t>
+              <w:t>Articol suplimentar în ofertă (nu există în referință)</w:t>
+            </w:r>
+          </w:p>
+        </w:tc>
+      </w:tr>
+      <w:tr>
+        <w:tc>
+          <w:tcPr>
+            <w:tcW w:type="dxa" w:w="397"/>
+            <w:shd w:fill="FFFF99" w:val="clear"/>
+          </w:tcPr>
+          <w:p>
+            <w:r>
+              <w:rPr>
+                <w:b w:val="0"/>
+                <w:sz w:val="16"/>
+              </w:rPr>
+              <w:t>175</w:t>
+            </w:r>
+          </w:p>
+        </w:tc>
+        <w:tc>
+          <w:tcPr>
+            <w:tcW w:type="dxa" w:w="1701"/>
+            <w:shd w:fill="FFFF99" w:val="clear"/>
+          </w:tcPr>
+          <w:p>
+            <w:r>
+              <w:rPr>
+                <w:b w:val="0"/>
+                <w:sz w:val="16"/>
+              </w:rPr>
+              <w:t>4.3-04 - Camin vane 1 b 1,9x1,9x1,5m</w:t>
             </w:r>
           </w:p>
         </w:tc>
         <w:tc>
           <w:tcPr>
             <w:tcW w:type="dxa" w:w="850"/>
+            <w:shd w:fill="FFFF99" w:val="clear"/>
+          </w:tcPr>
+          <w:p>
+            <w:r>
+              <w:rPr>
+                <w:b w:val="0"/>
+                <w:sz w:val="16"/>
+              </w:rPr>
+            </w:r>
+          </w:p>
+        </w:tc>
+        <w:tc>
+          <w:tcPr>
+            <w:tcW w:type="dxa" w:w="1984"/>
+            <w:shd w:fill="FFFF99" w:val="clear"/>
+          </w:tcPr>
+          <w:p>
+            <w:r>
+              <w:rPr>
+                <w:b w:val="0"/>
+                <w:sz w:val="16"/>
+              </w:rPr>
+            </w:r>
+          </w:p>
+        </w:tc>
+        <w:tc>
+          <w:tcPr>
+            <w:tcW w:type="dxa" w:w="454"/>
+            <w:shd w:fill="FFFF99" w:val="clear"/>
+          </w:tcPr>
+          <w:p>
+            <w:r>
+              <w:rPr>
+                <w:b w:val="0"/>
+                <w:sz w:val="16"/>
+              </w:rPr>
+            </w:r>
+          </w:p>
+        </w:tc>
+        <w:tc>
+          <w:tcPr>
+            <w:tcW w:type="dxa" w:w="680"/>
+            <w:shd w:fill="FFFF99" w:val="clear"/>
+          </w:tcPr>
+          <w:p>
+            <w:r>
+              <w:rPr>
+                <w:b w:val="0"/>
+                <w:sz w:val="16"/>
+              </w:rPr>
+            </w:r>
+          </w:p>
+        </w:tc>
+        <w:tc>
+          <w:tcPr>
+            <w:tcW w:type="dxa" w:w="850"/>
+            <w:shd w:fill="FFFF99" w:val="clear"/>
           </w:tcPr>
           <w:p>
             <w:r>
@@ -29670,7 +31749,7 @@
                 <w:sz w:val="16"/>
                 <w:u w:val="single"/>
               </w:rPr>
-              <w:t>CE26A</w:t>
+              <w:t>IZF01A</w:t>
             </w:r>
           </w:p>
           <w:p>
@@ -29682,279 +31761,7 @@
                 <w:b w:val="0"/>
                 <w:sz w:val="16"/>
               </w:rPr>
-              <w:t>$6719444</w:t>
-            </w:r>
-          </w:p>
-        </w:tc>
-        <w:tc>
-          <w:tcPr>
-            <w:tcW w:type="dxa" w:w="1984"/>
-          </w:tcPr>
-          <w:p>
-            <w:r>
-              <w:rPr>
-                <w:b w:val="0"/>
-                <w:sz w:val="16"/>
-              </w:rPr>
-              <w:t>dop prot capat teava pehd pentru electrofuz d e...</w:t>
-            </w:r>
-          </w:p>
-        </w:tc>
-        <w:tc>
-          <w:tcPr>
-            <w:tcW w:type="dxa" w:w="454"/>
-          </w:tcPr>
-          <w:p>
-            <w:r>
-              <w:rPr>
-                <w:b w:val="0"/>
-                <w:sz w:val="16"/>
-              </w:rPr>
-              <w:t>buc</w:t>
-            </w:r>
-          </w:p>
-        </w:tc>
-        <w:tc>
-          <w:tcPr>
-            <w:tcW w:type="dxa" w:w="680"/>
-          </w:tcPr>
-          <w:p>
-            <w:r>
-              <w:rPr>
-                <w:b w:val="0"/>
-                <w:color w:val="CC0000"/>
-                <w:sz w:val="16"/>
-              </w:rPr>
-              <w:t>1.73</w:t>
-            </w:r>
-          </w:p>
-        </w:tc>
-        <w:tc>
-          <w:tcPr>
-            <w:tcW w:type="dxa" w:w="3572"/>
-          </w:tcPr>
-          <w:p>
-            <w:r>
-              <w:rPr>
-                <w:b w:val="0"/>
-                <w:color w:val="CC0000"/>
-                <w:sz w:val="16"/>
-              </w:rPr>
-              <w:t>Cantitate diferită: referință 2.0 buc, ofertat 1.73 buc</w:t>
-            </w:r>
-          </w:p>
-        </w:tc>
-      </w:tr>
-      <w:tr>
-        <w:tc>
-          <w:tcPr>
-            <w:tcW w:type="dxa" w:w="397"/>
-            <w:shd w:fill="FFB3B3" w:val="clear"/>
-          </w:tcPr>
-          <w:p>
-            <w:r>
-              <w:rPr>
-                <w:b w:val="0"/>
-                <w:sz w:val="16"/>
-              </w:rPr>
-              <w:t>15</w:t>
-            </w:r>
-          </w:p>
-        </w:tc>
-        <w:tc>
-          <w:tcPr>
-            <w:tcW w:type="dxa" w:w="1701"/>
-            <w:shd w:fill="FFB3B3" w:val="clear"/>
-          </w:tcPr>
-          <w:p>
-            <w:r>
-              <w:rPr>
-                <w:b w:val="0"/>
-                <w:sz w:val="16"/>
-              </w:rPr>
-              <w:t>4.3-07 - Conducte apa incinta</w:t>
-            </w:r>
-          </w:p>
-        </w:tc>
-        <w:tc>
-          <w:tcPr>
-            <w:tcW w:type="dxa" w:w="850"/>
-            <w:shd w:fill="FFB3B3" w:val="clear"/>
-          </w:tcPr>
-          <w:p>
-            <w:r>
-              <w:rPr>
-                <w:b w:val="0"/>
-                <w:sz w:val="16"/>
-                <w:u w:val="single"/>
-              </w:rPr>
-              <w:t>TCA14V1</w:t>
-            </w:r>
-          </w:p>
-          <w:p>
-            <w:pPr>
-              <w:ind w:left="280"/>
-            </w:pPr>
-            <w:r>
-              <w:rPr>
-                <w:b w:val="0"/>
-                <w:sz w:val="16"/>
-              </w:rPr>
-              <w:t>$8811743</w:t>
-            </w:r>
-          </w:p>
-        </w:tc>
-        <w:tc>
-          <w:tcPr>
-            <w:tcW w:type="dxa" w:w="1984"/>
-            <w:shd w:fill="FFB3B3" w:val="clear"/>
-          </w:tcPr>
-          <w:p>
-            <w:r>
-              <w:rPr>
-                <w:b w:val="0"/>
-                <w:sz w:val="16"/>
-              </w:rPr>
-              <w:t>banda avertizare apa 11,5cm x 0,17mm</w:t>
-            </w:r>
-          </w:p>
-        </w:tc>
-        <w:tc>
-          <w:tcPr>
-            <w:tcW w:type="dxa" w:w="454"/>
-            <w:shd w:fill="FFB3B3" w:val="clear"/>
-          </w:tcPr>
-          <w:p>
-            <w:r>
-              <w:rPr>
-                <w:b w:val="0"/>
-                <w:sz w:val="16"/>
-              </w:rPr>
-              <w:t>m</w:t>
-            </w:r>
-          </w:p>
-        </w:tc>
-        <w:tc>
-          <w:tcPr>
-            <w:tcW w:type="dxa" w:w="680"/>
-            <w:shd w:fill="FFB3B3" w:val="clear"/>
-          </w:tcPr>
-          <w:p>
-            <w:r>
-              <w:rPr>
-                <w:b w:val="0"/>
-                <w:sz w:val="16"/>
-              </w:rPr>
-              <w:t>140.0</w:t>
-            </w:r>
-          </w:p>
-        </w:tc>
-        <w:tc>
-          <w:tcPr>
-            <w:tcW w:type="dxa" w:w="850"/>
-            <w:shd w:fill="FFB3B3" w:val="clear"/>
-          </w:tcPr>
-          <w:p/>
-        </w:tc>
-        <w:tc>
-          <w:tcPr>
-            <w:tcW w:type="dxa" w:w="1984"/>
-            <w:shd w:fill="FFB3B3" w:val="clear"/>
-          </w:tcPr>
-          <w:p/>
-        </w:tc>
-        <w:tc>
-          <w:tcPr>
-            <w:tcW w:type="dxa" w:w="454"/>
-            <w:shd w:fill="FFB3B3" w:val="clear"/>
-          </w:tcPr>
-          <w:p/>
-        </w:tc>
-        <w:tc>
-          <w:tcPr>
-            <w:tcW w:type="dxa" w:w="680"/>
-            <w:shd w:fill="FFB3B3" w:val="clear"/>
-          </w:tcPr>
-          <w:p/>
-        </w:tc>
-        <w:tc>
-          <w:tcPr>
-            <w:tcW w:type="dxa" w:w="3572"/>
-            <w:shd w:fill="FFB3B3" w:val="clear"/>
-          </w:tcPr>
-          <w:p>
-            <w:r>
-              <w:rPr>
-                <w:b w:val="0"/>
-                <w:color w:val="CC0000"/>
-                <w:sz w:val="16"/>
-              </w:rPr>
-              <w:t>Articol lipsă din ofertă</w:t>
-            </w:r>
-          </w:p>
-        </w:tc>
-      </w:tr>
-      <w:tr>
-        <w:tc>
-          <w:tcPr>
-            <w:tcW w:type="dxa" w:w="3572"/>
-            <w:gridSpan w:val="11"/>
-            <w:shd w:fill="FFFF99" w:val="clear"/>
-          </w:tcPr>
-          <w:p>
-            <w:r>
-              <w:rPr>
-                <w:b w:val="0"/>
-                <w:i/>
-                <w:sz w:val="16"/>
-              </w:rPr>
-              <w:t>▸ Articole extra în ofertă — verificare manuală recomandată</w:t>
-            </w:r>
-          </w:p>
-        </w:tc>
-      </w:tr>
-      <w:tr>
-        <w:tc>
-          <w:tcPr>
-            <w:tcW w:type="dxa" w:w="397"/>
-            <w:shd w:fill="FFFF99" w:val="clear"/>
-          </w:tcPr>
-          <w:p>
-            <w:r>
-              <w:rPr>
-                <w:b w:val="0"/>
-                <w:sz w:val="16"/>
-              </w:rPr>
-              <w:t>167</w:t>
-            </w:r>
-          </w:p>
-        </w:tc>
-        <w:tc>
-          <w:tcPr>
-            <w:tcW w:type="dxa" w:w="1701"/>
-            <w:shd w:fill="FFFF99" w:val="clear"/>
-          </w:tcPr>
-          <w:p>
-            <w:r>
-              <w:rPr>
-                <w:b w:val="0"/>
-                <w:sz w:val="16"/>
-              </w:rPr>
-              <w:t>4.3-07 - Conducte apa incinta</w:t>
-            </w:r>
-          </w:p>
-        </w:tc>
-        <w:tc>
-          <w:tcPr>
-            <w:tcW w:type="dxa" w:w="850"/>
-            <w:shd w:fill="FFFF99" w:val="clear"/>
-          </w:tcPr>
-          <w:p>
-            <w:r>
-              <w:rPr>
-                <w:b w:val="0"/>
-                <w:sz w:val="16"/>
-              </w:rPr>
+              <w:t>$2600050</w:t>
             </w:r>
           </w:p>
         </w:tc>
@@ -29969,6 +31776,7 @@
                 <w:b w:val="0"/>
                 <w:sz w:val="16"/>
               </w:rPr>
+              <w:t>bitum pentru mat.+lucr.hidroizolatii tip h 82/9...</w:t>
             </w:r>
           </w:p>
         </w:tc>
@@ -29983,6 +31791,7 @@
                 <w:b w:val="0"/>
                 <w:sz w:val="16"/>
               </w:rPr>
+              <w:t>tona</w:t>
             </w:r>
           </w:p>
         </w:tc>
@@ -29997,1714 +31806,7 @@
                 <w:b w:val="0"/>
                 <w:sz w:val="16"/>
               </w:rPr>
-            </w:r>
-          </w:p>
-        </w:tc>
-        <w:tc>
-          <w:tcPr>
-            <w:tcW w:type="dxa" w:w="850"/>
-            <w:shd w:fill="FFFF99" w:val="clear"/>
-          </w:tcPr>
-          <w:p>
-            <w:r>
-              <w:rPr>
-                <w:b w:val="0"/>
-                <w:sz w:val="16"/>
-                <w:u w:val="single"/>
-              </w:rPr>
-              <w:t>CE26A</w:t>
-            </w:r>
-          </w:p>
-          <w:p>
-            <w:pPr>
-              <w:ind w:left="280"/>
-            </w:pPr>
-            <w:r>
-              <w:rPr>
-                <w:b w:val="0"/>
-                <w:sz w:val="16"/>
-              </w:rPr>
-              <w:t>$6102822</w:t>
-            </w:r>
-          </w:p>
-        </w:tc>
-        <w:tc>
-          <w:tcPr>
-            <w:tcW w:type="dxa" w:w="1984"/>
-            <w:shd w:fill="FFFF99" w:val="clear"/>
-          </w:tcPr>
-          <w:p>
-            <w:r>
-              <w:rPr>
-                <w:b w:val="0"/>
-                <w:sz w:val="16"/>
-              </w:rPr>
-              <w:t>chit de etans.rost keracolor grosso</w:t>
-            </w:r>
-          </w:p>
-        </w:tc>
-        <w:tc>
-          <w:tcPr>
-            <w:tcW w:type="dxa" w:w="454"/>
-            <w:shd w:fill="FFFF99" w:val="clear"/>
-          </w:tcPr>
-          <w:p>
-            <w:r>
-              <w:rPr>
-                <w:b w:val="0"/>
-                <w:sz w:val="16"/>
-              </w:rPr>
-              <w:t>tona</w:t>
-            </w:r>
-          </w:p>
-        </w:tc>
-        <w:tc>
-          <w:tcPr>
-            <w:tcW w:type="dxa" w:w="680"/>
-            <w:shd w:fill="FFFF99" w:val="clear"/>
-          </w:tcPr>
-          <w:p>
-            <w:r>
-              <w:rPr>
-                <w:b w:val="0"/>
-                <w:sz w:val="16"/>
-              </w:rPr>
-              <w:t>0.26</w:t>
-            </w:r>
-          </w:p>
-        </w:tc>
-        <w:tc>
-          <w:tcPr>
-            <w:tcW w:type="dxa" w:w="3572"/>
-            <w:shd w:fill="FFFF99" w:val="clear"/>
-          </w:tcPr>
-          <w:p>
-            <w:r>
-              <w:rPr>
-                <w:b w:val="0"/>
-                <w:color w:val="CC0000"/>
-                <w:sz w:val="16"/>
-              </w:rPr>
-              <w:t>Articol suplimentar în ofertă (nu există în referință)</w:t>
-            </w:r>
-          </w:p>
-        </w:tc>
-      </w:tr>
-      <w:tr>
-        <w:tc>
-          <w:tcPr>
-            <w:tcW w:type="dxa" w:w="397"/>
-            <w:shd w:fill="FFFF99" w:val="clear"/>
-          </w:tcPr>
-          <w:p>
-            <w:r>
-              <w:rPr>
-                <w:b w:val="0"/>
-                <w:sz w:val="16"/>
-              </w:rPr>
-              <w:t>168</w:t>
-            </w:r>
-          </w:p>
-        </w:tc>
-        <w:tc>
-          <w:tcPr>
-            <w:tcW w:type="dxa" w:w="1701"/>
-            <w:shd w:fill="FFFF99" w:val="clear"/>
-          </w:tcPr>
-          <w:p>
-            <w:r>
-              <w:rPr>
-                <w:b w:val="0"/>
-                <w:sz w:val="16"/>
-              </w:rPr>
-              <w:t>4.3-07 - Conducte apa incinta</w:t>
-            </w:r>
-          </w:p>
-        </w:tc>
-        <w:tc>
-          <w:tcPr>
-            <w:tcW w:type="dxa" w:w="850"/>
-            <w:shd w:fill="FFFF99" w:val="clear"/>
-          </w:tcPr>
-          <w:p>
-            <w:r>
-              <w:rPr>
-                <w:b w:val="0"/>
-                <w:sz w:val="16"/>
-              </w:rPr>
-            </w:r>
-          </w:p>
-        </w:tc>
-        <w:tc>
-          <w:tcPr>
-            <w:tcW w:type="dxa" w:w="1984"/>
-            <w:shd w:fill="FFFF99" w:val="clear"/>
-          </w:tcPr>
-          <w:p>
-            <w:r>
-              <w:rPr>
-                <w:b w:val="0"/>
-                <w:sz w:val="16"/>
-              </w:rPr>
-            </w:r>
-          </w:p>
-        </w:tc>
-        <w:tc>
-          <w:tcPr>
-            <w:tcW w:type="dxa" w:w="454"/>
-            <w:shd w:fill="FFFF99" w:val="clear"/>
-          </w:tcPr>
-          <w:p>
-            <w:r>
-              <w:rPr>
-                <w:b w:val="0"/>
-                <w:sz w:val="16"/>
-              </w:rPr>
-            </w:r>
-          </w:p>
-        </w:tc>
-        <w:tc>
-          <w:tcPr>
-            <w:tcW w:type="dxa" w:w="680"/>
-            <w:shd w:fill="FFFF99" w:val="clear"/>
-          </w:tcPr>
-          <w:p>
-            <w:r>
-              <w:rPr>
-                <w:b w:val="0"/>
-                <w:sz w:val="16"/>
-              </w:rPr>
-            </w:r>
-          </w:p>
-        </w:tc>
-        <w:tc>
-          <w:tcPr>
-            <w:tcW w:type="dxa" w:w="850"/>
-            <w:shd w:fill="FFFF99" w:val="clear"/>
-          </w:tcPr>
-          <w:p>
-            <w:r>
-              <w:rPr>
-                <w:b w:val="0"/>
-                <w:sz w:val="16"/>
-                <w:u w:val="single"/>
-              </w:rPr>
-              <w:t>SA14J</w:t>
-            </w:r>
-          </w:p>
-          <w:p>
-            <w:pPr>
-              <w:ind w:left="280"/>
-            </w:pPr>
-            <w:r>
-              <w:rPr>
-                <w:b w:val="0"/>
-                <w:sz w:val="16"/>
-              </w:rPr>
-              <w:t>$6717077</w:t>
-            </w:r>
-          </w:p>
-        </w:tc>
-        <w:tc>
-          <w:tcPr>
-            <w:tcW w:type="dxa" w:w="1984"/>
-            <w:shd w:fill="FFFF99" w:val="clear"/>
-          </w:tcPr>
-          <w:p>
-            <w:r>
-              <w:rPr>
-                <w:b w:val="0"/>
-                <w:sz w:val="16"/>
-              </w:rPr>
-              <w:t>teava poliet inalta dens pe 100,pn 10 diam ext ...</w:t>
-            </w:r>
-          </w:p>
-        </w:tc>
-        <w:tc>
-          <w:tcPr>
-            <w:tcW w:type="dxa" w:w="454"/>
-            <w:shd w:fill="FFFF99" w:val="clear"/>
-          </w:tcPr>
-          <w:p>
-            <w:r>
-              <w:rPr>
-                <w:b w:val="0"/>
-                <w:sz w:val="16"/>
-              </w:rPr>
-              <w:t>m</w:t>
-            </w:r>
-          </w:p>
-        </w:tc>
-        <w:tc>
-          <w:tcPr>
-            <w:tcW w:type="dxa" w:w="680"/>
-            <w:shd w:fill="FFFF99" w:val="clear"/>
-          </w:tcPr>
-          <w:p>
-            <w:r>
-              <w:rPr>
-                <w:b w:val="0"/>
-                <w:sz w:val="16"/>
-              </w:rPr>
-              <w:t>1.76</w:t>
-            </w:r>
-          </w:p>
-        </w:tc>
-        <w:tc>
-          <w:tcPr>
-            <w:tcW w:type="dxa" w:w="3572"/>
-            <w:shd w:fill="FFFF99" w:val="clear"/>
-          </w:tcPr>
-          <w:p>
-            <w:r>
-              <w:rPr>
-                <w:b w:val="0"/>
-                <w:color w:val="CC0000"/>
-                <w:sz w:val="16"/>
-              </w:rPr>
-              <w:t>Articol suplimentar în ofertă (nu există în referință)</w:t>
-            </w:r>
-          </w:p>
-        </w:tc>
-      </w:tr>
-      <w:tr>
-        <w:tc>
-          <w:tcPr>
-            <w:tcW w:type="dxa" w:w="397"/>
-            <w:shd w:fill="D9D9D9" w:val="clear"/>
-          </w:tcPr>
-          <w:p/>
-        </w:tc>
-        <w:tc>
-          <w:tcPr>
-            <w:tcW w:type="dxa" w:w="1701"/>
-            <w:shd w:fill="D9D9D9" w:val="clear"/>
-          </w:tcPr>
-          <w:p>
-            <w:r>
-              <w:rPr>
-                <w:b/>
-                <w:color w:val="000000"/>
-                <w:sz w:val="18"/>
-              </w:rPr>
-              <w:t>TOTAL DEVIZ</w:t>
-            </w:r>
-          </w:p>
-        </w:tc>
-        <w:tc>
-          <w:tcPr>
-            <w:tcW w:type="dxa" w:w="680"/>
-            <w:gridSpan w:val="4"/>
-            <w:shd w:fill="D9D9D9" w:val="clear"/>
-          </w:tcPr>
-          <w:p>
-            <w:r>
-              <w:rPr>
-                <w:b w:val="0"/>
-                <w:color w:val="000000"/>
-                <w:sz w:val="18"/>
-              </w:rPr>
-              <w:t>Ref: 22 principale</w:t>
-            </w:r>
-          </w:p>
-        </w:tc>
-        <w:tc>
-          <w:tcPr>
-            <w:tcW w:type="dxa" w:w="680"/>
-            <w:gridSpan w:val="4"/>
-            <w:shd w:fill="D9D9D9" w:val="clear"/>
-          </w:tcPr>
-          <w:p>
-            <w:r>
-              <w:rPr>
-                <w:b w:val="0"/>
-                <w:color w:val="000000"/>
-                <w:sz w:val="18"/>
-              </w:rPr>
-              <w:t>Ofertă: 19 principale</w:t>
-            </w:r>
-            <w:r>
-              <w:rPr>
-                <w:b w:val="0"/>
-                <w:color w:val="000000"/>
-                <w:sz w:val="18"/>
-              </w:rPr>
-              <w:t xml:space="preserve">  ▼ 3 lipsă</w:t>
-            </w:r>
-          </w:p>
-        </w:tc>
-        <w:tc>
-          <w:tcPr>
-            <w:tcW w:type="dxa" w:w="3572"/>
-            <w:shd w:fill="D9D9D9" w:val="clear"/>
-          </w:tcPr>
-          <w:p/>
-        </w:tc>
-      </w:tr>
-      <w:tr>
-        <w:tc>
-          <w:tcPr>
-            <w:tcW w:type="dxa" w:w="3572"/>
-            <w:gridSpan w:val="11"/>
-            <w:shd w:fill="D9D9D9" w:val="clear"/>
-          </w:tcPr>
-          <w:p>
-            <w:r>
-              <w:rPr>
-                <w:b/>
-                <w:sz w:val="18"/>
-              </w:rPr>
-              <w:t>Capitol de lucrări 4.3-08 — Conducte canal incinta  │  LIPSA: 3  │  EXTRA: 0  │  Delta: -3</w:t>
-            </w:r>
-          </w:p>
-        </w:tc>
-      </w:tr>
-      <w:tr>
-        <w:tc>
-          <w:tcPr>
-            <w:tcW w:type="dxa" w:w="397"/>
-            <w:shd w:fill="FFB3B3" w:val="clear"/>
-          </w:tcPr>
-          <w:p>
-            <w:r>
-              <w:rPr>
-                <w:b w:val="0"/>
-                <w:sz w:val="16"/>
-              </w:rPr>
-              <w:t>1</w:t>
-            </w:r>
-          </w:p>
-        </w:tc>
-        <w:tc>
-          <w:tcPr>
-            <w:tcW w:type="dxa" w:w="1701"/>
-            <w:shd w:fill="FFB3B3" w:val="clear"/>
-          </w:tcPr>
-          <w:p>
-            <w:r>
-              <w:rPr>
-                <w:b w:val="0"/>
-                <w:sz w:val="16"/>
-              </w:rPr>
-              <w:t>4.3-08 - Conducte canal incinta</w:t>
-            </w:r>
-          </w:p>
-        </w:tc>
-        <w:tc>
-          <w:tcPr>
-            <w:tcW w:type="dxa" w:w="850"/>
-            <w:shd w:fill="FFB3B3" w:val="clear"/>
-          </w:tcPr>
-          <w:p>
-            <w:r>
-              <w:rPr>
-                <w:b w:val="0"/>
-                <w:sz w:val="16"/>
-                <w:u w:val="single"/>
-              </w:rPr>
-              <w:t>00605A6</w:t>
-            </w:r>
-          </w:p>
-          <w:p>
-            <w:pPr>
-              <w:ind w:left="280"/>
-            </w:pPr>
-            <w:r>
-              <w:rPr>
-                <w:b w:val="0"/>
-                <w:sz w:val="16"/>
-              </w:rPr>
-              <w:t>$8813810</w:t>
-            </w:r>
-          </w:p>
-        </w:tc>
-        <w:tc>
-          <w:tcPr>
-            <w:tcW w:type="dxa" w:w="1984"/>
-            <w:shd w:fill="FFB3B3" w:val="clear"/>
-          </w:tcPr>
-          <w:p>
-            <w:r>
-              <w:rPr>
-                <w:b w:val="0"/>
-                <w:sz w:val="16"/>
-              </w:rPr>
-              <w:t>-teava canal pvc cu mufa sn4 d=110x3, 0mm l=6m</w:t>
-            </w:r>
-          </w:p>
-        </w:tc>
-        <w:tc>
-          <w:tcPr>
-            <w:tcW w:type="dxa" w:w="454"/>
-            <w:shd w:fill="FFB3B3" w:val="clear"/>
-          </w:tcPr>
-          <w:p>
-            <w:r>
-              <w:rPr>
-                <w:b w:val="0"/>
-                <w:sz w:val="16"/>
-              </w:rPr>
-              <w:t>buc</w:t>
-            </w:r>
-          </w:p>
-        </w:tc>
-        <w:tc>
-          <w:tcPr>
-            <w:tcW w:type="dxa" w:w="680"/>
-            <w:shd w:fill="FFB3B3" w:val="clear"/>
-          </w:tcPr>
-          <w:p>
-            <w:r>
-              <w:rPr>
-                <w:b w:val="0"/>
-                <w:sz w:val="16"/>
-              </w:rPr>
-              <w:t>11.0</w:t>
-            </w:r>
-          </w:p>
-        </w:tc>
-        <w:tc>
-          <w:tcPr>
-            <w:tcW w:type="dxa" w:w="850"/>
-            <w:shd w:fill="FFB3B3" w:val="clear"/>
-          </w:tcPr>
-          <w:p/>
-        </w:tc>
-        <w:tc>
-          <w:tcPr>
-            <w:tcW w:type="dxa" w:w="1984"/>
-            <w:shd w:fill="FFB3B3" w:val="clear"/>
-          </w:tcPr>
-          <w:p/>
-        </w:tc>
-        <w:tc>
-          <w:tcPr>
-            <w:tcW w:type="dxa" w:w="454"/>
-            <w:shd w:fill="FFB3B3" w:val="clear"/>
-          </w:tcPr>
-          <w:p/>
-        </w:tc>
-        <w:tc>
-          <w:tcPr>
-            <w:tcW w:type="dxa" w:w="680"/>
-            <w:shd w:fill="FFB3B3" w:val="clear"/>
-          </w:tcPr>
-          <w:p/>
-        </w:tc>
-        <w:tc>
-          <w:tcPr>
-            <w:tcW w:type="dxa" w:w="3572"/>
-            <w:shd w:fill="FFB3B3" w:val="clear"/>
-          </w:tcPr>
-          <w:p>
-            <w:r>
-              <w:rPr>
-                <w:b w:val="0"/>
-                <w:color w:val="CC0000"/>
-                <w:sz w:val="16"/>
-              </w:rPr>
-              <w:t>Articol lipsă din ofertă</w:t>
-            </w:r>
-          </w:p>
-        </w:tc>
-      </w:tr>
-      <w:tr>
-        <w:tc>
-          <w:tcPr>
-            <w:tcW w:type="dxa" w:w="397"/>
-            <w:shd w:fill="FFB3B3" w:val="clear"/>
-          </w:tcPr>
-          <w:p>
-            <w:r>
-              <w:rPr>
-                <w:b w:val="0"/>
-                <w:sz w:val="16"/>
-              </w:rPr>
-              <w:t>2</w:t>
-            </w:r>
-          </w:p>
-        </w:tc>
-        <w:tc>
-          <w:tcPr>
-            <w:tcW w:type="dxa" w:w="1701"/>
-            <w:shd w:fill="FFB3B3" w:val="clear"/>
-          </w:tcPr>
-          <w:p>
-            <w:r>
-              <w:rPr>
-                <w:b w:val="0"/>
-                <w:sz w:val="16"/>
-              </w:rPr>
-              <w:t>4.3-08 - Conducte canal incinta</w:t>
-            </w:r>
-          </w:p>
-        </w:tc>
-        <w:tc>
-          <w:tcPr>
-            <w:tcW w:type="dxa" w:w="850"/>
-            <w:shd w:fill="FFB3B3" w:val="clear"/>
-          </w:tcPr>
-          <w:p>
-            <w:r>
-              <w:rPr>
-                <w:b w:val="0"/>
-                <w:sz w:val="16"/>
-                <w:u w:val="single"/>
-              </w:rPr>
-              <w:t>00605C6</w:t>
-            </w:r>
-          </w:p>
-          <w:p>
-            <w:pPr>
-              <w:ind w:left="280"/>
-            </w:pPr>
-            <w:r>
-              <w:rPr>
-                <w:b w:val="0"/>
-                <w:sz w:val="16"/>
-              </w:rPr>
-              <w:t>$8813815</w:t>
-            </w:r>
-          </w:p>
-        </w:tc>
-        <w:tc>
-          <w:tcPr>
-            <w:tcW w:type="dxa" w:w="1984"/>
-            <w:shd w:fill="FFB3B3" w:val="clear"/>
-          </w:tcPr>
-          <w:p>
-            <w:r>
-              <w:rPr>
-                <w:b w:val="0"/>
-                <w:sz w:val="16"/>
-              </w:rPr>
-              <w:t>-teava canal pvc cu mufa sn4 d=160x4, 0mm l=6m</w:t>
-            </w:r>
-          </w:p>
-        </w:tc>
-        <w:tc>
-          <w:tcPr>
-            <w:tcW w:type="dxa" w:w="454"/>
-            <w:shd w:fill="FFB3B3" w:val="clear"/>
-          </w:tcPr>
-          <w:p>
-            <w:r>
-              <w:rPr>
-                <w:b w:val="0"/>
-                <w:sz w:val="16"/>
-              </w:rPr>
-              <w:t>buc</w:t>
-            </w:r>
-          </w:p>
-        </w:tc>
-        <w:tc>
-          <w:tcPr>
-            <w:tcW w:type="dxa" w:w="680"/>
-            <w:shd w:fill="FFB3B3" w:val="clear"/>
-          </w:tcPr>
-          <w:p>
-            <w:r>
-              <w:rPr>
-                <w:b w:val="0"/>
-                <w:sz w:val="16"/>
-              </w:rPr>
-              <w:t>5.0</w:t>
-            </w:r>
-          </w:p>
-        </w:tc>
-        <w:tc>
-          <w:tcPr>
-            <w:tcW w:type="dxa" w:w="850"/>
-            <w:shd w:fill="FFB3B3" w:val="clear"/>
-          </w:tcPr>
-          <w:p/>
-        </w:tc>
-        <w:tc>
-          <w:tcPr>
-            <w:tcW w:type="dxa" w:w="1984"/>
-            <w:shd w:fill="FFB3B3" w:val="clear"/>
-          </w:tcPr>
-          <w:p/>
-        </w:tc>
-        <w:tc>
-          <w:tcPr>
-            <w:tcW w:type="dxa" w:w="454"/>
-            <w:shd w:fill="FFB3B3" w:val="clear"/>
-          </w:tcPr>
-          <w:p/>
-        </w:tc>
-        <w:tc>
-          <w:tcPr>
-            <w:tcW w:type="dxa" w:w="680"/>
-            <w:shd w:fill="FFB3B3" w:val="clear"/>
-          </w:tcPr>
-          <w:p/>
-        </w:tc>
-        <w:tc>
-          <w:tcPr>
-            <w:tcW w:type="dxa" w:w="3572"/>
-            <w:shd w:fill="FFB3B3" w:val="clear"/>
-          </w:tcPr>
-          <w:p>
-            <w:r>
-              <w:rPr>
-                <w:b w:val="0"/>
-                <w:color w:val="CC0000"/>
-                <w:sz w:val="16"/>
-              </w:rPr>
-              <w:t>Articol lipsă din ofertă</w:t>
-            </w:r>
-          </w:p>
-        </w:tc>
-      </w:tr>
-      <w:tr>
-        <w:tc>
-          <w:tcPr>
-            <w:tcW w:type="dxa" w:w="397"/>
-            <w:shd w:fill="FFB3B3" w:val="clear"/>
-          </w:tcPr>
-          <w:p>
-            <w:r>
-              <w:rPr>
-                <w:b w:val="0"/>
-                <w:sz w:val="16"/>
-              </w:rPr>
-              <w:t>7</w:t>
-            </w:r>
-          </w:p>
-        </w:tc>
-        <w:tc>
-          <w:tcPr>
-            <w:tcW w:type="dxa" w:w="1701"/>
-            <w:shd w:fill="FFB3B3" w:val="clear"/>
-          </w:tcPr>
-          <w:p>
-            <w:r>
-              <w:rPr>
-                <w:b w:val="0"/>
-                <w:sz w:val="16"/>
-              </w:rPr>
-              <w:t>4.3-08 - Conducte canal incinta</w:t>
-            </w:r>
-          </w:p>
-        </w:tc>
-        <w:tc>
-          <w:tcPr>
-            <w:tcW w:type="dxa" w:w="850"/>
-            <w:shd w:fill="FFB3B3" w:val="clear"/>
-          </w:tcPr>
-          <w:p>
-            <w:r>
-              <w:rPr>
-                <w:b w:val="0"/>
-                <w:sz w:val="16"/>
-                <w:u w:val="single"/>
-              </w:rPr>
-              <w:t>TCA14V1</w:t>
-            </w:r>
-          </w:p>
-          <w:p>
-            <w:pPr>
-              <w:ind w:left="280"/>
-            </w:pPr>
-            <w:r>
-              <w:rPr>
-                <w:b w:val="0"/>
-                <w:sz w:val="16"/>
-              </w:rPr>
-              <w:t>$8814249</w:t>
-            </w:r>
-          </w:p>
-        </w:tc>
-        <w:tc>
-          <w:tcPr>
-            <w:tcW w:type="dxa" w:w="1984"/>
-            <w:shd w:fill="FFB3B3" w:val="clear"/>
-          </w:tcPr>
-          <w:p>
-            <w:r>
-              <w:rPr>
-                <w:b w:val="0"/>
-                <w:sz w:val="16"/>
-              </w:rPr>
-              <w:t>banda avertizare canal 11,5cm x 0,17mm</w:t>
-            </w:r>
-          </w:p>
-        </w:tc>
-        <w:tc>
-          <w:tcPr>
-            <w:tcW w:type="dxa" w:w="454"/>
-            <w:shd w:fill="FFB3B3" w:val="clear"/>
-          </w:tcPr>
-          <w:p>
-            <w:r>
-              <w:rPr>
-                <w:b w:val="0"/>
-                <w:sz w:val="16"/>
-              </w:rPr>
-              <w:t>m</w:t>
-            </w:r>
-          </w:p>
-        </w:tc>
-        <w:tc>
-          <w:tcPr>
-            <w:tcW w:type="dxa" w:w="680"/>
-            <w:shd w:fill="FFB3B3" w:val="clear"/>
-          </w:tcPr>
-          <w:p>
-            <w:r>
-              <w:rPr>
-                <w:b w:val="0"/>
-                <w:sz w:val="16"/>
-              </w:rPr>
-              <w:t>95.0</w:t>
-            </w:r>
-          </w:p>
-        </w:tc>
-        <w:tc>
-          <w:tcPr>
-            <w:tcW w:type="dxa" w:w="850"/>
-            <w:shd w:fill="FFB3B3" w:val="clear"/>
-          </w:tcPr>
-          <w:p/>
-        </w:tc>
-        <w:tc>
-          <w:tcPr>
-            <w:tcW w:type="dxa" w:w="1984"/>
-            <w:shd w:fill="FFB3B3" w:val="clear"/>
-          </w:tcPr>
-          <w:p/>
-        </w:tc>
-        <w:tc>
-          <w:tcPr>
-            <w:tcW w:type="dxa" w:w="454"/>
-            <w:shd w:fill="FFB3B3" w:val="clear"/>
-          </w:tcPr>
-          <w:p/>
-        </w:tc>
-        <w:tc>
-          <w:tcPr>
-            <w:tcW w:type="dxa" w:w="680"/>
-            <w:shd w:fill="FFB3B3" w:val="clear"/>
-          </w:tcPr>
-          <w:p/>
-        </w:tc>
-        <w:tc>
-          <w:tcPr>
-            <w:tcW w:type="dxa" w:w="3572"/>
-            <w:shd w:fill="FFB3B3" w:val="clear"/>
-          </w:tcPr>
-          <w:p>
-            <w:r>
-              <w:rPr>
-                <w:b w:val="0"/>
-                <w:color w:val="CC0000"/>
-                <w:sz w:val="16"/>
-              </w:rPr>
-              <w:t>Articol lipsă din ofertă</w:t>
-            </w:r>
-          </w:p>
-        </w:tc>
-      </w:tr>
-      <w:tr>
-        <w:tc>
-          <w:tcPr>
-            <w:tcW w:type="dxa" w:w="397"/>
-            <w:shd w:fill="D9D9D9" w:val="clear"/>
-          </w:tcPr>
-          <w:p/>
-        </w:tc>
-        <w:tc>
-          <w:tcPr>
-            <w:tcW w:type="dxa" w:w="1701"/>
-            <w:shd w:fill="D9D9D9" w:val="clear"/>
-          </w:tcPr>
-          <w:p>
-            <w:r>
-              <w:rPr>
-                <w:b/>
-                <w:color w:val="000000"/>
-                <w:sz w:val="18"/>
-              </w:rPr>
-              <w:t>TOTAL DEVIZ</w:t>
-            </w:r>
-          </w:p>
-        </w:tc>
-        <w:tc>
-          <w:tcPr>
-            <w:tcW w:type="dxa" w:w="680"/>
-            <w:gridSpan w:val="4"/>
-            <w:shd w:fill="D9D9D9" w:val="clear"/>
-          </w:tcPr>
-          <w:p>
-            <w:r>
-              <w:rPr>
-                <w:b w:val="0"/>
-                <w:color w:val="000000"/>
-                <w:sz w:val="18"/>
-              </w:rPr>
-              <w:t>Ref: 13 principale</w:t>
-            </w:r>
-          </w:p>
-        </w:tc>
-        <w:tc>
-          <w:tcPr>
-            <w:tcW w:type="dxa" w:w="680"/>
-            <w:gridSpan w:val="4"/>
-            <w:shd w:fill="D9D9D9" w:val="clear"/>
-          </w:tcPr>
-          <w:p>
-            <w:r>
-              <w:rPr>
-                <w:b w:val="0"/>
-                <w:color w:val="000000"/>
-                <w:sz w:val="18"/>
-              </w:rPr>
-              <w:t>Ofertă: 10 principale</w:t>
-            </w:r>
-            <w:r>
-              <w:rPr>
-                <w:b w:val="0"/>
-                <w:color w:val="000000"/>
-                <w:sz w:val="18"/>
-              </w:rPr>
-              <w:t xml:space="preserve">  ▼ 3 lipsă</w:t>
-            </w:r>
-          </w:p>
-        </w:tc>
-        <w:tc>
-          <w:tcPr>
-            <w:tcW w:type="dxa" w:w="3572"/>
-            <w:shd w:fill="D9D9D9" w:val="clear"/>
-          </w:tcPr>
-          <w:p/>
-        </w:tc>
-      </w:tr>
-      <w:tr>
-        <w:tc>
-          <w:tcPr>
-            <w:tcW w:type="dxa" w:w="3572"/>
-            <w:gridSpan w:val="11"/>
-            <w:shd w:fill="D9D9D9" w:val="clear"/>
-          </w:tcPr>
-          <w:p>
-            <w:r>
-              <w:rPr>
-                <w:b/>
-                <w:sz w:val="18"/>
-              </w:rPr>
-              <w:t>Capitol de lucrări 4.3-09 — Echipam Gosp apa ext  │  LIPSA: 0  │  EXTRA: 0  │  Delta: 0 ✓</w:t>
-            </w:r>
-          </w:p>
-        </w:tc>
-      </w:tr>
-      <w:tr>
-        <w:tc>
-          <w:tcPr>
-            <w:tcW w:type="dxa" w:w="397"/>
-            <w:shd w:fill="D9D9D9" w:val="clear"/>
-          </w:tcPr>
-          <w:p/>
-        </w:tc>
-        <w:tc>
-          <w:tcPr>
-            <w:tcW w:type="dxa" w:w="1701"/>
-            <w:shd w:fill="D9D9D9" w:val="clear"/>
-          </w:tcPr>
-          <w:p>
-            <w:r>
-              <w:rPr>
-                <w:b/>
-                <w:color w:val="000000"/>
-                <w:sz w:val="18"/>
-              </w:rPr>
-              <w:t>TOTAL DEVIZ</w:t>
-            </w:r>
-          </w:p>
-        </w:tc>
-        <w:tc>
-          <w:tcPr>
-            <w:tcW w:type="dxa" w:w="680"/>
-            <w:gridSpan w:val="4"/>
-            <w:shd w:fill="D9D9D9" w:val="clear"/>
-          </w:tcPr>
-          <w:p>
-            <w:r>
-              <w:rPr>
-                <w:b w:val="0"/>
-                <w:color w:val="000000"/>
-                <w:sz w:val="18"/>
-              </w:rPr>
-              <w:t>Ref: 3 principale</w:t>
-            </w:r>
-          </w:p>
-        </w:tc>
-        <w:tc>
-          <w:tcPr>
-            <w:tcW w:type="dxa" w:w="680"/>
-            <w:gridSpan w:val="4"/>
-            <w:shd w:fill="D9D9D9" w:val="clear"/>
-          </w:tcPr>
-          <w:p>
-            <w:r>
-              <w:rPr>
-                <w:b w:val="0"/>
-                <w:color w:val="000000"/>
-                <w:sz w:val="18"/>
-              </w:rPr>
-              <w:t>Ofertă: 3 principale</w:t>
-            </w:r>
-            <w:r>
-              <w:rPr>
-                <w:b w:val="0"/>
-                <w:color w:val="000000"/>
-                <w:sz w:val="18"/>
-              </w:rPr>
-              <w:t xml:space="preserve">  ✓</w:t>
-            </w:r>
-          </w:p>
-        </w:tc>
-        <w:tc>
-          <w:tcPr>
-            <w:tcW w:type="dxa" w:w="3572"/>
-            <w:shd w:fill="D9D9D9" w:val="clear"/>
-          </w:tcPr>
-          <w:p/>
-        </w:tc>
-      </w:tr>
-      <w:tr>
-        <w:tc>
-          <w:tcPr>
-            <w:tcW w:type="dxa" w:w="3572"/>
-            <w:gridSpan w:val="11"/>
-            <w:shd w:fill="D9D9D9" w:val="clear"/>
-          </w:tcPr>
-          <w:p>
-            <w:r>
-              <w:rPr>
-                <w:b/>
-                <w:sz w:val="18"/>
-              </w:rPr>
-              <w:t>Capitol de lucrări 4.3-04 — Camin vane 1 b 1,9x1,9x1,5m  │  LIPSA: 0  │  EXTRA: 3  │  Delta: +3</w:t>
-            </w:r>
-          </w:p>
-        </w:tc>
-      </w:tr>
-      <w:tr>
-        <w:tc>
-          <w:tcPr>
-            <w:tcW w:type="dxa" w:w="397"/>
-          </w:tcPr>
-          <w:p>
-            <w:r>
-              <w:rPr>
-                <w:b w:val="0"/>
-                <w:sz w:val="16"/>
-              </w:rPr>
-              <w:t>1</w:t>
-            </w:r>
-          </w:p>
-        </w:tc>
-        <w:tc>
-          <w:tcPr>
-            <w:tcW w:type="dxa" w:w="1701"/>
-          </w:tcPr>
-          <w:p>
-            <w:r>
-              <w:rPr>
-                <w:b w:val="0"/>
-                <w:sz w:val="16"/>
-              </w:rPr>
-              <w:t>4.3-04 - Camin vane 1 b 1,9x1,9x1,5m</w:t>
-            </w:r>
-          </w:p>
-        </w:tc>
-        <w:tc>
-          <w:tcPr>
-            <w:tcW w:type="dxa" w:w="850"/>
-          </w:tcPr>
-          <w:p>
-            <w:r>
-              <w:rPr>
-                <w:b w:val="0"/>
-                <w:sz w:val="16"/>
-                <w:u w:val="single"/>
-              </w:rPr>
-              <w:t>CB03D</w:t>
-            </w:r>
-          </w:p>
-          <w:p>
-            <w:pPr>
-              <w:ind w:left="280"/>
-            </w:pPr>
-            <w:r>
-              <w:rPr>
-                <w:b w:val="0"/>
-                <w:sz w:val="16"/>
-              </w:rPr>
-              <w:t>$2904054</w:t>
-            </w:r>
-          </w:p>
-        </w:tc>
-        <w:tc>
-          <w:tcPr>
-            <w:tcW w:type="dxa" w:w="1984"/>
-          </w:tcPr>
-          <w:p>
-            <w:r>
-              <w:rPr>
-                <w:b w:val="0"/>
-                <w:sz w:val="16"/>
-              </w:rPr>
-              <w:t>-dulapi molid-brad cl a tiv.g=28-58mml=4-6 mm l...</w:t>
-            </w:r>
-          </w:p>
-        </w:tc>
-        <w:tc>
-          <w:tcPr>
-            <w:tcW w:type="dxa" w:w="454"/>
-          </w:tcPr>
-          <w:p>
-            <w:r>
-              <w:rPr>
-                <w:b w:val="0"/>
-                <w:color w:val="CC0000"/>
-                <w:sz w:val="16"/>
-              </w:rPr>
-              <w:t>mp</w:t>
-            </w:r>
-          </w:p>
-        </w:tc>
-        <w:tc>
-          <w:tcPr>
-            <w:tcW w:type="dxa" w:w="680"/>
-          </w:tcPr>
-          <w:p>
-            <w:r>
-              <w:rPr>
-                <w:b w:val="0"/>
-                <w:sz w:val="16"/>
-              </w:rPr>
-              <w:t>37.5</w:t>
-            </w:r>
-          </w:p>
-        </w:tc>
-        <w:tc>
-          <w:tcPr>
-            <w:tcW w:type="dxa" w:w="850"/>
-          </w:tcPr>
-          <w:p>
-            <w:r>
-              <w:rPr>
-                <w:b w:val="0"/>
-                <w:sz w:val="16"/>
-                <w:u w:val="single"/>
-              </w:rPr>
-              <w:t>CB03D</w:t>
-            </w:r>
-          </w:p>
-          <w:p>
-            <w:pPr>
-              <w:ind w:left="280"/>
-            </w:pPr>
-            <w:r>
-              <w:rPr>
-                <w:b w:val="0"/>
-                <w:sz w:val="16"/>
-              </w:rPr>
-              <w:t>$2904054</w:t>
-            </w:r>
-          </w:p>
-        </w:tc>
-        <w:tc>
-          <w:tcPr>
-            <w:tcW w:type="dxa" w:w="1984"/>
-          </w:tcPr>
-          <w:p>
-            <w:r>
-              <w:rPr>
-                <w:b w:val="0"/>
-                <w:sz w:val="16"/>
-              </w:rPr>
-              <w:t>dulap molid-brad cl a tiv g = 28- 58mml = 4-6 m...</w:t>
-            </w:r>
-          </w:p>
-        </w:tc>
-        <w:tc>
-          <w:tcPr>
-            <w:tcW w:type="dxa" w:w="454"/>
-          </w:tcPr>
-          <w:p>
-            <w:r>
-              <w:rPr>
-                <w:b w:val="0"/>
-                <w:color w:val="CC0000"/>
-                <w:sz w:val="16"/>
-              </w:rPr>
-              <w:t>mc</w:t>
-            </w:r>
-          </w:p>
-        </w:tc>
-        <w:tc>
-          <w:tcPr>
-            <w:tcW w:type="dxa" w:w="680"/>
-          </w:tcPr>
-          <w:p>
-            <w:r>
-              <w:rPr>
-                <w:b w:val="0"/>
-                <w:sz w:val="16"/>
-              </w:rPr>
-              <w:t>0.03</w:t>
-            </w:r>
-          </w:p>
-        </w:tc>
-        <w:tc>
-          <w:tcPr>
-            <w:tcW w:type="dxa" w:w="3572"/>
-          </w:tcPr>
-          <w:p>
-            <w:r>
-              <w:rPr>
-                <w:b w:val="0"/>
-                <w:color w:val="CC0000"/>
-                <w:sz w:val="16"/>
-              </w:rPr>
-              <w:t>Unitate de măsură diferită: referință mp, ofertat mc</w:t>
-            </w:r>
-          </w:p>
-        </w:tc>
-      </w:tr>
-      <w:tr>
-        <w:tc>
-          <w:tcPr>
-            <w:tcW w:type="dxa" w:w="3572"/>
-            <w:gridSpan w:val="11"/>
-            <w:shd w:fill="FFFF99" w:val="clear"/>
-          </w:tcPr>
-          <w:p>
-            <w:r>
-              <w:rPr>
-                <w:b w:val="0"/>
-                <w:i/>
-                <w:sz w:val="16"/>
-              </w:rPr>
-              <w:t>▸ Articole extra în ofertă — verificare manuală recomandată</w:t>
-            </w:r>
-          </w:p>
-        </w:tc>
-      </w:tr>
-      <w:tr>
-        <w:tc>
-          <w:tcPr>
-            <w:tcW w:type="dxa" w:w="397"/>
-            <w:shd w:fill="FFFF99" w:val="clear"/>
-          </w:tcPr>
-          <w:p>
-            <w:r>
-              <w:rPr>
-                <w:b w:val="0"/>
-                <w:sz w:val="16"/>
-              </w:rPr>
-              <w:t>173</w:t>
-            </w:r>
-          </w:p>
-        </w:tc>
-        <w:tc>
-          <w:tcPr>
-            <w:tcW w:type="dxa" w:w="1701"/>
-            <w:shd w:fill="FFFF99" w:val="clear"/>
-          </w:tcPr>
-          <w:p>
-            <w:r>
-              <w:rPr>
-                <w:b w:val="0"/>
-                <w:sz w:val="16"/>
-              </w:rPr>
-              <w:t>4.3-04 - Camin vane 1 b 1,9x1,9x1,5m</w:t>
-            </w:r>
-          </w:p>
-        </w:tc>
-        <w:tc>
-          <w:tcPr>
-            <w:tcW w:type="dxa" w:w="850"/>
-            <w:shd w:fill="FFFF99" w:val="clear"/>
-          </w:tcPr>
-          <w:p>
-            <w:r>
-              <w:rPr>
-                <w:b w:val="0"/>
-                <w:sz w:val="16"/>
-              </w:rPr>
-            </w:r>
-          </w:p>
-        </w:tc>
-        <w:tc>
-          <w:tcPr>
-            <w:tcW w:type="dxa" w:w="1984"/>
-            <w:shd w:fill="FFFF99" w:val="clear"/>
-          </w:tcPr>
-          <w:p>
-            <w:r>
-              <w:rPr>
-                <w:b w:val="0"/>
-                <w:sz w:val="16"/>
-              </w:rPr>
-            </w:r>
-          </w:p>
-        </w:tc>
-        <w:tc>
-          <w:tcPr>
-            <w:tcW w:type="dxa" w:w="454"/>
-            <w:shd w:fill="FFFF99" w:val="clear"/>
-          </w:tcPr>
-          <w:p>
-            <w:r>
-              <w:rPr>
-                <w:b w:val="0"/>
-                <w:sz w:val="16"/>
-              </w:rPr>
-            </w:r>
-          </w:p>
-        </w:tc>
-        <w:tc>
-          <w:tcPr>
-            <w:tcW w:type="dxa" w:w="680"/>
-            <w:shd w:fill="FFFF99" w:val="clear"/>
-          </w:tcPr>
-          <w:p>
-            <w:r>
-              <w:rPr>
-                <w:b w:val="0"/>
-                <w:sz w:val="16"/>
-              </w:rPr>
-            </w:r>
-          </w:p>
-        </w:tc>
-        <w:tc>
-          <w:tcPr>
-            <w:tcW w:type="dxa" w:w="850"/>
-            <w:shd w:fill="FFFF99" w:val="clear"/>
-          </w:tcPr>
-          <w:p>
-            <w:r>
-              <w:rPr>
-                <w:b w:val="0"/>
-                <w:sz w:val="16"/>
-                <w:u w:val="single"/>
-              </w:rPr>
-              <w:t>IZF01A</w:t>
-            </w:r>
-          </w:p>
-          <w:p>
-            <w:pPr>
-              <w:ind w:left="280"/>
-            </w:pPr>
-            <w:r>
-              <w:rPr>
-                <w:b w:val="0"/>
-                <w:sz w:val="16"/>
-              </w:rPr>
-              <w:t>$2600050</w:t>
-            </w:r>
-          </w:p>
-        </w:tc>
-        <w:tc>
-          <w:tcPr>
-            <w:tcW w:type="dxa" w:w="1984"/>
-            <w:shd w:fill="FFFF99" w:val="clear"/>
-          </w:tcPr>
-          <w:p>
-            <w:r>
-              <w:rPr>
-                <w:b w:val="0"/>
-                <w:sz w:val="16"/>
-              </w:rPr>
-              <w:t>bitum pentru mat.+lucr.hidroizolatii tip h 82/9...</w:t>
-            </w:r>
-          </w:p>
-        </w:tc>
-        <w:tc>
-          <w:tcPr>
-            <w:tcW w:type="dxa" w:w="454"/>
-            <w:shd w:fill="FFFF99" w:val="clear"/>
-          </w:tcPr>
-          <w:p>
-            <w:r>
-              <w:rPr>
-                <w:b w:val="0"/>
-                <w:sz w:val="16"/>
-              </w:rPr>
-              <w:t>tona</w:t>
-            </w:r>
-          </w:p>
-        </w:tc>
-        <w:tc>
-          <w:tcPr>
-            <w:tcW w:type="dxa" w:w="680"/>
-            <w:shd w:fill="FFFF99" w:val="clear"/>
-          </w:tcPr>
-          <w:p>
-            <w:r>
-              <w:rPr>
-                <w:b w:val="0"/>
-                <w:sz w:val="16"/>
-              </w:rPr>
               <w:t>3.82</w:t>
-            </w:r>
-          </w:p>
-        </w:tc>
-        <w:tc>
-          <w:tcPr>
-            <w:tcW w:type="dxa" w:w="3572"/>
-            <w:shd w:fill="FFFF99" w:val="clear"/>
-          </w:tcPr>
-          <w:p>
-            <w:r>
-              <w:rPr>
-                <w:b w:val="0"/>
-                <w:color w:val="CC0000"/>
-                <w:sz w:val="16"/>
-              </w:rPr>
-              <w:t>Articol suplimentar în ofertă (nu există în referință)</w:t>
-            </w:r>
-          </w:p>
-        </w:tc>
-      </w:tr>
-      <w:tr>
-        <w:tc>
-          <w:tcPr>
-            <w:tcW w:type="dxa" w:w="397"/>
-            <w:shd w:fill="FFFF99" w:val="clear"/>
-          </w:tcPr>
-          <w:p>
-            <w:r>
-              <w:rPr>
-                <w:b w:val="0"/>
-                <w:sz w:val="16"/>
-              </w:rPr>
-              <w:t>174</w:t>
-            </w:r>
-          </w:p>
-        </w:tc>
-        <w:tc>
-          <w:tcPr>
-            <w:tcW w:type="dxa" w:w="1701"/>
-            <w:shd w:fill="FFFF99" w:val="clear"/>
-          </w:tcPr>
-          <w:p>
-            <w:r>
-              <w:rPr>
-                <w:b w:val="0"/>
-                <w:sz w:val="16"/>
-              </w:rPr>
-              <w:t>4.3-04 - Camin vane 1 b 1,9x1,9x1,5m</w:t>
-            </w:r>
-          </w:p>
-        </w:tc>
-        <w:tc>
-          <w:tcPr>
-            <w:tcW w:type="dxa" w:w="850"/>
-            <w:shd w:fill="FFFF99" w:val="clear"/>
-          </w:tcPr>
-          <w:p>
-            <w:r>
-              <w:rPr>
-                <w:b w:val="0"/>
-                <w:sz w:val="16"/>
-              </w:rPr>
-            </w:r>
-          </w:p>
-        </w:tc>
-        <w:tc>
-          <w:tcPr>
-            <w:tcW w:type="dxa" w:w="1984"/>
-            <w:shd w:fill="FFFF99" w:val="clear"/>
-          </w:tcPr>
-          <w:p>
-            <w:r>
-              <w:rPr>
-                <w:b w:val="0"/>
-                <w:sz w:val="16"/>
-              </w:rPr>
-            </w:r>
-          </w:p>
-        </w:tc>
-        <w:tc>
-          <w:tcPr>
-            <w:tcW w:type="dxa" w:w="454"/>
-            <w:shd w:fill="FFFF99" w:val="clear"/>
-          </w:tcPr>
-          <w:p>
-            <w:r>
-              <w:rPr>
-                <w:b w:val="0"/>
-                <w:sz w:val="16"/>
-              </w:rPr>
-            </w:r>
-          </w:p>
-        </w:tc>
-        <w:tc>
-          <w:tcPr>
-            <w:tcW w:type="dxa" w:w="680"/>
-            <w:shd w:fill="FFFF99" w:val="clear"/>
-          </w:tcPr>
-          <w:p>
-            <w:r>
-              <w:rPr>
-                <w:b w:val="0"/>
-                <w:sz w:val="16"/>
-              </w:rPr>
-            </w:r>
-          </w:p>
-        </w:tc>
-        <w:tc>
-          <w:tcPr>
-            <w:tcW w:type="dxa" w:w="850"/>
-            <w:shd w:fill="FFFF99" w:val="clear"/>
-          </w:tcPr>
-          <w:p>
-            <w:r>
-              <w:rPr>
-                <w:b w:val="0"/>
-                <w:sz w:val="16"/>
-                <w:u w:val="single"/>
-              </w:rPr>
-              <w:t>IZF05C1</w:t>
-            </w:r>
-          </w:p>
-          <w:p>
-            <w:pPr>
-              <w:ind w:left="280"/>
-            </w:pPr>
-            <w:r>
-              <w:rPr>
-                <w:b w:val="0"/>
-                <w:sz w:val="16"/>
-              </w:rPr>
-              <w:t>$2601535</w:t>
-            </w:r>
-          </w:p>
-        </w:tc>
-        <w:tc>
-          <w:tcPr>
-            <w:tcW w:type="dxa" w:w="1984"/>
-            <w:shd w:fill="FFFF99" w:val="clear"/>
-          </w:tcPr>
-          <w:p>
-            <w:r>
-              <w:rPr>
-                <w:b w:val="0"/>
-                <w:sz w:val="16"/>
-              </w:rPr>
-              <w:t>carton bitumat fara strat acop (blanc) ci300 10...</w:t>
-            </w:r>
-          </w:p>
-        </w:tc>
-        <w:tc>
-          <w:tcPr>
-            <w:tcW w:type="dxa" w:w="454"/>
-            <w:shd w:fill="FFFF99" w:val="clear"/>
-          </w:tcPr>
-          <w:p>
-            <w:r>
-              <w:rPr>
-                <w:b w:val="0"/>
-                <w:sz w:val="16"/>
-              </w:rPr>
-              <w:t>mp</w:t>
-            </w:r>
-          </w:p>
-        </w:tc>
-        <w:tc>
-          <w:tcPr>
-            <w:tcW w:type="dxa" w:w="680"/>
-            <w:shd w:fill="FFFF99" w:val="clear"/>
-          </w:tcPr>
-          <w:p>
-            <w:r>
-              <w:rPr>
-                <w:b w:val="0"/>
-                <w:sz w:val="16"/>
-              </w:rPr>
-              <w:t>29.28</w:t>
-            </w:r>
-          </w:p>
-        </w:tc>
-        <w:tc>
-          <w:tcPr>
-            <w:tcW w:type="dxa" w:w="3572"/>
-            <w:shd w:fill="FFFF99" w:val="clear"/>
-          </w:tcPr>
-          <w:p>
-            <w:r>
-              <w:rPr>
-                <w:b w:val="0"/>
-                <w:color w:val="CC0000"/>
-                <w:sz w:val="16"/>
-              </w:rPr>
-              <w:t>Articol suplimentar în ofertă (nu există în referință)</w:t>
-            </w:r>
-          </w:p>
-        </w:tc>
-      </w:tr>
-      <w:tr>
-        <w:tc>
-          <w:tcPr>
-            <w:tcW w:type="dxa" w:w="397"/>
-            <w:shd w:fill="FFFF99" w:val="clear"/>
-          </w:tcPr>
-          <w:p>
-            <w:r>
-              <w:rPr>
-                <w:b w:val="0"/>
-                <w:sz w:val="16"/>
-              </w:rPr>
-              <w:t>175</w:t>
-            </w:r>
-          </w:p>
-        </w:tc>
-        <w:tc>
-          <w:tcPr>
-            <w:tcW w:type="dxa" w:w="1701"/>
-            <w:shd w:fill="FFFF99" w:val="clear"/>
-          </w:tcPr>
-          <w:p>
-            <w:r>
-              <w:rPr>
-                <w:b w:val="0"/>
-                <w:sz w:val="16"/>
-              </w:rPr>
-              <w:t>4.3-04 - Camin vane 1 b 1,9x1,9x1,5m</w:t>
-            </w:r>
-          </w:p>
-        </w:tc>
-        <w:tc>
-          <w:tcPr>
-            <w:tcW w:type="dxa" w:w="850"/>
-            <w:shd w:fill="FFFF99" w:val="clear"/>
-          </w:tcPr>
-          <w:p>
-            <w:r>
-              <w:rPr>
-                <w:b w:val="0"/>
-                <w:sz w:val="16"/>
-              </w:rPr>
-            </w:r>
-          </w:p>
-        </w:tc>
-        <w:tc>
-          <w:tcPr>
-            <w:tcW w:type="dxa" w:w="1984"/>
-            <w:shd w:fill="FFFF99" w:val="clear"/>
-          </w:tcPr>
-          <w:p>
-            <w:r>
-              <w:rPr>
-                <w:b w:val="0"/>
-                <w:sz w:val="16"/>
-              </w:rPr>
-            </w:r>
-          </w:p>
-        </w:tc>
-        <w:tc>
-          <w:tcPr>
-            <w:tcW w:type="dxa" w:w="454"/>
-            <w:shd w:fill="FFFF99" w:val="clear"/>
-          </w:tcPr>
-          <w:p>
-            <w:r>
-              <w:rPr>
-                <w:b w:val="0"/>
-                <w:sz w:val="16"/>
-              </w:rPr>
-            </w:r>
-          </w:p>
-        </w:tc>
-        <w:tc>
-          <w:tcPr>
-            <w:tcW w:type="dxa" w:w="680"/>
-            <w:shd w:fill="FFFF99" w:val="clear"/>
-          </w:tcPr>
-          <w:p>
-            <w:r>
-              <w:rPr>
-                <w:b w:val="0"/>
-                <w:sz w:val="16"/>
-              </w:rPr>
-            </w:r>
-          </w:p>
-        </w:tc>
-        <w:tc>
-          <w:tcPr>
-            <w:tcW w:type="dxa" w:w="850"/>
-            <w:shd w:fill="FFFF99" w:val="clear"/>
-          </w:tcPr>
-          <w:p>
-            <w:r>
-              <w:rPr>
-                <w:b w:val="0"/>
-                <w:sz w:val="16"/>
-                <w:u w:val="single"/>
-              </w:rPr>
-              <w:t>CB03D</w:t>
-            </w:r>
-          </w:p>
-          <w:p>
-            <w:pPr>
-              <w:ind w:left="280"/>
-            </w:pPr>
-            <w:r>
-              <w:rPr>
-                <w:b w:val="0"/>
-                <w:sz w:val="16"/>
-              </w:rPr>
-              <w:t>$2900981</w:t>
-            </w:r>
-          </w:p>
-        </w:tc>
-        <w:tc>
-          <w:tcPr>
-            <w:tcW w:type="dxa" w:w="1984"/>
-            <w:shd w:fill="FFFF99" w:val="clear"/>
-          </w:tcPr>
-          <w:p>
-            <w:r>
-              <w:rPr>
-                <w:b w:val="0"/>
-                <w:sz w:val="16"/>
-              </w:rPr>
-              <w:t>lemn rot ptr piloti din ras.l = 10-12m</w:t>
-            </w:r>
-          </w:p>
-        </w:tc>
-        <w:tc>
-          <w:tcPr>
-            <w:tcW w:type="dxa" w:w="454"/>
-            <w:shd w:fill="FFFF99" w:val="clear"/>
-          </w:tcPr>
-          <w:p>
-            <w:r>
-              <w:rPr>
-                <w:b w:val="0"/>
-                <w:sz w:val="16"/>
-              </w:rPr>
-              <w:t>mc</w:t>
-            </w:r>
-          </w:p>
-        </w:tc>
-        <w:tc>
-          <w:tcPr>
-            <w:tcW w:type="dxa" w:w="680"/>
-            <w:shd w:fill="FFFF99" w:val="clear"/>
-          </w:tcPr>
-          <w:p>
-            <w:r>
-              <w:rPr>
-                <w:b w:val="0"/>
-                <w:sz w:val="16"/>
-              </w:rPr>
-              <w:t>0.05</w:t>
             </w:r>
           </w:p>
         </w:tc>
